--- a/unit-1-different-voices/lesson-02-delve-into-detail/Worksheet-02-Read-Like-a-Detective.docx
+++ b/unit-1-different-voices/lesson-02-delve-into-detail/Worksheet-02-Read-Like-a-Detective.docx
@@ -142,7 +142,7 @@
                 <w:color w:val="2B2B2B"/>
                 <w:sz w:val="21"/>
               </w:rPr>
-              <w:t>In our lesson we learned that a prologue does not just set a scene — it plants clues about the story to come. A good reader is a detective: you take a clue that is really there, add what you already know, and work out something the writer never actually wrote down. That is called an inference.</w:t>
+              <w:t>In our lesson we learned that a prologue does not just set a scene: it plants clues about the story to come. A good reader is a detective: you take a clue that is really there, add what you already know, and work out something the writer never actually wrote down. That is called an inference.</w:t>
             </w:r>
           </w:p>
           <w:p>
@@ -205,7 +205,7 @@
           <w:color w:val="7A6450"/>
           <w:sz w:val="21"/>
         </w:rPr>
-        <w:t>Read this prologue twice — once quickly, then once slowly, hunting for anything the writer has planted on purpose.</w:t>
+        <w:t>Read this prologue twice: once quickly, then once slowly, hunting for anything the writer has planted on purpose.</w:t>
       </w:r>
     </w:p>
     <w:tbl>
@@ -318,7 +318,7 @@
                 <w:color w:val="1E4664"/>
                 <w:sz w:val="22"/>
               </w:rPr>
-              <w:t>Whatever they tell you at the festival, do not dance the third dance. Promise me.  — R.</w:t>
+              <w:t>Whatever they tell you at the festival, do not dance the third dance. Promise me.  R.</w:t>
             </w:r>
           </w:p>
         </w:tc>
@@ -864,7 +864,7 @@
           <w:color w:val="2B2B2B"/>
           <w:sz w:val="22"/>
         </w:rPr>
-        <w:t>Who do you think “R.” might be? There is more than one sensible answer — give yours, with evidence.</w:t>
+        <w:t>Who do you think “R.” might be? There is more than one sensible answer. Give yours, with evidence.</w:t>
       </w:r>
     </w:p>
     <w:p>
@@ -1030,7 +1030,7 @@
           <w:color w:val="46280A"/>
           <w:sz w:val="26"/>
         </w:rPr>
-        <w:t>Mood — and the words that build it</w:t>
+        <w:t>Mood: the words that build it</w:t>
       </w:r>
     </w:p>
     <w:p>
@@ -1632,7 +1632,7 @@
           <w:color w:val="7A6450"/>
           <w:sz w:val="21"/>
         </w:rPr>
-        <w:t>Many English words are built from ancient Greek and Latin parts. Once you know the parts, you can work out words you have never seen before. Fill in the table — two examples for each.</w:t>
+        <w:t>Many English words are built from ancient Greek and Latin parts. Once you know the parts, you can work out words you have never seen before. Fill in the table, with two examples for each.</w:t>
       </w:r>
     </w:p>
     <w:tbl>
@@ -2817,7 +2817,7 @@
                 <w:color w:val="2B2B2B"/>
                 <w:sz w:val="21"/>
               </w:rPr>
-              <w:t>Part 1 — a scene, written about someone else (use “she” or “he”). Set the character, the place and the time. Two or three short paragraphs.</w:t>
+              <w:t>Part 1: a scene, written about someone else (use “she” or “he”). Set the character, the place and the time. Two or three short paragraphs.</w:t>
             </w:r>
           </w:p>
           <w:p>
@@ -2832,7 +2832,7 @@
                 <w:color w:val="2B2B2B"/>
                 <w:sz w:val="21"/>
               </w:rPr>
-              <w:t>Part 2 — a short note, written by someone else, speaking straight to the reader (use “I” and “you”). Three or four sentences, signed with a single letter.</w:t>
+              <w:t>Part 2: a short note, written by someone else, speaking straight to the reader (use “I” and “you”). Three or four sentences, signed with a single letter.</w:t>
             </w:r>
           </w:p>
           <w:p>
@@ -3160,7 +3160,7 @@
           <w:color w:val="7A6450"/>
           <w:sz w:val="20"/>
         </w:rPr>
-        <w:t xml:space="preserve">Clue 1 — I wrote: </w:t>
+        <w:t xml:space="preserve">Clue 1 · I wrote: </w:t>
       </w:r>
     </w:p>
     <w:tbl>
@@ -3272,7 +3272,7 @@
           <w:color w:val="7A6450"/>
           <w:sz w:val="20"/>
         </w:rPr>
-        <w:t xml:space="preserve">Clue 2 — I wrote: </w:t>
+        <w:t xml:space="preserve">Clue 2 · I wrote: </w:t>
       </w:r>
     </w:p>
     <w:tbl>
@@ -3384,7 +3384,7 @@
           <w:color w:val="7A6450"/>
           <w:sz w:val="20"/>
         </w:rPr>
-        <w:t xml:space="preserve">Clue 3 — I wrote: </w:t>
+        <w:t xml:space="preserve">Clue 3 · I wrote: </w:t>
       </w:r>
     </w:p>
     <w:tbl>
@@ -3521,7 +3521,7 @@
           <w:color w:val="7A6450"/>
           <w:sz w:val="21"/>
         </w:rPr>
-        <w:t>Which of your three clues are you proudest of, and why? Give this a proper answer rather than one line — explaining your own choices is how you get better at making them.</w:t>
+        <w:t>Which of your three clues are you proudest of, and why? Give this a proper answer rather than one line. Explaining your own choices is how you get better at making them.</w:t>
       </w:r>
     </w:p>
     <w:tbl>
@@ -3662,7 +3662,7 @@
                 <w:color w:val="005F65"/>
                 <w:sz w:val="21"/>
               </w:rPr>
-              <w:t>Before you hand in:  check that every answer in Task 1 has a quotation with it. An answer without evidence is only an opinion — and in Cambridge reading papers it is worth far fewer marks.</w:t>
+              <w:t>Before you hand in:  check that every answer in Task 1 has a quotation with it. An answer without evidence is only an opinion, and in Cambridge reading papers it is worth far fewer marks.</w:t>
             </w:r>
           </w:p>
         </w:tc>

--- a/unit-1-different-voices/lesson-02-delve-into-detail/Worksheet-02-Read-Like-a-Detective.docx
+++ b/unit-1-different-voices/lesson-02-delve-into-detail/Worksheet-02-Read-Like-a-Detective.docx
@@ -42,9 +42,9 @@
           <w:b/>
           <w:i w:val="0"/>
           <w:color w:val="46280A"/>
-          <w:sz w:val="38"/>
+          <w:sz w:val="34"/>
         </w:rPr>
-        <w:t>Read Like a Detective: Clues, Mood and Word Origins</w:t>
+        <w:t>Read Like a Detective: What You Remember, and Your Turn to Write</w:t>
       </w:r>
     </w:p>
     <w:p>
@@ -59,7 +59,7 @@
           <w:color w:val="7A6450"/>
           <w:sz w:val="20"/>
         </w:rPr>
-        <w:t>Unit 1: Different voices – different times  ·  Lesson 2  ·  Objectives 6Ri.14, 6Rv.04, 6Rv.02</w:t>
+        <w:t>Unit 1: Different Voices, Different Times  ·  Lesson 2  ·  Objectives 6Ri.14, 6Rv.04, 6Rv.02</w:t>
       </w:r>
     </w:p>
     <w:p>
@@ -84,7 +84,7 @@
           <w:color w:val="7A6450"/>
           <w:sz w:val="21"/>
         </w:rPr>
-        <w:t xml:space="preserve">________________________________          </w:t>
+        <w:t xml:space="preserve">______________________________          </w:t>
       </w:r>
       <w:r>
         <w:rPr>
@@ -122,12 +122,12 @@
         </w:tblBorders>
       </w:tblPr>
       <w:tblGrid>
-        <w:gridCol w:w="9792"/>
+        <w:gridCol w:w="9936"/>
       </w:tblGrid>
       <w:tr>
         <w:tc>
           <w:tcPr>
-            <w:tcW w:type="dxa" w:w="9792"/>
+            <w:tcW w:type="dxa" w:w="9936"/>
             <w:shd w:val="clear" w:fill="D7EDEC"/>
           </w:tcPr>
           <w:p>
@@ -142,7 +142,7 @@
                 <w:color w:val="2B2B2B"/>
                 <w:sz w:val="21"/>
               </w:rPr>
-              <w:t>In our lesson we learned that a prologue does not just set a scene: it plants clues about the story to come. A good reader is a detective: you take a clue that is really there, add what you already know, and work out something the writer never actually wrote down. That is called an inference.</w:t>
+              <w:t>Great detective work in our lesson. This worksheet has two parts. Part 1 checks what you remember. Part 2 is your own writing, using the describing words you came up with yourself.</w:t>
             </w:r>
           </w:p>
           <w:p>
@@ -157,7 +157,7 @@
                 <w:color w:val="005F65"/>
                 <w:sz w:val="21"/>
               </w:rPr>
-              <w:t>The golden rule, every single time: never just say what you think. Show where in the text you got it from.</w:t>
+              <w:t>The golden rule from our lesson still counts here: never just say what you think, show where you got it from.</w:t>
             </w:r>
           </w:p>
         </w:tc>
@@ -165,12 +165,12 @@
     </w:tbl>
     <w:p>
       <w:pPr>
-        <w:spacing w:after="80" w:before="0" w:line="300" w:lineRule="auto"/>
+        <w:spacing w:after="60" w:before="0" w:line="300" w:lineRule="auto"/>
       </w:pPr>
     </w:p>
     <w:p>
       <w:pPr>
-        <w:spacing w:after="80" w:before="280" w:line="300" w:lineRule="auto"/>
+        <w:spacing w:after="100" w:before="300" w:line="300" w:lineRule="auto"/>
       </w:pPr>
       <w:r>
         <w:rPr>
@@ -178,7 +178,7 @@
           <w:b/>
           <w:i w:val="0"/>
           <w:color w:val="46280A"/>
-          <w:sz w:val="26"/>
+          <w:sz w:val="28"/>
         </w:rPr>
         <w:t xml:space="preserve">1.  </w:t>
       </w:r>
@@ -188,165 +188,14 @@
           <w:b/>
           <w:i w:val="0"/>
           <w:color w:val="46280A"/>
-          <w:sz w:val="26"/>
+          <w:sz w:val="28"/>
         </w:rPr>
-        <w:t>Be the detective</w:t>
+        <w:t>Quiz: what you remember</w:t>
       </w:r>
     </w:p>
     <w:p>
       <w:pPr>
-        <w:spacing w:after="160" w:before="0" w:line="300" w:lineRule="auto"/>
-      </w:pPr>
-      <w:r>
-        <w:rPr>
-          <w:rFonts w:ascii="Calibri" w:hAnsi="Calibri"/>
-          <w:b w:val="0"/>
-          <w:i w:val="0"/>
-          <w:color w:val="7A6450"/>
-          <w:sz w:val="21"/>
-        </w:rPr>
-        <w:t>Read this prologue twice: once quickly, then once slowly, hunting for anything the writer has planted on purpose.</w:t>
-      </w:r>
-    </w:p>
-    <w:tbl>
-      <w:tblPr>
-        <w:tblW w:type="auto" w:w="0"/>
-        <w:jc w:val="left"/>
-        <w:tblLook w:firstColumn="1" w:firstRow="1" w:lastColumn="0" w:lastRow="0" w:noHBand="0" w:noVBand="1" w:val="04A0"/>
-        <w:tblBorders>
-          <w:top w:val="single" w:sz="6" w:color="EADFCD"/>
-          <w:left w:val="single" w:sz="6" w:color="EADFCD"/>
-          <w:bottom w:val="single" w:sz="6" w:color="EADFCD"/>
-          <w:right w:val="single" w:sz="6" w:color="EADFCD"/>
-          <w:insideH w:val="single" w:sz="6" w:color="EADFCD"/>
-          <w:insideV w:val="single" w:sz="6" w:color="EADFCD"/>
-        </w:tblBorders>
-      </w:tblPr>
-      <w:tblGrid>
-        <w:gridCol w:w="9792"/>
-      </w:tblGrid>
-      <w:tr>
-        <w:tc>
-          <w:tcPr>
-            <w:tcW w:type="dxa" w:w="9792"/>
-            <w:shd w:val="clear" w:fill="FFFFFF"/>
-          </w:tcPr>
-          <w:p>
-            <w:pPr>
-              <w:spacing w:after="40" w:line="312" w:lineRule="auto"/>
-            </w:pPr>
-            <w:r>
-              <w:rPr>
-                <w:rFonts w:ascii="Calibri" w:hAnsi="Calibri"/>
-                <w:b/>
-                <w:i w:val="0"/>
-                <w:color w:val="7A6450"/>
-                <w:sz w:val="18"/>
-              </w:rPr>
-              <w:t>PROLOGUE</w:t>
-            </w:r>
-          </w:p>
-          <w:p>
-            <w:pPr>
-              <w:spacing w:after="140" w:line="312" w:lineRule="auto"/>
-            </w:pPr>
-            <w:r>
-              <w:rPr>
-                <w:rFonts w:ascii="Calibri" w:hAnsi="Calibri"/>
-                <w:b w:val="0"/>
-                <w:i/>
-                <w:color w:val="7A6450"/>
-                <w:sz w:val="21"/>
-              </w:rPr>
-              <w:t>Two days before the festival.</w:t>
-            </w:r>
-          </w:p>
-          <w:p>
-            <w:pPr>
-              <w:spacing w:after="100" w:line="312" w:lineRule="auto"/>
-            </w:pPr>
-            <w:r>
-              <w:rPr>
-                <w:rFonts w:ascii="Calibri" w:hAnsi="Calibri"/>
-                <w:b w:val="0"/>
-                <w:i w:val="0"/>
-                <w:color w:val="2B2B2B"/>
-                <w:sz w:val="22"/>
-              </w:rPr>
-              <w:t>The bus dropped Lena at the bottom of the hill, and she stood for a moment with her case in one hand and her grandmother's letter in the other. She had read it eleven times on the journey and she still did not understand the last line.</w:t>
-            </w:r>
-          </w:p>
-          <w:p>
-            <w:pPr>
-              <w:spacing w:after="100" w:line="312" w:lineRule="auto"/>
-            </w:pPr>
-            <w:r>
-              <w:rPr>
-                <w:rFonts w:ascii="Calibri" w:hAnsi="Calibri"/>
-                <w:b w:val="0"/>
-                <w:i w:val="0"/>
-                <w:color w:val="2B2B2B"/>
-                <w:sz w:val="22"/>
-              </w:rPr>
-              <w:t>Above her, the village was already awake. She could hear drums being tuned, and somebody laughing, and underneath all of it the sea.</w:t>
-            </w:r>
-          </w:p>
-          <w:p>
-            <w:pPr>
-              <w:spacing w:after="100" w:line="312" w:lineRule="auto"/>
-            </w:pPr>
-            <w:r>
-              <w:rPr>
-                <w:rFonts w:ascii="Calibri" w:hAnsi="Calibri"/>
-                <w:b w:val="0"/>
-                <w:i w:val="0"/>
-                <w:color w:val="2B2B2B"/>
-                <w:sz w:val="22"/>
-              </w:rPr>
-              <w:t>She had been told never to come here. She had come anyway.</w:t>
-            </w:r>
-          </w:p>
-          <w:p>
-            <w:pPr>
-              <w:spacing w:after="0" w:line="312" w:lineRule="auto"/>
-            </w:pPr>
-            <w:r>
-              <w:rPr>
-                <w:rFonts w:ascii="Calibri" w:hAnsi="Calibri"/>
-                <w:b w:val="0"/>
-                <w:i/>
-                <w:color w:val="1E4664"/>
-                <w:sz w:val="22"/>
-              </w:rPr>
-              <w:t>Whatever they tell you at the festival, do not dance the third dance. Promise me.  R.</w:t>
-            </w:r>
-          </w:p>
-        </w:tc>
-      </w:tr>
-    </w:tbl>
-    <w:p>
-      <w:pPr>
-        <w:spacing w:after="80" w:before="0" w:line="300" w:lineRule="auto"/>
-      </w:pPr>
-    </w:p>
-    <w:p>
-      <w:pPr>
-        <w:spacing w:after="180" w:before="0" w:line="300" w:lineRule="auto"/>
-      </w:pPr>
-      <w:r>
-        <w:rPr>
-          <w:rFonts w:ascii="Calibri" w:hAnsi="Calibri"/>
-          <w:b/>
-          <w:i w:val="0"/>
-          <w:color w:val="A65F06"/>
-          <w:sz w:val="21"/>
-        </w:rPr>
-        <w:t>For each question, write your answer AND the exact words from the text that prove it.</w:t>
-      </w:r>
-    </w:p>
-    <w:p>
-      <w:pPr>
-        <w:spacing w:after="100" w:before="140" w:line="300" w:lineRule="auto"/>
+        <w:spacing w:after="80" w:before="80" w:line="300" w:lineRule="auto"/>
       </w:pPr>
       <w:r>
         <w:rPr>
@@ -366,7 +215,42 @@
           <w:color w:val="2B2B2B"/>
           <w:sz w:val="22"/>
         </w:rPr>
-        <w:t>What kind of person is Lena? Choose one word, then prove it.</w:t>
+        <w:t xml:space="preserve">  What are the two ingredients of an </w:t>
+      </w:r>
+      <w:r>
+        <w:rPr>
+          <w:rFonts w:ascii="Calibri" w:hAnsi="Calibri"/>
+          <w:b/>
+          <w:i w:val="0"/>
+          <w:color w:val="2B2B2B"/>
+          <w:sz w:val="22"/>
+        </w:rPr>
+        <w:t>inference</w:t>
+      </w:r>
+      <w:r>
+        <w:rPr>
+          <w:rFonts w:ascii="Calibri" w:hAnsi="Calibri"/>
+          <w:b w:val="0"/>
+          <w:i w:val="0"/>
+          <w:color w:val="2B2B2B"/>
+          <w:sz w:val="22"/>
+        </w:rPr>
+        <w:t>? Circle one.</w:t>
+      </w:r>
+    </w:p>
+    <w:p>
+      <w:pPr>
+        <w:spacing w:after="140" w:before="0" w:line="300" w:lineRule="auto"/>
+      </w:pPr>
+      <w:r>
+        <w:rPr>
+          <w:rFonts w:ascii="Calibri" w:hAnsi="Calibri"/>
+          <w:b/>
+          <w:i w:val="0"/>
+          <w:color w:val="005F65"/>
+          <w:sz w:val="22"/>
+        </w:rPr>
+        <w:t xml:space="preserve">        A guess and a feeling</w:t>
       </w:r>
     </w:p>
     <w:p>
@@ -378,10 +262,1019 @@
           <w:rFonts w:ascii="Calibri" w:hAnsi="Calibri"/>
           <w:b/>
           <w:i w:val="0"/>
+          <w:color w:val="005F65"/>
+          <w:sz w:val="22"/>
+        </w:rPr>
+        <w:t xml:space="preserve">        A clue from the story, plus what you already know</w:t>
+      </w:r>
+    </w:p>
+    <w:p>
+      <w:pPr>
+        <w:spacing w:after="160" w:before="0" w:line="300" w:lineRule="auto"/>
+      </w:pPr>
+      <w:r>
+        <w:rPr>
+          <w:rFonts w:ascii="Calibri" w:hAnsi="Calibri"/>
+          <w:b/>
+          <w:i w:val="0"/>
+          <w:color w:val="005F65"/>
+          <w:sz w:val="22"/>
+        </w:rPr>
+        <w:t xml:space="preserve">        A long sentence, plus a quotation</w:t>
+      </w:r>
+    </w:p>
+    <w:p>
+      <w:pPr>
+        <w:spacing w:after="80" w:before="160" w:line="300" w:lineRule="auto"/>
+      </w:pPr>
+      <w:r>
+        <w:rPr>
+          <w:rFonts w:ascii="Calibri" w:hAnsi="Calibri"/>
+          <w:b/>
+          <w:i w:val="0"/>
+          <w:color w:val="005F65"/>
+          <w:sz w:val="22"/>
+        </w:rPr>
+        <w:t xml:space="preserve">b)  </w:t>
+      </w:r>
+      <w:r>
+        <w:rPr>
+          <w:rFonts w:ascii="Calibri" w:hAnsi="Calibri"/>
+          <w:b w:val="0"/>
+          <w:i w:val="0"/>
+          <w:color w:val="2B2B2B"/>
+          <w:sz w:val="22"/>
+        </w:rPr>
+        <w:t xml:space="preserve">  You have written a brilliant answer about a character. What must you always add? Circle one.</w:t>
+      </w:r>
+    </w:p>
+    <w:p>
+      <w:pPr>
+        <w:spacing w:after="140" w:before="0" w:line="300" w:lineRule="auto"/>
+      </w:pPr>
+      <w:r>
+        <w:rPr>
+          <w:rFonts w:ascii="Calibri" w:hAnsi="Calibri"/>
+          <w:b/>
+          <w:i w:val="0"/>
+          <w:color w:val="005F65"/>
+          <w:sz w:val="22"/>
+        </w:rPr>
+        <w:t xml:space="preserve">        A quotation from the text          A longer sentence          Your opinion</w:t>
+      </w:r>
+    </w:p>
+    <w:p>
+      <w:pPr>
+        <w:spacing w:after="80" w:before="160" w:line="300" w:lineRule="auto"/>
+      </w:pPr>
+      <w:r>
+        <w:rPr>
+          <w:rFonts w:ascii="Calibri" w:hAnsi="Calibri"/>
+          <w:b/>
+          <w:i w:val="0"/>
+          <w:color w:val="005F65"/>
+          <w:sz w:val="22"/>
+        </w:rPr>
+        <w:t xml:space="preserve">c)  </w:t>
+      </w:r>
+      <w:r>
+        <w:rPr>
+          <w:rFonts w:ascii="Calibri" w:hAnsi="Calibri"/>
+          <w:b w:val="0"/>
+          <w:i w:val="0"/>
+          <w:color w:val="2B2B2B"/>
+          <w:sz w:val="22"/>
+        </w:rPr>
+        <w:t xml:space="preserve">  </w:t>
+      </w:r>
+      <w:r>
+        <w:rPr>
+          <w:rFonts w:ascii="Calibri" w:hAnsi="Calibri"/>
+          <w:b/>
+          <w:i w:val="0"/>
+          <w:color w:val="2B2B2B"/>
+          <w:sz w:val="22"/>
+        </w:rPr>
+        <w:t>Mood</w:t>
+      </w:r>
+      <w:r>
+        <w:rPr>
+          <w:rFonts w:ascii="Calibri" w:hAnsi="Calibri"/>
+          <w:b w:val="0"/>
+          <w:i w:val="0"/>
+          <w:color w:val="2B2B2B"/>
+          <w:sz w:val="22"/>
+        </w:rPr>
+        <w:t xml:space="preserve"> is a feeling. Whose feeling is it? Circle one.</w:t>
+      </w:r>
+    </w:p>
+    <w:p>
+      <w:pPr>
+        <w:spacing w:after="140" w:before="0" w:line="300" w:lineRule="auto"/>
+      </w:pPr>
+      <w:r>
+        <w:rPr>
+          <w:rFonts w:ascii="Calibri" w:hAnsi="Calibri"/>
+          <w:b/>
+          <w:i w:val="0"/>
+          <w:color w:val="005F65"/>
+          <w:sz w:val="22"/>
+        </w:rPr>
+        <w:t xml:space="preserve">        The reader's          The main character's          The writer's</w:t>
+      </w:r>
+    </w:p>
+    <w:p>
+      <w:pPr>
+        <w:spacing w:after="140" w:before="160" w:line="300" w:lineRule="auto"/>
+      </w:pPr>
+      <w:r>
+        <w:rPr>
+          <w:rFonts w:ascii="Calibri" w:hAnsi="Calibri"/>
+          <w:b/>
+          <w:i w:val="0"/>
+          <w:color w:val="005F65"/>
+          <w:sz w:val="22"/>
+        </w:rPr>
+        <w:t xml:space="preserve">d)  </w:t>
+      </w:r>
+      <w:r>
+        <w:rPr>
+          <w:rFonts w:ascii="Calibri" w:hAnsi="Calibri"/>
+          <w:b w:val="0"/>
+          <w:i w:val="0"/>
+          <w:color w:val="2B2B2B"/>
+          <w:sz w:val="22"/>
+        </w:rPr>
+        <w:t>Draw a line to match each opening to the technique it uses.</w:t>
+      </w:r>
+    </w:p>
+    <w:tbl>
+      <w:tblPr>
+        <w:tblW w:type="auto" w:w="0"/>
+        <w:tblLook w:firstColumn="1" w:firstRow="1" w:lastColumn="0" w:lastRow="0" w:noHBand="0" w:noVBand="1" w:val="04A0"/>
+        <w:tblBorders>
+          <w:top w:val="single" w:sz="6" w:color="EADFCD"/>
+          <w:left w:val="single" w:sz="6" w:color="EADFCD"/>
+          <w:bottom w:val="single" w:sz="6" w:color="EADFCD"/>
+          <w:right w:val="single" w:sz="6" w:color="EADFCD"/>
+          <w:insideH w:val="single" w:sz="6" w:color="EADFCD"/>
+          <w:insideV w:val="single" w:sz="6" w:color="EADFCD"/>
+        </w:tblBorders>
+      </w:tblPr>
+      <w:tblGrid>
+        <w:gridCol w:w="4968"/>
+        <w:gridCol w:w="4968"/>
+      </w:tblGrid>
+      <w:tr>
+        <w:tc>
+          <w:tcPr>
+            <w:tcW w:type="dxa" w:w="4968"/>
+            <w:shd w:val="clear" w:fill="D7EDEC"/>
+          </w:tcPr>
+          <w:p>
+            <w:pPr>
+              <w:spacing w:after="60"/>
+            </w:pPr>
+            <w:r>
+              <w:rPr>
+                <w:rFonts w:ascii="Calibri" w:hAnsi="Calibri"/>
+                <w:b/>
+                <w:color w:val="005F65"/>
+                <w:sz w:val="19"/>
+              </w:rPr>
+              <w:t>Opening line</w:t>
+            </w:r>
+          </w:p>
+        </w:tc>
+        <w:tc>
+          <w:tcPr>
+            <w:tcW w:type="dxa" w:w="4968"/>
+            <w:shd w:val="clear" w:fill="D7EDEC"/>
+          </w:tcPr>
+          <w:p>
+            <w:pPr>
+              <w:spacing w:after="60"/>
+            </w:pPr>
+            <w:r>
+              <w:rPr>
+                <w:rFonts w:ascii="Calibri" w:hAnsi="Calibri"/>
+                <w:b/>
+                <w:color w:val="005F65"/>
+                <w:sz w:val="19"/>
+              </w:rPr>
+              <w:t>Technique (in the wrong order)</w:t>
+            </w:r>
+          </w:p>
+        </w:tc>
+      </w:tr>
+      <w:tr>
+        <w:tc>
+          <w:tcPr>
+            <w:tcW w:type="dxa" w:w="4968"/>
+          </w:tcPr>
+          <w:p>
+            <w:pPr>
+              <w:spacing w:after="180" w:before="80"/>
+            </w:pPr>
+            <w:r>
+              <w:rPr>
+                <w:rFonts w:ascii="Calibri" w:hAnsi="Calibri"/>
+                <w:b w:val="0"/>
+                <w:color w:val="2B2B2B"/>
+                <w:sz w:val="22"/>
+              </w:rPr>
+              <w:t>"Long before any of this, when the harbour was still full of boats..."</w:t>
+            </w:r>
+          </w:p>
+        </w:tc>
+        <w:tc>
+          <w:tcPr>
+            <w:tcW w:type="dxa" w:w="4968"/>
+          </w:tcPr>
+          <w:p>
+            <w:pPr>
+              <w:spacing w:after="180" w:before="80"/>
+            </w:pPr>
+            <w:r>
+              <w:rPr>
+                <w:rFonts w:ascii="Calibri" w:hAnsi="Calibri"/>
+                <w:b w:val="0"/>
+                <w:color w:val="2B2B2B"/>
+                <w:sz w:val="22"/>
+              </w:rPr>
+              <w:t>Foreshadowing</w:t>
+            </w:r>
+          </w:p>
+        </w:tc>
+      </w:tr>
+      <w:tr>
+        <w:tc>
+          <w:tcPr>
+            <w:tcW w:type="dxa" w:w="4968"/>
+          </w:tcPr>
+          <w:p>
+            <w:pPr>
+              <w:spacing w:after="180" w:before="80"/>
+            </w:pPr>
+            <w:r>
+              <w:rPr>
+                <w:rFonts w:ascii="Calibri" w:hAnsi="Calibri"/>
+                <w:b w:val="0"/>
+                <w:color w:val="2B2B2B"/>
+                <w:sz w:val="22"/>
+              </w:rPr>
+              <w:t>"One day you will stand in this circle alone."</w:t>
+            </w:r>
+          </w:p>
+        </w:tc>
+        <w:tc>
+          <w:tcPr>
+            <w:tcW w:type="dxa" w:w="4968"/>
+          </w:tcPr>
+          <w:p>
+            <w:pPr>
+              <w:spacing w:after="180" w:before="80"/>
+            </w:pPr>
+            <w:r>
+              <w:rPr>
+                <w:rFonts w:ascii="Calibri" w:hAnsi="Calibri"/>
+                <w:b w:val="0"/>
+                <w:color w:val="2B2B2B"/>
+                <w:sz w:val="22"/>
+              </w:rPr>
+              <w:t>All-knowing narrator</w:t>
+            </w:r>
+          </w:p>
+        </w:tc>
+      </w:tr>
+      <w:tr>
+        <w:tc>
+          <w:tcPr>
+            <w:tcW w:type="dxa" w:w="4968"/>
+          </w:tcPr>
+          <w:p>
+            <w:pPr>
+              <w:spacing w:after="180" w:before="80"/>
+            </w:pPr>
+            <w:r>
+              <w:rPr>
+                <w:rFonts w:ascii="Calibri" w:hAnsi="Calibri"/>
+                <w:b w:val="0"/>
+                <w:color w:val="2B2B2B"/>
+                <w:sz w:val="22"/>
+              </w:rPr>
+              <w:t>"Neither of them noticed the woman watching from the steps."</w:t>
+            </w:r>
+          </w:p>
+        </w:tc>
+        <w:tc>
+          <w:tcPr>
+            <w:tcW w:type="dxa" w:w="4968"/>
+          </w:tcPr>
+          <w:p>
+            <w:pPr>
+              <w:spacing w:after="180" w:before="80"/>
+            </w:pPr>
+            <w:r>
+              <w:rPr>
+                <w:rFonts w:ascii="Calibri" w:hAnsi="Calibri"/>
+                <w:b w:val="0"/>
+                <w:color w:val="2B2B2B"/>
+                <w:sz w:val="22"/>
+              </w:rPr>
+              <w:t>Flashback</w:t>
+            </w:r>
+          </w:p>
+        </w:tc>
+      </w:tr>
+    </w:tbl>
+    <w:p>
+      <w:pPr>
+        <w:spacing w:after="180" w:before="0" w:line="300" w:lineRule="auto"/>
+      </w:pPr>
+    </w:p>
+    <w:p>
+      <w:pPr>
+        <w:spacing w:after="120" w:before="120" w:line="300" w:lineRule="auto"/>
+      </w:pPr>
+      <w:r>
+        <w:rPr>
+          <w:rFonts w:ascii="Calibri" w:hAnsi="Calibri"/>
+          <w:b/>
+          <w:i w:val="0"/>
+          <w:color w:val="005F65"/>
+          <w:sz w:val="22"/>
+        </w:rPr>
+        <w:t xml:space="preserve">e)  </w:t>
+      </w:r>
+      <w:r>
+        <w:rPr>
+          <w:rFonts w:ascii="Calibri" w:hAnsi="Calibri"/>
+          <w:b w:val="0"/>
+          <w:i w:val="0"/>
+          <w:color w:val="2B2B2B"/>
+          <w:sz w:val="22"/>
+        </w:rPr>
+        <w:t xml:space="preserve">The word </w:t>
+      </w:r>
+      <w:r>
+        <w:rPr>
+          <w:rFonts w:ascii="Calibri" w:hAnsi="Calibri"/>
+          <w:b/>
+          <w:i w:val="0"/>
+          <w:color w:val="2B2B2B"/>
+          <w:sz w:val="22"/>
+        </w:rPr>
+        <w:t>prologue</w:t>
+      </w:r>
+      <w:r>
+        <w:rPr>
+          <w:rFonts w:ascii="Calibri" w:hAnsi="Calibri"/>
+          <w:b w:val="0"/>
+          <w:i w:val="0"/>
+          <w:color w:val="2B2B2B"/>
+          <w:sz w:val="22"/>
+        </w:rPr>
+        <w:t xml:space="preserve"> is two Ancient Greek words joined together. Fill in the gaps.</w:t>
+      </w:r>
+    </w:p>
+    <w:p>
+      <w:pPr>
+        <w:spacing w:after="120" w:before="0" w:line="300" w:lineRule="auto"/>
+      </w:pPr>
+      <w:r>
+        <w:rPr>
+          <w:rFonts w:ascii="Calibri" w:hAnsi="Calibri"/>
+          <w:b/>
+          <w:i w:val="0"/>
+          <w:color w:val="46280A"/>
+          <w:sz w:val="23"/>
+        </w:rPr>
+        <w:t xml:space="preserve">        pro</w:t>
+      </w:r>
+      <w:r>
+        <w:rPr>
+          <w:rFonts w:ascii="Calibri" w:hAnsi="Calibri"/>
+          <w:b w:val="0"/>
+          <w:i w:val="0"/>
+          <w:color w:val="2B2B2B"/>
+          <w:sz w:val="22"/>
+        </w:rPr>
+        <w:t xml:space="preserve"> means  ____________________          </w:t>
+      </w:r>
+      <w:r>
+        <w:rPr>
+          <w:rFonts w:ascii="Calibri" w:hAnsi="Calibri"/>
+          <w:b/>
+          <w:i w:val="0"/>
+          <w:color w:val="46280A"/>
+          <w:sz w:val="23"/>
+        </w:rPr>
+        <w:t>logos</w:t>
+      </w:r>
+      <w:r>
+        <w:rPr>
+          <w:rFonts w:ascii="Calibri" w:hAnsi="Calibri"/>
+          <w:b w:val="0"/>
+          <w:i w:val="0"/>
+          <w:color w:val="2B2B2B"/>
+          <w:sz w:val="22"/>
+        </w:rPr>
+        <w:t xml:space="preserve"> means  ____________________</w:t>
+      </w:r>
+    </w:p>
+    <w:p>
+      <w:pPr>
+        <w:spacing w:after="160" w:before="0" w:line="300" w:lineRule="auto"/>
+      </w:pPr>
+      <w:r>
+        <w:rPr>
+          <w:rFonts w:ascii="Calibri" w:hAnsi="Calibri"/>
+          <w:b w:val="0"/>
+          <w:i w:val="0"/>
+          <w:color w:val="2B2B2B"/>
+          <w:sz w:val="22"/>
+        </w:rPr>
+        <w:t xml:space="preserve">        So a prologue is literally </w:t>
+      </w:r>
+      <w:r>
+        <w:rPr>
+          <w:rFonts w:ascii="Calibri" w:hAnsi="Calibri"/>
+          <w:b w:val="0"/>
+          <w:i w:val="0"/>
+          <w:color w:val="2B2B2B"/>
+          <w:sz w:val="22"/>
+        </w:rPr>
+        <w:t>____________________________________</w:t>
+      </w:r>
+      <w:r>
+        <w:rPr>
+          <w:rFonts w:ascii="Calibri" w:hAnsi="Calibri"/>
+          <w:b w:val="0"/>
+          <w:i w:val="0"/>
+          <w:color w:val="2B2B2B"/>
+          <w:sz w:val="22"/>
+        </w:rPr>
+        <w:t xml:space="preserve"> , which is why it comes before Chapter 1.</w:t>
+      </w:r>
+    </w:p>
+    <w:p>
+      <w:pPr>
+        <w:spacing w:after="80" w:before="160" w:line="300" w:lineRule="auto"/>
+      </w:pPr>
+      <w:r>
+        <w:rPr>
+          <w:rFonts w:ascii="Calibri" w:hAnsi="Calibri"/>
+          <w:b/>
+          <w:i w:val="0"/>
+          <w:color w:val="005F65"/>
+          <w:sz w:val="22"/>
+        </w:rPr>
+        <w:t xml:space="preserve">f)  </w:t>
+      </w:r>
+      <w:r>
+        <w:rPr>
+          <w:rFonts w:ascii="Calibri" w:hAnsi="Calibri"/>
+          <w:b w:val="0"/>
+          <w:i w:val="0"/>
+          <w:color w:val="2B2B2B"/>
+          <w:sz w:val="22"/>
+        </w:rPr>
+        <w:t xml:space="preserve">  Where does an </w:t>
+      </w:r>
+      <w:r>
+        <w:rPr>
+          <w:rFonts w:ascii="Calibri" w:hAnsi="Calibri"/>
+          <w:b/>
+          <w:i w:val="0"/>
+          <w:color w:val="2B2B2B"/>
+          <w:sz w:val="22"/>
+        </w:rPr>
+        <w:t>epilogue</w:t>
+      </w:r>
+      <w:r>
+        <w:rPr>
+          <w:rFonts w:ascii="Calibri" w:hAnsi="Calibri"/>
+          <w:b w:val="0"/>
+          <w:i w:val="0"/>
+          <w:color w:val="2B2B2B"/>
+          <w:sz w:val="22"/>
+        </w:rPr>
+        <w:t xml:space="preserve"> come? Circle one.</w:t>
+      </w:r>
+    </w:p>
+    <w:p>
+      <w:pPr>
+        <w:spacing w:after="140" w:before="0" w:line="300" w:lineRule="auto"/>
+      </w:pPr>
+      <w:r>
+        <w:rPr>
+          <w:rFonts w:ascii="Calibri" w:hAnsi="Calibri"/>
+          <w:b/>
+          <w:i w:val="0"/>
+          <w:color w:val="005F65"/>
+          <w:sz w:val="22"/>
+        </w:rPr>
+        <w:t xml:space="preserve">        Before Chapter 1          After the story ends          In the middle</w:t>
+      </w:r>
+    </w:p>
+    <w:p>
+      <w:pPr>
+        <w:spacing w:after="140" w:before="120" w:line="300" w:lineRule="auto"/>
+      </w:pPr>
+      <w:r>
+        <w:rPr>
+          <w:rFonts w:ascii="Calibri" w:hAnsi="Calibri"/>
+          <w:b/>
+          <w:i w:val="0"/>
+          <w:color w:val="005F65"/>
+          <w:sz w:val="22"/>
+        </w:rPr>
+        <w:t xml:space="preserve">g)  </w:t>
+      </w:r>
+      <w:r>
+        <w:rPr>
+          <w:rFonts w:ascii="Calibri" w:hAnsi="Calibri"/>
+          <w:b w:val="0"/>
+          <w:i w:val="0"/>
+          <w:color w:val="2B2B2B"/>
+          <w:sz w:val="22"/>
+        </w:rPr>
+        <w:t>Fill in the table. What does each word part mean, and can you think of a word that uses it?</w:t>
+      </w:r>
+    </w:p>
+    <w:tbl>
+      <w:tblPr>
+        <w:tblW w:type="auto" w:w="0"/>
+        <w:tblLook w:firstColumn="1" w:firstRow="1" w:lastColumn="0" w:lastRow="0" w:noHBand="0" w:noVBand="1" w:val="04A0"/>
+        <w:tblBorders>
+          <w:top w:val="single" w:sz="6" w:color="EADFCD"/>
+          <w:left w:val="single" w:sz="6" w:color="EADFCD"/>
+          <w:bottom w:val="single" w:sz="6" w:color="EADFCD"/>
+          <w:right w:val="single" w:sz="6" w:color="EADFCD"/>
+          <w:insideH w:val="single" w:sz="6" w:color="EADFCD"/>
+          <w:insideV w:val="single" w:sz="6" w:color="EADFCD"/>
+        </w:tblBorders>
+      </w:tblPr>
+      <w:tblGrid>
+        <w:gridCol w:w="3312"/>
+        <w:gridCol w:w="3312"/>
+        <w:gridCol w:w="3312"/>
+      </w:tblGrid>
+      <w:tr>
+        <w:tc>
+          <w:tcPr>
+            <w:tcW w:type="dxa" w:w="3312"/>
+            <w:shd w:val="clear" w:fill="D7EDEC"/>
+          </w:tcPr>
+          <w:p>
+            <w:pPr>
+              <w:spacing w:after="60"/>
+            </w:pPr>
+            <w:r>
+              <w:rPr>
+                <w:rFonts w:ascii="Calibri" w:hAnsi="Calibri"/>
+                <w:b/>
+                <w:color w:val="005F65"/>
+                <w:sz w:val="19"/>
+              </w:rPr>
+              <w:t>Word part</w:t>
+            </w:r>
+          </w:p>
+        </w:tc>
+        <w:tc>
+          <w:tcPr>
+            <w:tcW w:type="dxa" w:w="3312"/>
+            <w:shd w:val="clear" w:fill="D7EDEC"/>
+          </w:tcPr>
+          <w:p>
+            <w:pPr>
+              <w:spacing w:after="60"/>
+            </w:pPr>
+            <w:r>
+              <w:rPr>
+                <w:rFonts w:ascii="Calibri" w:hAnsi="Calibri"/>
+                <w:b/>
+                <w:color w:val="005F65"/>
+                <w:sz w:val="19"/>
+              </w:rPr>
+              <w:t>What it means</w:t>
+            </w:r>
+          </w:p>
+        </w:tc>
+        <w:tc>
+          <w:tcPr>
+            <w:tcW w:type="dxa" w:w="3312"/>
+            <w:shd w:val="clear" w:fill="D7EDEC"/>
+          </w:tcPr>
+          <w:p>
+            <w:pPr>
+              <w:spacing w:after="60"/>
+            </w:pPr>
+            <w:r>
+              <w:rPr>
+                <w:rFonts w:ascii="Calibri" w:hAnsi="Calibri"/>
+                <w:b/>
+                <w:color w:val="005F65"/>
+                <w:sz w:val="19"/>
+              </w:rPr>
+              <w:t>A word that uses it</w:t>
+            </w:r>
+          </w:p>
+        </w:tc>
+      </w:tr>
+      <w:tr>
+        <w:tc>
+          <w:tcPr>
+            <w:tcW w:type="dxa" w:w="3312"/>
+          </w:tcPr>
+          <w:p>
+            <w:pPr>
+              <w:spacing w:after="160" w:before="80"/>
+            </w:pPr>
+            <w:r>
+              <w:rPr>
+                <w:rFonts w:ascii="Calibri" w:hAnsi="Calibri"/>
+                <w:b/>
+                <w:color w:val="46280A"/>
+                <w:sz w:val="22"/>
+              </w:rPr>
+              <w:t>sub</w:t>
+            </w:r>
+          </w:p>
+        </w:tc>
+        <w:tc>
+          <w:tcPr>
+            <w:tcW w:type="dxa" w:w="3312"/>
+          </w:tcPr>
+          <w:p>
+            <w:pPr>
+              <w:spacing w:after="160" w:before="80"/>
+            </w:pPr>
+            <w:r>
+              <w:rPr>
+                <w:rFonts w:ascii="Calibri" w:hAnsi="Calibri"/>
+                <w:b w:val="0"/>
+                <w:color w:val="2B2B2B"/>
+                <w:sz w:val="22"/>
+              </w:rPr>
+              <w:t>under</w:t>
+            </w:r>
+          </w:p>
+        </w:tc>
+        <w:tc>
+          <w:tcPr>
+            <w:tcW w:type="dxa" w:w="3312"/>
+          </w:tcPr>
+          <w:p>
+            <w:pPr>
+              <w:spacing w:after="160" w:before="80"/>
+            </w:pPr>
+            <w:r>
+              <w:rPr>
+                <w:rFonts w:ascii="Calibri" w:hAnsi="Calibri"/>
+                <w:b w:val="0"/>
+                <w:color w:val="2B2B2B"/>
+                <w:sz w:val="22"/>
+              </w:rPr>
+              <w:t>submarine</w:t>
+            </w:r>
+          </w:p>
+        </w:tc>
+      </w:tr>
+      <w:tr>
+        <w:tc>
+          <w:tcPr>
+            <w:tcW w:type="dxa" w:w="3312"/>
+          </w:tcPr>
+          <w:p>
+            <w:pPr>
+              <w:spacing w:after="160" w:before="80"/>
+            </w:pPr>
+            <w:r>
+              <w:rPr>
+                <w:rFonts w:ascii="Calibri" w:hAnsi="Calibri"/>
+                <w:b/>
+                <w:color w:val="46280A"/>
+                <w:sz w:val="22"/>
+              </w:rPr>
+              <w:t>trans</w:t>
+            </w:r>
+          </w:p>
+        </w:tc>
+        <w:tc>
+          <w:tcPr>
+            <w:tcW w:type="dxa" w:w="3312"/>
+          </w:tcPr>
+          <w:p>
+            <w:pPr>
+              <w:spacing w:after="160" w:before="80"/>
+            </w:pPr>
+            <w:r>
+              <w:rPr>
+                <w:rFonts w:ascii="Calibri" w:hAnsi="Calibri"/>
+                <w:b w:val="0"/>
+                <w:color w:val="2B2B2B"/>
+                <w:sz w:val="22"/>
+              </w:rPr>
+            </w:r>
+          </w:p>
+        </w:tc>
+        <w:tc>
+          <w:tcPr>
+            <w:tcW w:type="dxa" w:w="3312"/>
+          </w:tcPr>
+          <w:p>
+            <w:pPr>
+              <w:spacing w:after="160" w:before="80"/>
+            </w:pPr>
+            <w:r>
+              <w:rPr>
+                <w:rFonts w:ascii="Calibri" w:hAnsi="Calibri"/>
+                <w:b w:val="0"/>
+                <w:color w:val="2B2B2B"/>
+                <w:sz w:val="22"/>
+              </w:rPr>
+            </w:r>
+          </w:p>
+        </w:tc>
+      </w:tr>
+      <w:tr>
+        <w:tc>
+          <w:tcPr>
+            <w:tcW w:type="dxa" w:w="3312"/>
+          </w:tcPr>
+          <w:p>
+            <w:pPr>
+              <w:spacing w:after="160" w:before="80"/>
+            </w:pPr>
+            <w:r>
+              <w:rPr>
+                <w:rFonts w:ascii="Calibri" w:hAnsi="Calibri"/>
+                <w:b/>
+                <w:color w:val="46280A"/>
+                <w:sz w:val="22"/>
+              </w:rPr>
+              <w:t>mono</w:t>
+            </w:r>
+          </w:p>
+        </w:tc>
+        <w:tc>
+          <w:tcPr>
+            <w:tcW w:type="dxa" w:w="3312"/>
+          </w:tcPr>
+          <w:p>
+            <w:pPr>
+              <w:spacing w:after="160" w:before="80"/>
+            </w:pPr>
+            <w:r>
+              <w:rPr>
+                <w:rFonts w:ascii="Calibri" w:hAnsi="Calibri"/>
+                <w:b w:val="0"/>
+                <w:color w:val="2B2B2B"/>
+                <w:sz w:val="22"/>
+              </w:rPr>
+            </w:r>
+          </w:p>
+        </w:tc>
+        <w:tc>
+          <w:tcPr>
+            <w:tcW w:type="dxa" w:w="3312"/>
+          </w:tcPr>
+          <w:p>
+            <w:pPr>
+              <w:spacing w:after="160" w:before="80"/>
+            </w:pPr>
+            <w:r>
+              <w:rPr>
+                <w:rFonts w:ascii="Calibri" w:hAnsi="Calibri"/>
+                <w:b w:val="0"/>
+                <w:color w:val="2B2B2B"/>
+                <w:sz w:val="22"/>
+              </w:rPr>
+            </w:r>
+          </w:p>
+        </w:tc>
+      </w:tr>
+      <w:tr>
+        <w:tc>
+          <w:tcPr>
+            <w:tcW w:type="dxa" w:w="3312"/>
+          </w:tcPr>
+          <w:p>
+            <w:pPr>
+              <w:spacing w:after="160" w:before="80"/>
+            </w:pPr>
+            <w:r>
+              <w:rPr>
+                <w:rFonts w:ascii="Calibri" w:hAnsi="Calibri"/>
+                <w:b/>
+                <w:color w:val="46280A"/>
+                <w:sz w:val="22"/>
+              </w:rPr>
+              <w:t>micro</w:t>
+            </w:r>
+          </w:p>
+        </w:tc>
+        <w:tc>
+          <w:tcPr>
+            <w:tcW w:type="dxa" w:w="3312"/>
+          </w:tcPr>
+          <w:p>
+            <w:pPr>
+              <w:spacing w:after="160" w:before="80"/>
+            </w:pPr>
+            <w:r>
+              <w:rPr>
+                <w:rFonts w:ascii="Calibri" w:hAnsi="Calibri"/>
+                <w:b w:val="0"/>
+                <w:color w:val="2B2B2B"/>
+                <w:sz w:val="22"/>
+              </w:rPr>
+            </w:r>
+          </w:p>
+        </w:tc>
+        <w:tc>
+          <w:tcPr>
+            <w:tcW w:type="dxa" w:w="3312"/>
+          </w:tcPr>
+          <w:p>
+            <w:pPr>
+              <w:spacing w:after="160" w:before="80"/>
+            </w:pPr>
+            <w:r>
+              <w:rPr>
+                <w:rFonts w:ascii="Calibri" w:hAnsi="Calibri"/>
+                <w:b w:val="0"/>
+                <w:color w:val="2B2B2B"/>
+                <w:sz w:val="22"/>
+              </w:rPr>
+            </w:r>
+          </w:p>
+        </w:tc>
+      </w:tr>
+      <w:tr>
+        <w:tc>
+          <w:tcPr>
+            <w:tcW w:type="dxa" w:w="3312"/>
+          </w:tcPr>
+          <w:p>
+            <w:pPr>
+              <w:spacing w:after="160" w:before="80"/>
+            </w:pPr>
+            <w:r>
+              <w:rPr>
+                <w:rFonts w:ascii="Calibri" w:hAnsi="Calibri"/>
+                <w:b/>
+                <w:color w:val="46280A"/>
+                <w:sz w:val="22"/>
+              </w:rPr>
+              <w:t>auto</w:t>
+            </w:r>
+          </w:p>
+        </w:tc>
+        <w:tc>
+          <w:tcPr>
+            <w:tcW w:type="dxa" w:w="3312"/>
+          </w:tcPr>
+          <w:p>
+            <w:pPr>
+              <w:spacing w:after="160" w:before="80"/>
+            </w:pPr>
+            <w:r>
+              <w:rPr>
+                <w:rFonts w:ascii="Calibri" w:hAnsi="Calibri"/>
+                <w:b w:val="0"/>
+                <w:color w:val="2B2B2B"/>
+                <w:sz w:val="22"/>
+              </w:rPr>
+            </w:r>
+          </w:p>
+        </w:tc>
+        <w:tc>
+          <w:tcPr>
+            <w:tcW w:type="dxa" w:w="3312"/>
+          </w:tcPr>
+          <w:p>
+            <w:pPr>
+              <w:spacing w:after="160" w:before="80"/>
+            </w:pPr>
+            <w:r>
+              <w:rPr>
+                <w:rFonts w:ascii="Calibri" w:hAnsi="Calibri"/>
+                <w:b w:val="0"/>
+                <w:color w:val="2B2B2B"/>
+                <w:sz w:val="22"/>
+              </w:rPr>
+            </w:r>
+          </w:p>
+        </w:tc>
+      </w:tr>
+    </w:tbl>
+    <w:p>
+      <w:pPr>
+        <w:spacing w:after="180" w:before="0" w:line="300" w:lineRule="auto"/>
+      </w:pPr>
+    </w:p>
+    <w:p>
+      <w:pPr>
+        <w:spacing w:after="100" w:before="120" w:line="300" w:lineRule="auto"/>
+      </w:pPr>
+      <w:r>
+        <w:rPr>
+          <w:rFonts w:ascii="Calibri" w:hAnsi="Calibri"/>
+          <w:b/>
+          <w:i w:val="0"/>
+          <w:color w:val="005F65"/>
+          <w:sz w:val="22"/>
+        </w:rPr>
+        <w:t xml:space="preserve">h)  </w:t>
+      </w:r>
+      <w:r>
+        <w:rPr>
+          <w:rFonts w:ascii="Calibri" w:hAnsi="Calibri"/>
+          <w:b w:val="0"/>
+          <w:i w:val="0"/>
+          <w:color w:val="2B2B2B"/>
+          <w:sz w:val="22"/>
+        </w:rPr>
+        <w:t>Be a detective one more time. Read this line:</w:t>
+      </w:r>
+    </w:p>
+    <w:tbl>
+      <w:tblPr>
+        <w:tblW w:type="auto" w:w="0"/>
+        <w:jc w:val="left"/>
+        <w:tblLook w:firstColumn="1" w:firstRow="1" w:lastColumn="0" w:lastRow="0" w:noHBand="0" w:noVBand="1" w:val="04A0"/>
+        <w:tblBorders>
+          <w:top w:val="single" w:sz="6" w:color="FEA74A"/>
+          <w:left w:val="single" w:sz="6" w:color="FEA74A"/>
+          <w:bottom w:val="single" w:sz="6" w:color="FEA74A"/>
+          <w:right w:val="single" w:sz="6" w:color="FEA74A"/>
+          <w:insideH w:val="single" w:sz="6" w:color="FEA74A"/>
+          <w:insideV w:val="single" w:sz="6" w:color="FEA74A"/>
+        </w:tblBorders>
+      </w:tblPr>
+      <w:tblGrid>
+        <w:gridCol w:w="9936"/>
+      </w:tblGrid>
+      <w:tr>
+        <w:tc>
+          <w:tcPr>
+            <w:tcW w:type="dxa" w:w="9936"/>
+            <w:shd w:val="clear" w:fill="FFF0DC"/>
+          </w:tcPr>
+          <w:p>
+            <w:pPr>
+              <w:spacing w:after="0" w:line="312" w:lineRule="auto"/>
+            </w:pPr>
+            <w:r>
+              <w:rPr>
+                <w:rFonts w:ascii="Calibri" w:hAnsi="Calibri"/>
+                <w:b w:val="0"/>
+                <w:i/>
+                <w:color w:val="A65F06"/>
+                <w:sz w:val="22"/>
+              </w:rPr>
+              <w:t>"He put the letter into his pocket without opening it, and checked over his shoulder before he walked on."</w:t>
+            </w:r>
+          </w:p>
+        </w:tc>
+      </w:tr>
+    </w:tbl>
+    <w:p>
+      <w:pPr>
+        <w:spacing w:after="60" w:before="0" w:line="300" w:lineRule="auto"/>
+      </w:pPr>
+    </w:p>
+    <w:p>
+      <w:pPr>
+        <w:spacing w:after="100" w:before="0" w:line="300" w:lineRule="auto"/>
+      </w:pPr>
+      <w:r>
+        <w:rPr>
+          <w:rFonts w:ascii="Calibri" w:hAnsi="Calibri"/>
+          <w:b w:val="0"/>
+          <w:i w:val="0"/>
+          <w:color w:val="2B2B2B"/>
+          <w:sz w:val="22"/>
+        </w:rPr>
+        <w:t xml:space="preserve">      What does this suggest about him? Remember: your answer, then your evidence.</w:t>
+      </w:r>
+    </w:p>
+    <w:p>
+      <w:pPr>
+        <w:spacing w:after="60" w:before="0" w:line="300" w:lineRule="auto"/>
+      </w:pPr>
+      <w:r>
+        <w:rPr>
+          <w:rFonts w:ascii="Calibri" w:hAnsi="Calibri"/>
+          <w:b/>
+          <w:i w:val="0"/>
           <w:color w:val="7A6450"/>
-          <w:sz w:val="20"/>
+          <w:sz w:val="21"/>
         </w:rPr>
-        <w:t xml:space="preserve">My answer: </w:t>
+        <w:t xml:space="preserve">      I think: </w:t>
       </w:r>
     </w:p>
     <w:tbl>
@@ -398,21 +1291,21 @@
         </w:tblBorders>
       </w:tblPr>
       <w:tblGrid>
-        <w:gridCol w:w="9792"/>
+        <w:gridCol w:w="9936"/>
       </w:tblGrid>
       <w:tr>
         <w:tc>
           <w:tcPr>
-            <w:tcW w:type="dxa" w:w="9792"/>
+            <w:tcW w:type="dxa" w:w="9936"/>
           </w:tcPr>
           <w:p>
             <w:pPr>
-              <w:spacing w:after="40"/>
+              <w:spacing w:after="60"/>
             </w:pPr>
             <w:r>
               <w:rPr>
                 <w:rFonts w:ascii="Calibri" w:hAnsi="Calibri"/>
-                <w:sz w:val="23"/>
+                <w:sz w:val="24"/>
               </w:rPr>
               <w:t xml:space="preserve"> </w:t>
             </w:r>
@@ -427,7 +1320,7 @@
     </w:p>
     <w:p>
       <w:pPr>
-        <w:spacing w:after="40" w:before="0" w:line="300" w:lineRule="auto"/>
+        <w:spacing w:after="60" w:before="0" w:line="300" w:lineRule="auto"/>
       </w:pPr>
       <w:r>
         <w:rPr>
@@ -435,9 +1328,9 @@
           <w:b/>
           <w:i w:val="0"/>
           <w:color w:val="7A6450"/>
-          <w:sz w:val="20"/>
+          <w:sz w:val="21"/>
         </w:rPr>
-        <w:t xml:space="preserve">The text says: </w:t>
+        <w:t xml:space="preserve">      The text says: </w:t>
       </w:r>
       <w:r>
         <w:rPr>
@@ -464,40 +1357,21 @@
         </w:tblBorders>
       </w:tblPr>
       <w:tblGrid>
-        <w:gridCol w:w="9792"/>
+        <w:gridCol w:w="9936"/>
       </w:tblGrid>
       <w:tr>
         <w:tc>
           <w:tcPr>
-            <w:tcW w:type="dxa" w:w="9792"/>
+            <w:tcW w:type="dxa" w:w="9936"/>
           </w:tcPr>
           <w:p>
             <w:pPr>
-              <w:spacing w:after="40"/>
+              <w:spacing w:after="60"/>
             </w:pPr>
             <w:r>
               <w:rPr>
                 <w:rFonts w:ascii="Calibri" w:hAnsi="Calibri"/>
-                <w:sz w:val="23"/>
-              </w:rPr>
-              <w:t xml:space="preserve"> </w:t>
-            </w:r>
-          </w:p>
-        </w:tc>
-      </w:tr>
-      <w:tr>
-        <w:tc>
-          <w:tcPr>
-            <w:tcW w:type="dxa" w:w="9792"/>
-          </w:tcPr>
-          <w:p>
-            <w:pPr>
-              <w:spacing w:after="40"/>
-            </w:pPr>
-            <w:r>
-              <w:rPr>
-                <w:rFonts w:ascii="Calibri" w:hAnsi="Calibri"/>
-                <w:sz w:val="23"/>
+                <w:sz w:val="24"/>
               </w:rPr>
               <w:t xml:space="preserve"> </w:t>
             </w:r>
@@ -512,42 +1386,529 @@
     </w:p>
     <w:p>
       <w:pPr>
-        <w:spacing w:after="100" w:before="140" w:line="300" w:lineRule="auto"/>
+        <w:spacing w:after="100" w:before="300" w:line="300" w:lineRule="auto"/>
       </w:pPr>
       <w:r>
         <w:rPr>
           <w:rFonts w:ascii="Calibri" w:hAnsi="Calibri"/>
           <w:b/>
           <w:i w:val="0"/>
-          <w:color w:val="005F65"/>
-          <w:sz w:val="22"/>
+          <w:color w:val="46280A"/>
+          <w:sz w:val="28"/>
         </w:rPr>
-        <w:t xml:space="preserve">b)  </w:t>
+        <w:t xml:space="preserve">2.  </w:t>
       </w:r>
+      <w:r>
+        <w:rPr>
+          <w:rFonts w:ascii="Calibri" w:hAnsi="Calibri"/>
+          <w:b/>
+          <w:i w:val="0"/>
+          <w:color w:val="46280A"/>
+          <w:sz w:val="28"/>
+        </w:rPr>
+        <w:t>Your turn: describe a scene</w:t>
+      </w:r>
+    </w:p>
+    <w:p>
+      <w:pPr>
+        <w:spacing w:after="180" w:before="0" w:line="300" w:lineRule="auto"/>
+      </w:pPr>
       <w:r>
         <w:rPr>
           <w:rFonts w:ascii="Calibri" w:hAnsi="Calibri"/>
           <w:b w:val="0"/>
           <w:i w:val="0"/>
-          <w:color w:val="2B2B2B"/>
-          <w:sz w:val="22"/>
+          <w:color w:val="7A6450"/>
+          <w:sz w:val="21"/>
         </w:rPr>
-        <w:t>How do you know the letter is worrying her?</w:t>
+        <w:t>In our lessons you came up with your own describing words. Here they are. Add more of your own on the empty lines if you think of any.</w:t>
       </w:r>
+    </w:p>
+    <w:tbl>
+      <w:tblPr>
+        <w:tblW w:type="auto" w:w="0"/>
+        <w:tblLook w:firstColumn="1" w:firstRow="1" w:lastColumn="0" w:lastRow="0" w:noHBand="0" w:noVBand="1" w:val="04A0"/>
+        <w:tblBorders>
+          <w:top w:val="single" w:sz="6" w:color="EADFCD"/>
+          <w:left w:val="single" w:sz="6" w:color="EADFCD"/>
+          <w:bottom w:val="single" w:sz="6" w:color="EADFCD"/>
+          <w:right w:val="single" w:sz="6" w:color="EADFCD"/>
+          <w:insideH w:val="single" w:sz="6" w:color="EADFCD"/>
+          <w:insideV w:val="single" w:sz="6" w:color="EADFCD"/>
+        </w:tblBorders>
+      </w:tblPr>
+      <w:tblGrid>
+        <w:gridCol w:w="3312"/>
+        <w:gridCol w:w="3312"/>
+        <w:gridCol w:w="3312"/>
+      </w:tblGrid>
+      <w:tr>
+        <w:tc>
+          <w:tcPr>
+            <w:tcW w:type="dxa" w:w="3312"/>
+            <w:shd w:val="clear" w:fill="FFF0DC"/>
+          </w:tcPr>
+          <w:p>
+            <w:pPr>
+              <w:spacing w:after="20"/>
+            </w:pPr>
+            <w:r>
+              <w:rPr>
+                <w:rFonts w:ascii="Calibri" w:hAnsi="Calibri"/>
+                <w:b/>
+                <w:color w:val="A65F06"/>
+                <w:sz w:val="20"/>
+              </w:rPr>
+              <w:t>CHARACTER</w:t>
+            </w:r>
+          </w:p>
+          <w:p>
+            <w:pPr>
+              <w:spacing w:after="60"/>
+            </w:pPr>
+            <w:r>
+              <w:rPr>
+                <w:rFonts w:ascii="Calibri" w:hAnsi="Calibri"/>
+                <w:color w:val="7A6450"/>
+                <w:sz w:val="17"/>
+              </w:rPr>
+              <w:t>What the person is like</w:t>
+            </w:r>
+          </w:p>
+        </w:tc>
+        <w:tc>
+          <w:tcPr>
+            <w:tcW w:type="dxa" w:w="3312"/>
+            <w:shd w:val="clear" w:fill="FFF0DC"/>
+          </w:tcPr>
+          <w:p>
+            <w:pPr>
+              <w:spacing w:after="20"/>
+            </w:pPr>
+            <w:r>
+              <w:rPr>
+                <w:rFonts w:ascii="Calibri" w:hAnsi="Calibri"/>
+                <w:b/>
+                <w:color w:val="A65F06"/>
+                <w:sz w:val="20"/>
+              </w:rPr>
+              <w:t>SCENE</w:t>
+            </w:r>
+          </w:p>
+          <w:p>
+            <w:pPr>
+              <w:spacing w:after="60"/>
+            </w:pPr>
+            <w:r>
+              <w:rPr>
+                <w:rFonts w:ascii="Calibri" w:hAnsi="Calibri"/>
+                <w:color w:val="7A6450"/>
+                <w:sz w:val="17"/>
+              </w:rPr>
+              <w:t>Where it is, what you notice</w:t>
+            </w:r>
+          </w:p>
+        </w:tc>
+        <w:tc>
+          <w:tcPr>
+            <w:tcW w:type="dxa" w:w="3312"/>
+            <w:shd w:val="clear" w:fill="FFF0DC"/>
+          </w:tcPr>
+          <w:p>
+            <w:pPr>
+              <w:spacing w:after="20"/>
+            </w:pPr>
+            <w:r>
+              <w:rPr>
+                <w:rFonts w:ascii="Calibri" w:hAnsi="Calibri"/>
+                <w:b/>
+                <w:color w:val="A65F06"/>
+                <w:sz w:val="20"/>
+              </w:rPr>
+              <w:t>TIME</w:t>
+            </w:r>
+          </w:p>
+          <w:p>
+            <w:pPr>
+              <w:spacing w:after="60"/>
+            </w:pPr>
+            <w:r>
+              <w:rPr>
+                <w:rFonts w:ascii="Calibri" w:hAnsi="Calibri"/>
+                <w:color w:val="7A6450"/>
+                <w:sz w:val="17"/>
+              </w:rPr>
+              <w:t>When it happens</w:t>
+            </w:r>
+          </w:p>
+        </w:tc>
+      </w:tr>
+      <w:tr>
+        <w:tc>
+          <w:tcPr>
+            <w:tcW w:type="dxa" w:w="3312"/>
+          </w:tcPr>
+          <w:p>
+            <w:pPr>
+              <w:spacing w:after="80"/>
+            </w:pPr>
+            <w:r>
+              <w:rPr>
+                <w:rFonts w:ascii="Calibri" w:hAnsi="Calibri"/>
+                <w:color w:val="46280A"/>
+                <w:sz w:val="22"/>
+              </w:rPr>
+              <w:t>•  angry</w:t>
+            </w:r>
+          </w:p>
+          <w:p>
+            <w:pPr>
+              <w:spacing w:after="80"/>
+            </w:pPr>
+            <w:r>
+              <w:rPr>
+                <w:rFonts w:ascii="Calibri" w:hAnsi="Calibri"/>
+                <w:color w:val="46280A"/>
+                <w:sz w:val="22"/>
+              </w:rPr>
+              <w:t>•  silent</w:t>
+            </w:r>
+          </w:p>
+          <w:p>
+            <w:pPr>
+              <w:spacing w:after="80"/>
+            </w:pPr>
+            <w:r>
+              <w:rPr>
+                <w:rFonts w:ascii="Calibri" w:hAnsi="Calibri"/>
+                <w:color w:val="46280A"/>
+                <w:sz w:val="22"/>
+              </w:rPr>
+              <w:t>•  happy</w:t>
+            </w:r>
+          </w:p>
+          <w:p>
+            <w:pPr>
+              <w:spacing w:after="80"/>
+            </w:pPr>
+            <w:r>
+              <w:rPr>
+                <w:rFonts w:ascii="Calibri" w:hAnsi="Calibri"/>
+                <w:color w:val="46280A"/>
+                <w:sz w:val="22"/>
+              </w:rPr>
+              <w:t>•  crazy</w:t>
+            </w:r>
+          </w:p>
+          <w:p>
+            <w:pPr>
+              <w:spacing w:after="80"/>
+            </w:pPr>
+            <w:r>
+              <w:rPr>
+                <w:rFonts w:ascii="Calibri" w:hAnsi="Calibri"/>
+                <w:color w:val="7A6450"/>
+                <w:sz w:val="22"/>
+              </w:rPr>
+              <w:t>•  __________</w:t>
+            </w:r>
+          </w:p>
+          <w:p>
+            <w:pPr>
+              <w:spacing w:after="80"/>
+            </w:pPr>
+            <w:r>
+              <w:rPr>
+                <w:rFonts w:ascii="Calibri" w:hAnsi="Calibri"/>
+                <w:color w:val="7A6450"/>
+                <w:sz w:val="22"/>
+              </w:rPr>
+              <w:t>•  __________</w:t>
+            </w:r>
+          </w:p>
+        </w:tc>
+        <w:tc>
+          <w:tcPr>
+            <w:tcW w:type="dxa" w:w="3312"/>
+          </w:tcPr>
+          <w:p>
+            <w:pPr>
+              <w:spacing w:after="80"/>
+            </w:pPr>
+            <w:r>
+              <w:rPr>
+                <w:rFonts w:ascii="Calibri" w:hAnsi="Calibri"/>
+                <w:color w:val="46280A"/>
+                <w:sz w:val="22"/>
+              </w:rPr>
+              <w:t>•  in the forest</w:t>
+            </w:r>
+          </w:p>
+          <w:p>
+            <w:pPr>
+              <w:spacing w:after="80"/>
+            </w:pPr>
+            <w:r>
+              <w:rPr>
+                <w:rFonts w:ascii="Calibri" w:hAnsi="Calibri"/>
+                <w:color w:val="46280A"/>
+                <w:sz w:val="22"/>
+              </w:rPr>
+              <w:t>•  could feel the wind</w:t>
+            </w:r>
+          </w:p>
+          <w:p>
+            <w:pPr>
+              <w:spacing w:after="80"/>
+            </w:pPr>
+            <w:r>
+              <w:rPr>
+                <w:rFonts w:ascii="Calibri" w:hAnsi="Calibri"/>
+                <w:color w:val="7A6450"/>
+                <w:sz w:val="22"/>
+              </w:rPr>
+              <w:t>•  __________</w:t>
+            </w:r>
+          </w:p>
+          <w:p>
+            <w:pPr>
+              <w:spacing w:after="80"/>
+            </w:pPr>
+            <w:r>
+              <w:rPr>
+                <w:rFonts w:ascii="Calibri" w:hAnsi="Calibri"/>
+                <w:color w:val="7A6450"/>
+                <w:sz w:val="22"/>
+              </w:rPr>
+              <w:t>•  __________</w:t>
+            </w:r>
+          </w:p>
+          <w:p>
+            <w:pPr>
+              <w:spacing w:after="80"/>
+            </w:pPr>
+            <w:r>
+              <w:rPr>
+                <w:rFonts w:ascii="Calibri" w:hAnsi="Calibri"/>
+                <w:color w:val="7A6450"/>
+                <w:sz w:val="22"/>
+              </w:rPr>
+              <w:t>•  __________</w:t>
+            </w:r>
+          </w:p>
+          <w:p>
+            <w:pPr>
+              <w:spacing w:after="80"/>
+            </w:pPr>
+            <w:r>
+              <w:rPr>
+                <w:rFonts w:ascii="Calibri" w:hAnsi="Calibri"/>
+                <w:color w:val="7A6450"/>
+                <w:sz w:val="22"/>
+              </w:rPr>
+              <w:t>•  __________</w:t>
+            </w:r>
+          </w:p>
+        </w:tc>
+        <w:tc>
+          <w:tcPr>
+            <w:tcW w:type="dxa" w:w="3312"/>
+          </w:tcPr>
+          <w:p>
+            <w:pPr>
+              <w:spacing w:after="80"/>
+            </w:pPr>
+            <w:r>
+              <w:rPr>
+                <w:rFonts w:ascii="Calibri" w:hAnsi="Calibri"/>
+                <w:color w:val="46280A"/>
+                <w:sz w:val="22"/>
+              </w:rPr>
+              <w:t>•  last night</w:t>
+            </w:r>
+          </w:p>
+          <w:p>
+            <w:pPr>
+              <w:spacing w:after="80"/>
+            </w:pPr>
+            <w:r>
+              <w:rPr>
+                <w:rFonts w:ascii="Calibri" w:hAnsi="Calibri"/>
+                <w:color w:val="46280A"/>
+                <w:sz w:val="22"/>
+              </w:rPr>
+              <w:t>•  in June</w:t>
+            </w:r>
+          </w:p>
+          <w:p>
+            <w:pPr>
+              <w:spacing w:after="80"/>
+            </w:pPr>
+            <w:r>
+              <w:rPr>
+                <w:rFonts w:ascii="Calibri" w:hAnsi="Calibri"/>
+                <w:color w:val="7A6450"/>
+                <w:sz w:val="22"/>
+              </w:rPr>
+              <w:t>•  __________</w:t>
+            </w:r>
+          </w:p>
+          <w:p>
+            <w:pPr>
+              <w:spacing w:after="80"/>
+            </w:pPr>
+            <w:r>
+              <w:rPr>
+                <w:rFonts w:ascii="Calibri" w:hAnsi="Calibri"/>
+                <w:color w:val="7A6450"/>
+                <w:sz w:val="22"/>
+              </w:rPr>
+              <w:t>•  __________</w:t>
+            </w:r>
+          </w:p>
+          <w:p>
+            <w:pPr>
+              <w:spacing w:after="80"/>
+            </w:pPr>
+            <w:r>
+              <w:rPr>
+                <w:rFonts w:ascii="Calibri" w:hAnsi="Calibri"/>
+                <w:color w:val="7A6450"/>
+                <w:sz w:val="22"/>
+              </w:rPr>
+              <w:t>•  __________</w:t>
+            </w:r>
+          </w:p>
+          <w:p>
+            <w:pPr>
+              <w:spacing w:after="80"/>
+            </w:pPr>
+            <w:r>
+              <w:rPr>
+                <w:rFonts w:ascii="Calibri" w:hAnsi="Calibri"/>
+                <w:color w:val="7A6450"/>
+                <w:sz w:val="22"/>
+              </w:rPr>
+              <w:t>•  __________</w:t>
+            </w:r>
+          </w:p>
+        </w:tc>
+      </w:tr>
+    </w:tbl>
+    <w:p>
+      <w:pPr>
+        <w:spacing w:after="200" w:before="0" w:line="300" w:lineRule="auto"/>
+      </w:pPr>
+    </w:p>
+    <w:tbl>
+      <w:tblPr>
+        <w:tblW w:type="auto" w:w="0"/>
+        <w:jc w:val="left"/>
+        <w:tblLook w:firstColumn="1" w:firstRow="1" w:lastColumn="0" w:lastRow="0" w:noHBand="0" w:noVBand="1" w:val="04A0"/>
+        <w:tblBorders>
+          <w:top w:val="single" w:sz="6" w:color="2C5F8A"/>
+          <w:left w:val="single" w:sz="6" w:color="2C5F8A"/>
+          <w:bottom w:val="single" w:sz="6" w:color="2C5F8A"/>
+          <w:right w:val="single" w:sz="6" w:color="2C5F8A"/>
+          <w:insideH w:val="single" w:sz="6" w:color="2C5F8A"/>
+          <w:insideV w:val="single" w:sz="6" w:color="2C5F8A"/>
+        </w:tblBorders>
+      </w:tblPr>
+      <w:tblGrid>
+        <w:gridCol w:w="9936"/>
+      </w:tblGrid>
+      <w:tr>
+        <w:tc>
+          <w:tcPr>
+            <w:tcW w:type="dxa" w:w="9936"/>
+            <w:shd w:val="clear" w:fill="E0EBF4"/>
+          </w:tcPr>
+          <w:p>
+            <w:pPr>
+              <w:spacing w:after="80" w:line="312" w:lineRule="auto"/>
+            </w:pPr>
+            <w:r>
+              <w:rPr>
+                <w:rFonts w:ascii="Calibri" w:hAnsi="Calibri"/>
+                <w:b w:val="0"/>
+                <w:i w:val="0"/>
+                <w:color w:val="1E4664"/>
+                <w:sz w:val="21"/>
+              </w:rPr>
+              <w:t>Here is one way to do it, so you can see what I mean:</w:t>
+            </w:r>
+          </w:p>
+          <w:p>
+            <w:pPr>
+              <w:spacing w:after="80" w:line="312" w:lineRule="auto"/>
+            </w:pPr>
+            <w:r>
+              <w:rPr>
+                <w:rFonts w:ascii="Calibri" w:hAnsi="Calibri"/>
+                <w:b w:val="0"/>
+                <w:i/>
+                <w:color w:val="1E4664"/>
+                <w:sz w:val="22"/>
+              </w:rPr>
+              <w:t>"Last night the forest was silent. I could feel the wind moving through the leaves, and I was not happy to be out there on my own."</w:t>
+            </w:r>
+          </w:p>
+          <w:p>
+            <w:pPr>
+              <w:spacing w:after="0" w:line="312" w:lineRule="auto"/>
+            </w:pPr>
+            <w:r>
+              <w:rPr>
+                <w:rFonts w:ascii="Calibri" w:hAnsi="Calibri"/>
+                <w:b w:val="0"/>
+                <w:i w:val="0"/>
+                <w:color w:val="1E4664"/>
+                <w:sz w:val="21"/>
+              </w:rPr>
+              <w:t>That uses one word from each box. Now think about the MOOD it creates: uneasy, a bit frightened. Notice that no word in it actually says frightened. That is the writer's trick you learned in our lesson: show the reader, and let them feel it.</w:t>
+            </w:r>
+          </w:p>
+        </w:tc>
+      </w:tr>
+    </w:tbl>
+    <w:p>
+      <w:pPr>
+        <w:spacing w:after="60" w:before="0" w:line="300" w:lineRule="auto"/>
+      </w:pPr>
     </w:p>
     <w:p>
       <w:pPr>
-        <w:spacing w:after="40" w:before="0" w:line="300" w:lineRule="auto"/>
+        <w:spacing w:after="140" w:before="160" w:line="300" w:lineRule="auto"/>
       </w:pPr>
       <w:r>
         <w:rPr>
           <w:rFonts w:ascii="Calibri" w:hAnsi="Calibri"/>
           <w:b/>
           <w:i w:val="0"/>
-          <w:color w:val="7A6450"/>
-          <w:sz w:val="20"/>
+          <w:color w:val="46280A"/>
+          <w:sz w:val="22"/>
         </w:rPr>
-        <w:t xml:space="preserve">My answer: </w:t>
+        <w:t xml:space="preserve">Now write </w:t>
+      </w:r>
+      <w:r>
+        <w:rPr>
+          <w:rFonts w:ascii="Calibri" w:hAnsi="Calibri"/>
+          <w:b/>
+          <w:i w:val="0"/>
+          <w:color w:val="A6330F"/>
+          <w:sz w:val="22"/>
+        </w:rPr>
+        <w:t>two or three sentences</w:t>
+      </w:r>
+      <w:r>
+        <w:rPr>
+          <w:rFonts w:ascii="Calibri" w:hAnsi="Calibri"/>
+          <w:b/>
+          <w:i w:val="0"/>
+          <w:color w:val="46280A"/>
+          <w:sz w:val="22"/>
+        </w:rPr>
+        <w:t xml:space="preserve"> describing a scene. Use at least one word from each box.</w:t>
       </w:r>
     </w:p>
     <w:tbl>
@@ -564,21 +1925,116 @@
         </w:tblBorders>
       </w:tblPr>
       <w:tblGrid>
-        <w:gridCol w:w="9792"/>
+        <w:gridCol w:w="9936"/>
       </w:tblGrid>
       <w:tr>
         <w:tc>
           <w:tcPr>
-            <w:tcW w:type="dxa" w:w="9792"/>
+            <w:tcW w:type="dxa" w:w="9936"/>
           </w:tcPr>
           <w:p>
             <w:pPr>
-              <w:spacing w:after="40"/>
+              <w:spacing w:after="60"/>
             </w:pPr>
             <w:r>
               <w:rPr>
                 <w:rFonts w:ascii="Calibri" w:hAnsi="Calibri"/>
-                <w:sz w:val="23"/>
+                <w:sz w:val="24"/>
+              </w:rPr>
+              <w:t xml:space="preserve"> </w:t>
+            </w:r>
+          </w:p>
+        </w:tc>
+      </w:tr>
+      <w:tr>
+        <w:tc>
+          <w:tcPr>
+            <w:tcW w:type="dxa" w:w="9936"/>
+          </w:tcPr>
+          <w:p>
+            <w:pPr>
+              <w:spacing w:after="60"/>
+            </w:pPr>
+            <w:r>
+              <w:rPr>
+                <w:rFonts w:ascii="Calibri" w:hAnsi="Calibri"/>
+                <w:sz w:val="24"/>
+              </w:rPr>
+              <w:t xml:space="preserve"> </w:t>
+            </w:r>
+          </w:p>
+        </w:tc>
+      </w:tr>
+      <w:tr>
+        <w:tc>
+          <w:tcPr>
+            <w:tcW w:type="dxa" w:w="9936"/>
+          </w:tcPr>
+          <w:p>
+            <w:pPr>
+              <w:spacing w:after="60"/>
+            </w:pPr>
+            <w:r>
+              <w:rPr>
+                <w:rFonts w:ascii="Calibri" w:hAnsi="Calibri"/>
+                <w:sz w:val="24"/>
+              </w:rPr>
+              <w:t xml:space="preserve"> </w:t>
+            </w:r>
+          </w:p>
+        </w:tc>
+      </w:tr>
+      <w:tr>
+        <w:tc>
+          <w:tcPr>
+            <w:tcW w:type="dxa" w:w="9936"/>
+          </w:tcPr>
+          <w:p>
+            <w:pPr>
+              <w:spacing w:after="60"/>
+            </w:pPr>
+            <w:r>
+              <w:rPr>
+                <w:rFonts w:ascii="Calibri" w:hAnsi="Calibri"/>
+                <w:sz w:val="24"/>
+              </w:rPr>
+              <w:t xml:space="preserve"> </w:t>
+            </w:r>
+          </w:p>
+        </w:tc>
+      </w:tr>
+      <w:tr>
+        <w:tc>
+          <w:tcPr>
+            <w:tcW w:type="dxa" w:w="9936"/>
+          </w:tcPr>
+          <w:p>
+            <w:pPr>
+              <w:spacing w:after="60"/>
+            </w:pPr>
+            <w:r>
+              <w:rPr>
+                <w:rFonts w:ascii="Calibri" w:hAnsi="Calibri"/>
+                <w:sz w:val="24"/>
+              </w:rPr>
+              <w:t xml:space="preserve"> </w:t>
+            </w:r>
+          </w:p>
+        </w:tc>
+      </w:tr>
+      <w:tr>
+        <w:tc>
+          <w:tcPr>
+            <w:tcW w:type="dxa" w:w="9936"/>
+          </w:tcPr>
+          <w:p>
+            <w:pPr>
+              <w:spacing w:after="60"/>
+            </w:pPr>
+            <w:r>
+              <w:rPr>
+                <w:rFonts w:ascii="Calibri" w:hAnsi="Calibri"/>
+                <w:sz w:val="24"/>
               </w:rPr>
               <w:t xml:space="preserve"> </w:t>
             </w:r>
@@ -593,27 +2049,183 @@
     </w:p>
     <w:p>
       <w:pPr>
-        <w:spacing w:after="40" w:before="0" w:line="300" w:lineRule="auto"/>
+        <w:spacing w:after="100" w:before="80" w:line="300" w:lineRule="auto"/>
       </w:pPr>
       <w:r>
         <w:rPr>
           <w:rFonts w:ascii="Calibri" w:hAnsi="Calibri"/>
           <w:b/>
           <w:i w:val="0"/>
-          <w:color w:val="7A6450"/>
-          <w:sz w:val="20"/>
+          <w:color w:val="46280A"/>
+          <w:sz w:val="22"/>
         </w:rPr>
-        <w:t xml:space="preserve">The text says: </w:t>
+        <w:t>Now be the detective on your own writing.</w:t>
+      </w:r>
+    </w:p>
+    <w:p>
+      <w:pPr>
+        <w:spacing w:after="100" w:before="0" w:line="300" w:lineRule="auto"/>
+      </w:pPr>
+      <w:r>
+        <w:rPr>
+          <w:rFonts w:ascii="Calibri" w:hAnsi="Calibri"/>
+          <w:b w:val="0"/>
+          <w:i w:val="0"/>
+          <w:color w:val="2B2B2B"/>
+          <w:sz w:val="22"/>
+        </w:rPr>
+        <w:t xml:space="preserve">      What mood does your scene create?  </w:t>
       </w:r>
       <w:r>
         <w:rPr>
           <w:rFonts w:ascii="Calibri" w:hAnsi="Calibri"/>
           <w:b w:val="0"/>
-          <w:i/>
+          <w:i w:val="0"/>
           <w:color w:val="7A6450"/>
-          <w:sz w:val="19"/>
+          <w:sz w:val="22"/>
         </w:rPr>
-        <w:t>(copy the exact words, inside quotation marks)</w:t>
+        <w:t>________________________________</w:t>
+      </w:r>
+    </w:p>
+    <w:p>
+      <w:pPr>
+        <w:spacing w:after="160" w:before="0" w:line="300" w:lineRule="auto"/>
+      </w:pPr>
+      <w:r>
+        <w:rPr>
+          <w:rFonts w:ascii="Calibri" w:hAnsi="Calibri"/>
+          <w:b w:val="0"/>
+          <w:i w:val="0"/>
+          <w:color w:val="2B2B2B"/>
+          <w:sz w:val="22"/>
+        </w:rPr>
+        <w:t xml:space="preserve">      Which of your words made that mood?  </w:t>
+      </w:r>
+      <w:r>
+        <w:rPr>
+          <w:rFonts w:ascii="Calibri" w:hAnsi="Calibri"/>
+          <w:b w:val="0"/>
+          <w:i w:val="0"/>
+          <w:color w:val="7A6450"/>
+          <w:sz w:val="22"/>
+        </w:rPr>
+        <w:t>________________________________</w:t>
+      </w:r>
+    </w:p>
+    <w:tbl>
+      <w:tblPr>
+        <w:tblW w:type="auto" w:w="0"/>
+        <w:jc w:val="left"/>
+        <w:tblLook w:firstColumn="1" w:firstRow="1" w:lastColumn="0" w:lastRow="0" w:noHBand="0" w:noVBand="1" w:val="04A0"/>
+        <w:tblBorders>
+          <w:top w:val="single" w:sz="6" w:color="007C83"/>
+          <w:left w:val="single" w:sz="6" w:color="007C83"/>
+          <w:bottom w:val="single" w:sz="6" w:color="007C83"/>
+          <w:right w:val="single" w:sz="6" w:color="007C83"/>
+          <w:insideH w:val="single" w:sz="6" w:color="007C83"/>
+          <w:insideV w:val="single" w:sz="6" w:color="007C83"/>
+        </w:tblBorders>
+      </w:tblPr>
+      <w:tblGrid>
+        <w:gridCol w:w="9936"/>
+      </w:tblGrid>
+      <w:tr>
+        <w:tc>
+          <w:tcPr>
+            <w:tcW w:type="dxa" w:w="9936"/>
+            <w:shd w:val="clear" w:fill="D7EDEC"/>
+          </w:tcPr>
+          <w:p>
+            <w:pPr>
+              <w:spacing w:after="80" w:line="312" w:lineRule="auto"/>
+            </w:pPr>
+            <w:r>
+              <w:rPr>
+                <w:rFonts w:ascii="Calibri" w:hAnsi="Calibri"/>
+                <w:b/>
+                <w:i w:val="0"/>
+                <w:color w:val="005F65"/>
+                <w:sz w:val="20"/>
+              </w:rPr>
+              <w:t>Check your work</w:t>
+            </w:r>
+          </w:p>
+          <w:p>
+            <w:pPr>
+              <w:spacing w:after="0" w:line="384" w:lineRule="auto"/>
+            </w:pPr>
+            <w:r>
+              <w:rPr>
+                <w:rFonts w:ascii="Calibri" w:hAnsi="Calibri"/>
+                <w:b w:val="0"/>
+                <w:i w:val="0"/>
+                <w:color w:val="2B2B2B"/>
+                <w:sz w:val="21"/>
+              </w:rPr>
+              <w:t>□   I used a CHARACTER word.</w:t>
+              <w:br/>
+              <w:t>□   I used a SCENE word.</w:t>
+              <w:br/>
+              <w:t>□   I used a TIME word.</w:t>
+              <w:br/>
+              <w:t>□   I can name the mood my writing creates.</w:t>
+              <w:br/>
+              <w:t>□   Every sentence starts with a capital letter and ends with a full stop.</w:t>
+              <w:br/>
+              <w:t>□   I read it out loud to check it makes sense.</w:t>
+            </w:r>
+          </w:p>
+        </w:tc>
+      </w:tr>
+    </w:tbl>
+    <w:p>
+      <w:pPr>
+        <w:spacing w:after="60" w:before="0" w:line="300" w:lineRule="auto"/>
+      </w:pPr>
+    </w:p>
+    <w:p>
+      <w:pPr>
+        <w:spacing w:after="120" w:before="200" w:line="300" w:lineRule="auto"/>
+      </w:pPr>
+      <w:r>
+        <w:rPr>
+          <w:rFonts w:ascii="Calibri" w:hAnsi="Calibri"/>
+          <w:b/>
+          <w:i w:val="0"/>
+          <w:color w:val="A6330F"/>
+          <w:sz w:val="22"/>
+        </w:rPr>
+        <w:t>Extra challenge, if you want it.</w:t>
+      </w:r>
+      <w:r>
+        <w:rPr>
+          <w:rFonts w:ascii="Calibri" w:hAnsi="Calibri"/>
+          <w:b w:val="0"/>
+          <w:i w:val="0"/>
+          <w:color w:val="2B2B2B"/>
+          <w:sz w:val="22"/>
+        </w:rPr>
+        <w:t xml:space="preserve"> Add one more sentence that </w:t>
+      </w:r>
+      <w:r>
+        <w:rPr>
+          <w:rFonts w:ascii="Calibri" w:hAnsi="Calibri"/>
+          <w:b/>
+          <w:i w:val="0"/>
+          <w:color w:val="2B2B2B"/>
+          <w:sz w:val="22"/>
+        </w:rPr>
+        <w:t>plants a clue</w:t>
+      </w:r>
+      <w:r>
+        <w:rPr>
+          <w:rFonts w:ascii="Calibri" w:hAnsi="Calibri"/>
+          <w:b w:val="0"/>
+          <w:i w:val="0"/>
+          <w:color w:val="2B2B2B"/>
+          <w:sz w:val="22"/>
+        </w:rPr>
+        <w:t>. Something small that makes your reader worry, without using any worrying words. Do not explain it. Make them work it out, just like a prologue does.</w:t>
       </w:r>
     </w:p>
     <w:tbl>
@@ -630,21 +2242,21 @@
         </w:tblBorders>
       </w:tblPr>
       <w:tblGrid>
-        <w:gridCol w:w="9792"/>
+        <w:gridCol w:w="9936"/>
       </w:tblGrid>
       <w:tr>
         <w:tc>
           <w:tcPr>
-            <w:tcW w:type="dxa" w:w="9792"/>
+            <w:tcW w:type="dxa" w:w="9936"/>
           </w:tcPr>
           <w:p>
             <w:pPr>
-              <w:spacing w:after="40"/>
+              <w:spacing w:after="60"/>
             </w:pPr>
             <w:r>
               <w:rPr>
                 <w:rFonts w:ascii="Calibri" w:hAnsi="Calibri"/>
-                <w:sz w:val="23"/>
+                <w:sz w:val="24"/>
               </w:rPr>
               <w:t xml:space="preserve"> </w:t>
             </w:r>
@@ -654,16 +2266,16 @@
       <w:tr>
         <w:tc>
           <w:tcPr>
-            <w:tcW w:type="dxa" w:w="9792"/>
+            <w:tcW w:type="dxa" w:w="9936"/>
           </w:tcPr>
           <w:p>
             <w:pPr>
-              <w:spacing w:after="40"/>
+              <w:spacing w:after="60"/>
             </w:pPr>
             <w:r>
               <w:rPr>
                 <w:rFonts w:ascii="Calibri" w:hAnsi="Calibri"/>
-                <w:sz w:val="23"/>
+                <w:sz w:val="24"/>
               </w:rPr>
               <w:t xml:space="preserve"> </w:t>
             </w:r>
@@ -676,3006 +2288,9 @@
         <w:spacing w:after="120" w:before="0" w:line="300" w:lineRule="auto"/>
       </w:pPr>
     </w:p>
-    <w:p>
-      <w:pPr>
-        <w:spacing w:after="100" w:before="140" w:line="300" w:lineRule="auto"/>
-      </w:pPr>
-      <w:r>
-        <w:rPr>
-          <w:rFonts w:ascii="Calibri" w:hAnsi="Calibri"/>
-          <w:b/>
-          <w:i w:val="0"/>
-          <w:color w:val="005F65"/>
-          <w:sz w:val="22"/>
-        </w:rPr>
-        <w:t xml:space="preserve">c)  </w:t>
-      </w:r>
-      <w:r>
-        <w:rPr>
-          <w:rFonts w:ascii="Calibri" w:hAnsi="Calibri"/>
-          <w:b w:val="0"/>
-          <w:i w:val="0"/>
-          <w:color w:val="2B2B2B"/>
-          <w:sz w:val="22"/>
-        </w:rPr>
-        <w:t>What do you think is going to happen at the festival?</w:t>
-      </w:r>
-    </w:p>
-    <w:p>
-      <w:pPr>
-        <w:spacing w:after="40" w:before="0" w:line="300" w:lineRule="auto"/>
-      </w:pPr>
-      <w:r>
-        <w:rPr>
-          <w:rFonts w:ascii="Calibri" w:hAnsi="Calibri"/>
-          <w:b/>
-          <w:i w:val="0"/>
-          <w:color w:val="7A6450"/>
-          <w:sz w:val="20"/>
-        </w:rPr>
-        <w:t xml:space="preserve">My answer: </w:t>
-      </w:r>
-    </w:p>
-    <w:tbl>
-      <w:tblPr>
-        <w:tblW w:type="auto" w:w="0"/>
-        <w:tblLook w:firstColumn="1" w:firstRow="1" w:lastColumn="0" w:lastRow="0" w:noHBand="0" w:noVBand="1" w:val="04A0"/>
-        <w:tblBorders>
-          <w:top w:val="single" w:sz="4" w:color="D9D2C6"/>
-          <w:left w:val="single" w:sz="4" w:color="D9D2C6"/>
-          <w:bottom w:val="single" w:sz="4" w:color="D9D2C6"/>
-          <w:right w:val="single" w:sz="4" w:color="D9D2C6"/>
-          <w:insideH w:val="single" w:sz="4" w:color="D9D2C6"/>
-          <w:insideV w:val="single" w:sz="4" w:color="D9D2C6"/>
-        </w:tblBorders>
-      </w:tblPr>
-      <w:tblGrid>
-        <w:gridCol w:w="9792"/>
-      </w:tblGrid>
-      <w:tr>
-        <w:tc>
-          <w:tcPr>
-            <w:tcW w:type="dxa" w:w="9792"/>
-          </w:tcPr>
-          <w:p>
-            <w:pPr>
-              <w:spacing w:after="40"/>
-            </w:pPr>
-            <w:r>
-              <w:rPr>
-                <w:rFonts w:ascii="Calibri" w:hAnsi="Calibri"/>
-                <w:sz w:val="23"/>
-              </w:rPr>
-              <w:t xml:space="preserve"> </w:t>
-            </w:r>
-          </w:p>
-        </w:tc>
-      </w:tr>
-    </w:tbl>
-    <w:p>
-      <w:pPr>
-        <w:spacing w:after="120" w:before="0" w:line="300" w:lineRule="auto"/>
-      </w:pPr>
-    </w:p>
-    <w:p>
-      <w:pPr>
-        <w:spacing w:after="40" w:before="0" w:line="300" w:lineRule="auto"/>
-      </w:pPr>
-      <w:r>
-        <w:rPr>
-          <w:rFonts w:ascii="Calibri" w:hAnsi="Calibri"/>
-          <w:b/>
-          <w:i w:val="0"/>
-          <w:color w:val="7A6450"/>
-          <w:sz w:val="20"/>
-        </w:rPr>
-        <w:t xml:space="preserve">The text says: </w:t>
-      </w:r>
-      <w:r>
-        <w:rPr>
-          <w:rFonts w:ascii="Calibri" w:hAnsi="Calibri"/>
-          <w:b w:val="0"/>
-          <w:i/>
-          <w:color w:val="7A6450"/>
-          <w:sz w:val="19"/>
-        </w:rPr>
-        <w:t>(copy the exact words, inside quotation marks)</w:t>
-      </w:r>
-    </w:p>
-    <w:tbl>
-      <w:tblPr>
-        <w:tblW w:type="auto" w:w="0"/>
-        <w:tblLook w:firstColumn="1" w:firstRow="1" w:lastColumn="0" w:lastRow="0" w:noHBand="0" w:noVBand="1" w:val="04A0"/>
-        <w:tblBorders>
-          <w:top w:val="single" w:sz="4" w:color="D9D2C6"/>
-          <w:left w:val="single" w:sz="4" w:color="D9D2C6"/>
-          <w:bottom w:val="single" w:sz="4" w:color="D9D2C6"/>
-          <w:right w:val="single" w:sz="4" w:color="D9D2C6"/>
-          <w:insideH w:val="single" w:sz="4" w:color="D9D2C6"/>
-          <w:insideV w:val="single" w:sz="4" w:color="D9D2C6"/>
-        </w:tblBorders>
-      </w:tblPr>
-      <w:tblGrid>
-        <w:gridCol w:w="9792"/>
-      </w:tblGrid>
-      <w:tr>
-        <w:tc>
-          <w:tcPr>
-            <w:tcW w:type="dxa" w:w="9792"/>
-          </w:tcPr>
-          <w:p>
-            <w:pPr>
-              <w:spacing w:after="40"/>
-            </w:pPr>
-            <w:r>
-              <w:rPr>
-                <w:rFonts w:ascii="Calibri" w:hAnsi="Calibri"/>
-                <w:sz w:val="23"/>
-              </w:rPr>
-              <w:t xml:space="preserve"> </w:t>
-            </w:r>
-          </w:p>
-        </w:tc>
-      </w:tr>
-      <w:tr>
-        <w:tc>
-          <w:tcPr>
-            <w:tcW w:type="dxa" w:w="9792"/>
-          </w:tcPr>
-          <w:p>
-            <w:pPr>
-              <w:spacing w:after="40"/>
-            </w:pPr>
-            <w:r>
-              <w:rPr>
-                <w:rFonts w:ascii="Calibri" w:hAnsi="Calibri"/>
-                <w:sz w:val="23"/>
-              </w:rPr>
-              <w:t xml:space="preserve"> </w:t>
-            </w:r>
-          </w:p>
-        </w:tc>
-      </w:tr>
-    </w:tbl>
-    <w:p>
-      <w:pPr>
-        <w:spacing w:after="120" w:before="0" w:line="300" w:lineRule="auto"/>
-      </w:pPr>
-    </w:p>
-    <w:p>
-      <w:pPr>
-        <w:spacing w:after="100" w:before="140" w:line="300" w:lineRule="auto"/>
-      </w:pPr>
-      <w:r>
-        <w:rPr>
-          <w:rFonts w:ascii="Calibri" w:hAnsi="Calibri"/>
-          <w:b/>
-          <w:i w:val="0"/>
-          <w:color w:val="005F65"/>
-          <w:sz w:val="22"/>
-        </w:rPr>
-        <w:t xml:space="preserve">d)  </w:t>
-      </w:r>
-      <w:r>
-        <w:rPr>
-          <w:rFonts w:ascii="Calibri" w:hAnsi="Calibri"/>
-          <w:b w:val="0"/>
-          <w:i w:val="0"/>
-          <w:color w:val="2B2B2B"/>
-          <w:sz w:val="22"/>
-        </w:rPr>
-        <w:t>Who do you think “R.” might be? There is more than one sensible answer. Give yours, with evidence.</w:t>
-      </w:r>
-    </w:p>
-    <w:p>
-      <w:pPr>
-        <w:spacing w:after="40" w:before="0" w:line="300" w:lineRule="auto"/>
-      </w:pPr>
-      <w:r>
-        <w:rPr>
-          <w:rFonts w:ascii="Calibri" w:hAnsi="Calibri"/>
-          <w:b/>
-          <w:i w:val="0"/>
-          <w:color w:val="7A6450"/>
-          <w:sz w:val="20"/>
-        </w:rPr>
-        <w:t xml:space="preserve">My answer: </w:t>
-      </w:r>
-    </w:p>
-    <w:tbl>
-      <w:tblPr>
-        <w:tblW w:type="auto" w:w="0"/>
-        <w:tblLook w:firstColumn="1" w:firstRow="1" w:lastColumn="0" w:lastRow="0" w:noHBand="0" w:noVBand="1" w:val="04A0"/>
-        <w:tblBorders>
-          <w:top w:val="single" w:sz="4" w:color="D9D2C6"/>
-          <w:left w:val="single" w:sz="4" w:color="D9D2C6"/>
-          <w:bottom w:val="single" w:sz="4" w:color="D9D2C6"/>
-          <w:right w:val="single" w:sz="4" w:color="D9D2C6"/>
-          <w:insideH w:val="single" w:sz="4" w:color="D9D2C6"/>
-          <w:insideV w:val="single" w:sz="4" w:color="D9D2C6"/>
-        </w:tblBorders>
-      </w:tblPr>
-      <w:tblGrid>
-        <w:gridCol w:w="9792"/>
-      </w:tblGrid>
-      <w:tr>
-        <w:tc>
-          <w:tcPr>
-            <w:tcW w:type="dxa" w:w="9792"/>
-          </w:tcPr>
-          <w:p>
-            <w:pPr>
-              <w:spacing w:after="40"/>
-            </w:pPr>
-            <w:r>
-              <w:rPr>
-                <w:rFonts w:ascii="Calibri" w:hAnsi="Calibri"/>
-                <w:sz w:val="23"/>
-              </w:rPr>
-              <w:t xml:space="preserve"> </w:t>
-            </w:r>
-          </w:p>
-        </w:tc>
-      </w:tr>
-    </w:tbl>
-    <w:p>
-      <w:pPr>
-        <w:spacing w:after="120" w:before="0" w:line="300" w:lineRule="auto"/>
-      </w:pPr>
-    </w:p>
-    <w:p>
-      <w:pPr>
-        <w:spacing w:after="40" w:before="0" w:line="300" w:lineRule="auto"/>
-      </w:pPr>
-      <w:r>
-        <w:rPr>
-          <w:rFonts w:ascii="Calibri" w:hAnsi="Calibri"/>
-          <w:b/>
-          <w:i w:val="0"/>
-          <w:color w:val="7A6450"/>
-          <w:sz w:val="20"/>
-        </w:rPr>
-        <w:t xml:space="preserve">The text says: </w:t>
-      </w:r>
-      <w:r>
-        <w:rPr>
-          <w:rFonts w:ascii="Calibri" w:hAnsi="Calibri"/>
-          <w:b w:val="0"/>
-          <w:i/>
-          <w:color w:val="7A6450"/>
-          <w:sz w:val="19"/>
-        </w:rPr>
-        <w:t>(copy the exact words, inside quotation marks)</w:t>
-      </w:r>
-    </w:p>
-    <w:tbl>
-      <w:tblPr>
-        <w:tblW w:type="auto" w:w="0"/>
-        <w:tblLook w:firstColumn="1" w:firstRow="1" w:lastColumn="0" w:lastRow="0" w:noHBand="0" w:noVBand="1" w:val="04A0"/>
-        <w:tblBorders>
-          <w:top w:val="single" w:sz="4" w:color="D9D2C6"/>
-          <w:left w:val="single" w:sz="4" w:color="D9D2C6"/>
-          <w:bottom w:val="single" w:sz="4" w:color="D9D2C6"/>
-          <w:right w:val="single" w:sz="4" w:color="D9D2C6"/>
-          <w:insideH w:val="single" w:sz="4" w:color="D9D2C6"/>
-          <w:insideV w:val="single" w:sz="4" w:color="D9D2C6"/>
-        </w:tblBorders>
-      </w:tblPr>
-      <w:tblGrid>
-        <w:gridCol w:w="9792"/>
-      </w:tblGrid>
-      <w:tr>
-        <w:tc>
-          <w:tcPr>
-            <w:tcW w:type="dxa" w:w="9792"/>
-          </w:tcPr>
-          <w:p>
-            <w:pPr>
-              <w:spacing w:after="40"/>
-            </w:pPr>
-            <w:r>
-              <w:rPr>
-                <w:rFonts w:ascii="Calibri" w:hAnsi="Calibri"/>
-                <w:sz w:val="23"/>
-              </w:rPr>
-              <w:t xml:space="preserve"> </w:t>
-            </w:r>
-          </w:p>
-        </w:tc>
-      </w:tr>
-      <w:tr>
-        <w:tc>
-          <w:tcPr>
-            <w:tcW w:type="dxa" w:w="9792"/>
-          </w:tcPr>
-          <w:p>
-            <w:pPr>
-              <w:spacing w:after="40"/>
-            </w:pPr>
-            <w:r>
-              <w:rPr>
-                <w:rFonts w:ascii="Calibri" w:hAnsi="Calibri"/>
-                <w:sz w:val="23"/>
-              </w:rPr>
-              <w:t xml:space="preserve"> </w:t>
-            </w:r>
-          </w:p>
-        </w:tc>
-      </w:tr>
-    </w:tbl>
-    <w:p>
-      <w:pPr>
-        <w:spacing w:after="120" w:before="0" w:line="300" w:lineRule="auto"/>
-      </w:pPr>
-    </w:p>
-    <w:p>
-      <w:pPr>
-        <w:spacing w:after="80" w:before="280" w:line="300" w:lineRule="auto"/>
-      </w:pPr>
-      <w:r>
-        <w:rPr>
-          <w:rFonts w:ascii="Calibri" w:hAnsi="Calibri"/>
-          <w:b/>
-          <w:i w:val="0"/>
-          <w:color w:val="46280A"/>
-          <w:sz w:val="26"/>
-        </w:rPr>
-        <w:t xml:space="preserve">2.  </w:t>
-      </w:r>
-      <w:r>
-        <w:rPr>
-          <w:rFonts w:ascii="Calibri" w:hAnsi="Calibri"/>
-          <w:b/>
-          <w:i w:val="0"/>
-          <w:color w:val="46280A"/>
-          <w:sz w:val="26"/>
-        </w:rPr>
-        <w:t>Mood: the words that build it</w:t>
-      </w:r>
-    </w:p>
-    <w:p>
-      <w:pPr>
-        <w:spacing w:after="160" w:before="0" w:line="300" w:lineRule="auto"/>
-      </w:pPr>
-      <w:r>
-        <w:rPr>
-          <w:rFonts w:ascii="Calibri" w:hAnsi="Calibri"/>
-          <w:b w:val="0"/>
-          <w:i w:val="0"/>
-          <w:color w:val="7A6450"/>
-          <w:sz w:val="21"/>
-        </w:rPr>
-        <w:t>Mood is the feeling the writing gives YOU, the reader. The writer chooses it on purpose, one word at a time.</w:t>
-      </w:r>
-    </w:p>
-    <w:tbl>
-      <w:tblPr>
-        <w:tblW w:type="auto" w:w="0"/>
-        <w:jc w:val="left"/>
-        <w:tblLook w:firstColumn="1" w:firstRow="1" w:lastColumn="0" w:lastRow="0" w:noHBand="0" w:noVBand="1" w:val="04A0"/>
-        <w:tblBorders>
-          <w:top w:val="single" w:sz="6" w:color="FEA74A"/>
-          <w:left w:val="single" w:sz="6" w:color="FEA74A"/>
-          <w:bottom w:val="single" w:sz="6" w:color="FEA74A"/>
-          <w:right w:val="single" w:sz="6" w:color="FEA74A"/>
-          <w:insideH w:val="single" w:sz="6" w:color="FEA74A"/>
-          <w:insideV w:val="single" w:sz="6" w:color="FEA74A"/>
-        </w:tblBorders>
-      </w:tblPr>
-      <w:tblGrid>
-        <w:gridCol w:w="9792"/>
-      </w:tblGrid>
-      <w:tr>
-        <w:tc>
-          <w:tcPr>
-            <w:tcW w:type="dxa" w:w="9792"/>
-            <w:shd w:val="clear" w:fill="FFF0DC"/>
-          </w:tcPr>
-          <w:p>
-            <w:pPr>
-              <w:spacing w:after="80" w:line="312" w:lineRule="auto"/>
-            </w:pPr>
-            <w:r>
-              <w:rPr>
-                <w:rFonts w:ascii="Calibri" w:hAnsi="Calibri"/>
-                <w:b/>
-                <w:i w:val="0"/>
-                <w:color w:val="A65F06"/>
-                <w:sz w:val="19"/>
-              </w:rPr>
-              <w:t>Mood word bank</w:t>
-            </w:r>
-          </w:p>
-          <w:p>
-            <w:pPr>
-              <w:spacing w:after="0" w:line="312" w:lineRule="auto"/>
-            </w:pPr>
-            <w:r>
-              <w:rPr>
-                <w:rFonts w:ascii="Calibri" w:hAnsi="Calibri"/>
-                <w:b w:val="0"/>
-                <w:i w:val="0"/>
-                <w:color w:val="46280A"/>
-                <w:sz w:val="21"/>
-              </w:rPr>
-              <w:t>mystery    ·    peace    ·    suspense    ·    fear    ·    excitement    ·    sorrow    ·    regret    ·    wistfulness    ·    curiosity    ·    anger    ·    thoughtfulness    ·    panic</w:t>
-            </w:r>
-          </w:p>
-        </w:tc>
-      </w:tr>
-    </w:tbl>
-    <w:p>
-      <w:pPr>
-        <w:spacing w:after="80" w:before="0" w:line="300" w:lineRule="auto"/>
-      </w:pPr>
-    </w:p>
-    <w:p>
-      <w:pPr>
-        <w:spacing w:after="80" w:before="140" w:line="300" w:lineRule="auto"/>
-      </w:pPr>
-      <w:r>
-        <w:rPr>
-          <w:rFonts w:ascii="Calibri" w:hAnsi="Calibri"/>
-          <w:b/>
-          <w:i w:val="0"/>
-          <w:color w:val="005F65"/>
-          <w:sz w:val="22"/>
-        </w:rPr>
-        <w:t xml:space="preserve">a)  </w:t>
-      </w:r>
-      <w:r>
-        <w:rPr>
-          <w:rFonts w:ascii="Calibri" w:hAnsi="Calibri"/>
-          <w:b w:val="0"/>
-          <w:i w:val="0"/>
-          <w:color w:val="2B2B2B"/>
-          <w:sz w:val="22"/>
-        </w:rPr>
-        <w:t xml:space="preserve">Choose </w:t>
-      </w:r>
-      <w:r>
-        <w:rPr>
-          <w:rFonts w:ascii="Calibri" w:hAnsi="Calibri"/>
-          <w:b/>
-          <w:i w:val="0"/>
-          <w:color w:val="2B2B2B"/>
-          <w:sz w:val="22"/>
-        </w:rPr>
-        <w:t>three</w:t>
-      </w:r>
-      <w:r>
-        <w:rPr>
-          <w:rFonts w:ascii="Calibri" w:hAnsi="Calibri"/>
-          <w:b w:val="0"/>
-          <w:i w:val="0"/>
-          <w:color w:val="2B2B2B"/>
-          <w:sz w:val="22"/>
-        </w:rPr>
-        <w:t xml:space="preserve"> mood words that fit the prologue about Lena.</w:t>
-      </w:r>
-    </w:p>
-    <w:tbl>
-      <w:tblPr>
-        <w:tblW w:type="auto" w:w="0"/>
-        <w:tblLook w:firstColumn="1" w:firstRow="1" w:lastColumn="0" w:lastRow="0" w:noHBand="0" w:noVBand="1" w:val="04A0"/>
-        <w:tblBorders>
-          <w:top w:val="single" w:sz="4" w:color="D9D2C6"/>
-          <w:left w:val="single" w:sz="4" w:color="D9D2C6"/>
-          <w:bottom w:val="single" w:sz="4" w:color="D9D2C6"/>
-          <w:right w:val="single" w:sz="4" w:color="D9D2C6"/>
-          <w:insideH w:val="single" w:sz="4" w:color="D9D2C6"/>
-          <w:insideV w:val="single" w:sz="4" w:color="D9D2C6"/>
-        </w:tblBorders>
-      </w:tblPr>
-      <w:tblGrid>
-        <w:gridCol w:w="9792"/>
-      </w:tblGrid>
-      <w:tr>
-        <w:tc>
-          <w:tcPr>
-            <w:tcW w:type="dxa" w:w="9792"/>
-          </w:tcPr>
-          <w:p>
-            <w:pPr>
-              <w:spacing w:after="40"/>
-            </w:pPr>
-            <w:r>
-              <w:rPr>
-                <w:rFonts w:ascii="Calibri" w:hAnsi="Calibri"/>
-                <w:sz w:val="23"/>
-              </w:rPr>
-              <w:t xml:space="preserve"> </w:t>
-            </w:r>
-          </w:p>
-        </w:tc>
-      </w:tr>
-    </w:tbl>
-    <w:p>
-      <w:pPr>
-        <w:spacing w:after="120" w:before="0" w:line="300" w:lineRule="auto"/>
-      </w:pPr>
-    </w:p>
-    <w:p>
-      <w:pPr>
-        <w:spacing w:after="80" w:before="120" w:line="300" w:lineRule="auto"/>
-      </w:pPr>
-      <w:r>
-        <w:rPr>
-          <w:rFonts w:ascii="Calibri" w:hAnsi="Calibri"/>
-          <w:b/>
-          <w:i w:val="0"/>
-          <w:color w:val="005F65"/>
-          <w:sz w:val="22"/>
-        </w:rPr>
-        <w:t xml:space="preserve">b)  </w:t>
-      </w:r>
-      <w:r>
-        <w:rPr>
-          <w:rFonts w:ascii="Calibri" w:hAnsi="Calibri"/>
-          <w:b w:val="0"/>
-          <w:i w:val="0"/>
-          <w:color w:val="2B2B2B"/>
-          <w:sz w:val="22"/>
-        </w:rPr>
-        <w:t>For each one, copy the exact words from the text that create it.</w:t>
-      </w:r>
-    </w:p>
-    <w:p>
-      <w:pPr>
-        <w:spacing w:after="40" w:before="0" w:line="300" w:lineRule="auto"/>
-      </w:pPr>
-      <w:r>
-        <w:rPr>
-          <w:rFonts w:ascii="Calibri" w:hAnsi="Calibri"/>
-          <w:b/>
-          <w:i w:val="0"/>
-          <w:color w:val="7A6450"/>
-          <w:sz w:val="20"/>
-        </w:rPr>
-        <w:t xml:space="preserve">Mood 1: </w:t>
-      </w:r>
-    </w:p>
-    <w:tbl>
-      <w:tblPr>
-        <w:tblW w:type="auto" w:w="0"/>
-        <w:tblLook w:firstColumn="1" w:firstRow="1" w:lastColumn="0" w:lastRow="0" w:noHBand="0" w:noVBand="1" w:val="04A0"/>
-        <w:tblBorders>
-          <w:top w:val="single" w:sz="4" w:color="D9D2C6"/>
-          <w:left w:val="single" w:sz="4" w:color="D9D2C6"/>
-          <w:bottom w:val="single" w:sz="4" w:color="D9D2C6"/>
-          <w:right w:val="single" w:sz="4" w:color="D9D2C6"/>
-          <w:insideH w:val="single" w:sz="4" w:color="D9D2C6"/>
-          <w:insideV w:val="single" w:sz="4" w:color="D9D2C6"/>
-        </w:tblBorders>
-      </w:tblPr>
-      <w:tblGrid>
-        <w:gridCol w:w="9792"/>
-      </w:tblGrid>
-      <w:tr>
-        <w:tc>
-          <w:tcPr>
-            <w:tcW w:type="dxa" w:w="9792"/>
-          </w:tcPr>
-          <w:p>
-            <w:pPr>
-              <w:spacing w:after="40"/>
-            </w:pPr>
-            <w:r>
-              <w:rPr>
-                <w:rFonts w:ascii="Calibri" w:hAnsi="Calibri"/>
-                <w:sz w:val="23"/>
-              </w:rPr>
-              <w:t xml:space="preserve"> </w:t>
-            </w:r>
-          </w:p>
-        </w:tc>
-      </w:tr>
-    </w:tbl>
-    <w:p>
-      <w:pPr>
-        <w:spacing w:after="120" w:before="0" w:line="300" w:lineRule="auto"/>
-      </w:pPr>
-    </w:p>
-    <w:p>
-      <w:pPr>
-        <w:spacing w:after="40" w:before="0" w:line="300" w:lineRule="auto"/>
-      </w:pPr>
-      <w:r>
-        <w:rPr>
-          <w:rFonts w:ascii="Calibri" w:hAnsi="Calibri"/>
-          <w:b/>
-          <w:i w:val="0"/>
-          <w:color w:val="7A6450"/>
-          <w:sz w:val="20"/>
-        </w:rPr>
-        <w:t xml:space="preserve">Mood 2: </w:t>
-      </w:r>
-    </w:p>
-    <w:tbl>
-      <w:tblPr>
-        <w:tblW w:type="auto" w:w="0"/>
-        <w:tblLook w:firstColumn="1" w:firstRow="1" w:lastColumn="0" w:lastRow="0" w:noHBand="0" w:noVBand="1" w:val="04A0"/>
-        <w:tblBorders>
-          <w:top w:val="single" w:sz="4" w:color="D9D2C6"/>
-          <w:left w:val="single" w:sz="4" w:color="D9D2C6"/>
-          <w:bottom w:val="single" w:sz="4" w:color="D9D2C6"/>
-          <w:right w:val="single" w:sz="4" w:color="D9D2C6"/>
-          <w:insideH w:val="single" w:sz="4" w:color="D9D2C6"/>
-          <w:insideV w:val="single" w:sz="4" w:color="D9D2C6"/>
-        </w:tblBorders>
-      </w:tblPr>
-      <w:tblGrid>
-        <w:gridCol w:w="9792"/>
-      </w:tblGrid>
-      <w:tr>
-        <w:tc>
-          <w:tcPr>
-            <w:tcW w:type="dxa" w:w="9792"/>
-          </w:tcPr>
-          <w:p>
-            <w:pPr>
-              <w:spacing w:after="40"/>
-            </w:pPr>
-            <w:r>
-              <w:rPr>
-                <w:rFonts w:ascii="Calibri" w:hAnsi="Calibri"/>
-                <w:sz w:val="23"/>
-              </w:rPr>
-              <w:t xml:space="preserve"> </w:t>
-            </w:r>
-          </w:p>
-        </w:tc>
-      </w:tr>
-    </w:tbl>
-    <w:p>
-      <w:pPr>
-        <w:spacing w:after="120" w:before="0" w:line="300" w:lineRule="auto"/>
-      </w:pPr>
-    </w:p>
-    <w:p>
-      <w:pPr>
-        <w:spacing w:after="40" w:before="0" w:line="300" w:lineRule="auto"/>
-      </w:pPr>
-      <w:r>
-        <w:rPr>
-          <w:rFonts w:ascii="Calibri" w:hAnsi="Calibri"/>
-          <w:b/>
-          <w:i w:val="0"/>
-          <w:color w:val="7A6450"/>
-          <w:sz w:val="20"/>
-        </w:rPr>
-        <w:t xml:space="preserve">Mood 3: </w:t>
-      </w:r>
-    </w:p>
-    <w:tbl>
-      <w:tblPr>
-        <w:tblW w:type="auto" w:w="0"/>
-        <w:tblLook w:firstColumn="1" w:firstRow="1" w:lastColumn="0" w:lastRow="0" w:noHBand="0" w:noVBand="1" w:val="04A0"/>
-        <w:tblBorders>
-          <w:top w:val="single" w:sz="4" w:color="D9D2C6"/>
-          <w:left w:val="single" w:sz="4" w:color="D9D2C6"/>
-          <w:bottom w:val="single" w:sz="4" w:color="D9D2C6"/>
-          <w:right w:val="single" w:sz="4" w:color="D9D2C6"/>
-          <w:insideH w:val="single" w:sz="4" w:color="D9D2C6"/>
-          <w:insideV w:val="single" w:sz="4" w:color="D9D2C6"/>
-        </w:tblBorders>
-      </w:tblPr>
-      <w:tblGrid>
-        <w:gridCol w:w="9792"/>
-      </w:tblGrid>
-      <w:tr>
-        <w:tc>
-          <w:tcPr>
-            <w:tcW w:type="dxa" w:w="9792"/>
-          </w:tcPr>
-          <w:p>
-            <w:pPr>
-              <w:spacing w:after="40"/>
-            </w:pPr>
-            <w:r>
-              <w:rPr>
-                <w:rFonts w:ascii="Calibri" w:hAnsi="Calibri"/>
-                <w:sz w:val="23"/>
-              </w:rPr>
-              <w:t xml:space="preserve"> </w:t>
-            </w:r>
-          </w:p>
-        </w:tc>
-      </w:tr>
-    </w:tbl>
-    <w:p>
-      <w:pPr>
-        <w:spacing w:after="120" w:before="0" w:line="300" w:lineRule="auto"/>
-      </w:pPr>
-    </w:p>
-    <w:p>
-      <w:pPr>
-        <w:spacing w:after="80" w:before="120" w:line="300" w:lineRule="auto"/>
-      </w:pPr>
-      <w:r>
-        <w:rPr>
-          <w:rFonts w:ascii="Calibri" w:hAnsi="Calibri"/>
-          <w:b/>
-          <w:i w:val="0"/>
-          <w:color w:val="005F65"/>
-          <w:sz w:val="22"/>
-        </w:rPr>
-        <w:t xml:space="preserve">c)  </w:t>
-      </w:r>
-      <w:r>
-        <w:rPr>
-          <w:rFonts w:ascii="Calibri" w:hAnsi="Calibri"/>
-          <w:b w:val="0"/>
-          <w:i w:val="0"/>
-          <w:color w:val="2B2B2B"/>
-          <w:sz w:val="22"/>
-        </w:rPr>
-        <w:t xml:space="preserve">Now change the mood. Rewrite this sentence so it feels </w:t>
-      </w:r>
-      <w:r>
-        <w:rPr>
-          <w:rFonts w:ascii="Calibri" w:hAnsi="Calibri"/>
-          <w:b/>
-          <w:i w:val="0"/>
-          <w:color w:val="2B2B2B"/>
-          <w:sz w:val="22"/>
-        </w:rPr>
-        <w:t>peaceful and happy</w:t>
-      </w:r>
-      <w:r>
-        <w:rPr>
-          <w:rFonts w:ascii="Calibri" w:hAnsi="Calibri"/>
-          <w:b w:val="0"/>
-          <w:i w:val="0"/>
-          <w:color w:val="2B2B2B"/>
-          <w:sz w:val="22"/>
-        </w:rPr>
-        <w:t xml:space="preserve"> instead:</w:t>
-      </w:r>
-    </w:p>
-    <w:tbl>
-      <w:tblPr>
-        <w:tblW w:type="auto" w:w="0"/>
-        <w:jc w:val="left"/>
-        <w:tblLook w:firstColumn="1" w:firstRow="1" w:lastColumn="0" w:lastRow="0" w:noHBand="0" w:noVBand="1" w:val="04A0"/>
-        <w:tblBorders>
-          <w:top w:val="single" w:sz="6" w:color="EADFCD"/>
-          <w:left w:val="single" w:sz="6" w:color="EADFCD"/>
-          <w:bottom w:val="single" w:sz="6" w:color="EADFCD"/>
-          <w:right w:val="single" w:sz="6" w:color="EADFCD"/>
-          <w:insideH w:val="single" w:sz="6" w:color="EADFCD"/>
-          <w:insideV w:val="single" w:sz="6" w:color="EADFCD"/>
-        </w:tblBorders>
-      </w:tblPr>
-      <w:tblGrid>
-        <w:gridCol w:w="9792"/>
-      </w:tblGrid>
-      <w:tr>
-        <w:tc>
-          <w:tcPr>
-            <w:tcW w:type="dxa" w:w="9792"/>
-            <w:shd w:val="clear" w:fill="FDF7EE"/>
-          </w:tcPr>
-          <w:p>
-            <w:pPr>
-              <w:spacing w:after="0" w:line="312" w:lineRule="auto"/>
-            </w:pPr>
-            <w:r>
-              <w:rPr>
-                <w:rFonts w:ascii="Calibri" w:hAnsi="Calibri"/>
-                <w:b w:val="0"/>
-                <w:i/>
-                <w:color w:val="A65F06"/>
-                <w:sz w:val="21"/>
-              </w:rPr>
-              <w:t>“She had been told never to come here. She had come anyway.”</w:t>
-            </w:r>
-          </w:p>
-        </w:tc>
-      </w:tr>
-    </w:tbl>
-    <w:p>
-      <w:pPr>
-        <w:spacing w:after="80" w:before="0" w:line="300" w:lineRule="auto"/>
-      </w:pPr>
-    </w:p>
-    <w:tbl>
-      <w:tblPr>
-        <w:tblW w:type="auto" w:w="0"/>
-        <w:tblLook w:firstColumn="1" w:firstRow="1" w:lastColumn="0" w:lastRow="0" w:noHBand="0" w:noVBand="1" w:val="04A0"/>
-        <w:tblBorders>
-          <w:top w:val="single" w:sz="4" w:color="D9D2C6"/>
-          <w:left w:val="single" w:sz="4" w:color="D9D2C6"/>
-          <w:bottom w:val="single" w:sz="4" w:color="D9D2C6"/>
-          <w:right w:val="single" w:sz="4" w:color="D9D2C6"/>
-          <w:insideH w:val="single" w:sz="4" w:color="D9D2C6"/>
-          <w:insideV w:val="single" w:sz="4" w:color="D9D2C6"/>
-        </w:tblBorders>
-      </w:tblPr>
-      <w:tblGrid>
-        <w:gridCol w:w="9792"/>
-      </w:tblGrid>
-      <w:tr>
-        <w:tc>
-          <w:tcPr>
-            <w:tcW w:type="dxa" w:w="9792"/>
-          </w:tcPr>
-          <w:p>
-            <w:pPr>
-              <w:spacing w:after="40"/>
-            </w:pPr>
-            <w:r>
-              <w:rPr>
-                <w:rFonts w:ascii="Calibri" w:hAnsi="Calibri"/>
-                <w:sz w:val="23"/>
-              </w:rPr>
-              <w:t xml:space="preserve"> </w:t>
-            </w:r>
-          </w:p>
-        </w:tc>
-      </w:tr>
-      <w:tr>
-        <w:tc>
-          <w:tcPr>
-            <w:tcW w:type="dxa" w:w="9792"/>
-          </w:tcPr>
-          <w:p>
-            <w:pPr>
-              <w:spacing w:after="40"/>
-            </w:pPr>
-            <w:r>
-              <w:rPr>
-                <w:rFonts w:ascii="Calibri" w:hAnsi="Calibri"/>
-                <w:sz w:val="23"/>
-              </w:rPr>
-              <w:t xml:space="preserve"> </w:t>
-            </w:r>
-          </w:p>
-        </w:tc>
-      </w:tr>
-    </w:tbl>
-    <w:p>
-      <w:pPr>
-        <w:spacing w:after="120" w:before="0" w:line="300" w:lineRule="auto"/>
-      </w:pPr>
-    </w:p>
-    <w:p>
-      <w:pPr>
-        <w:spacing w:after="40" w:before="0" w:line="300" w:lineRule="auto"/>
-      </w:pPr>
-      <w:r>
-        <w:rPr>
-          <w:rFonts w:ascii="Calibri" w:hAnsi="Calibri"/>
-          <w:b/>
-          <w:i w:val="0"/>
-          <w:color w:val="7A6450"/>
-          <w:sz w:val="20"/>
-        </w:rPr>
-        <w:t xml:space="preserve">Which words did you change to do it? </w:t>
-      </w:r>
-    </w:p>
-    <w:tbl>
-      <w:tblPr>
-        <w:tblW w:type="auto" w:w="0"/>
-        <w:tblLook w:firstColumn="1" w:firstRow="1" w:lastColumn="0" w:lastRow="0" w:noHBand="0" w:noVBand="1" w:val="04A0"/>
-        <w:tblBorders>
-          <w:top w:val="single" w:sz="4" w:color="D9D2C6"/>
-          <w:left w:val="single" w:sz="4" w:color="D9D2C6"/>
-          <w:bottom w:val="single" w:sz="4" w:color="D9D2C6"/>
-          <w:right w:val="single" w:sz="4" w:color="D9D2C6"/>
-          <w:insideH w:val="single" w:sz="4" w:color="D9D2C6"/>
-          <w:insideV w:val="single" w:sz="4" w:color="D9D2C6"/>
-        </w:tblBorders>
-      </w:tblPr>
-      <w:tblGrid>
-        <w:gridCol w:w="9792"/>
-      </w:tblGrid>
-      <w:tr>
-        <w:tc>
-          <w:tcPr>
-            <w:tcW w:type="dxa" w:w="9792"/>
-          </w:tcPr>
-          <w:p>
-            <w:pPr>
-              <w:spacing w:after="40"/>
-            </w:pPr>
-            <w:r>
-              <w:rPr>
-                <w:rFonts w:ascii="Calibri" w:hAnsi="Calibri"/>
-                <w:sz w:val="23"/>
-              </w:rPr>
-              <w:t xml:space="preserve"> </w:t>
-            </w:r>
-          </w:p>
-        </w:tc>
-      </w:tr>
-    </w:tbl>
-    <w:p>
-      <w:pPr>
-        <w:spacing w:after="120" w:before="0" w:line="300" w:lineRule="auto"/>
-      </w:pPr>
-    </w:p>
-    <w:p>
-      <w:pPr>
-        <w:spacing w:after="80" w:before="280" w:line="300" w:lineRule="auto"/>
-      </w:pPr>
-      <w:r>
-        <w:rPr>
-          <w:rFonts w:ascii="Calibri" w:hAnsi="Calibri"/>
-          <w:b/>
-          <w:i w:val="0"/>
-          <w:color w:val="46280A"/>
-          <w:sz w:val="26"/>
-        </w:rPr>
-        <w:t xml:space="preserve">3.  </w:t>
-      </w:r>
-      <w:r>
-        <w:rPr>
-          <w:rFonts w:ascii="Calibri" w:hAnsi="Calibri"/>
-          <w:b/>
-          <w:i w:val="0"/>
-          <w:color w:val="46280A"/>
-          <w:sz w:val="26"/>
-        </w:rPr>
-        <w:t>Take the word apart</w:t>
-      </w:r>
-    </w:p>
-    <w:p>
-      <w:pPr>
-        <w:spacing w:after="180" w:before="0" w:line="300" w:lineRule="auto"/>
-      </w:pPr>
-      <w:r>
-        <w:rPr>
-          <w:rFonts w:ascii="Calibri" w:hAnsi="Calibri"/>
-          <w:b w:val="0"/>
-          <w:i w:val="0"/>
-          <w:color w:val="7A6450"/>
-          <w:sz w:val="21"/>
-        </w:rPr>
-        <w:t>Many English words are built from ancient Greek and Latin parts. Once you know the parts, you can work out words you have never seen before. Fill in the table, with two examples for each.</w:t>
-      </w:r>
-    </w:p>
-    <w:tbl>
-      <w:tblPr>
-        <w:tblW w:type="auto" w:w="0"/>
-        <w:tblLook w:firstColumn="1" w:firstRow="1" w:lastColumn="0" w:lastRow="0" w:noHBand="0" w:noVBand="1" w:val="04A0"/>
-        <w:tblBorders>
-          <w:top w:val="single" w:sz="6" w:color="EADFCD"/>
-          <w:left w:val="single" w:sz="6" w:color="EADFCD"/>
-          <w:bottom w:val="single" w:sz="6" w:color="EADFCD"/>
-          <w:right w:val="single" w:sz="6" w:color="EADFCD"/>
-          <w:insideH w:val="single" w:sz="6" w:color="EADFCD"/>
-          <w:insideV w:val="single" w:sz="6" w:color="EADFCD"/>
-        </w:tblBorders>
-      </w:tblPr>
-      <w:tblGrid>
-        <w:gridCol w:w="2448"/>
-        <w:gridCol w:w="2448"/>
-        <w:gridCol w:w="2448"/>
-        <w:gridCol w:w="2448"/>
-      </w:tblGrid>
-      <w:tr>
-        <w:tc>
-          <w:tcPr>
-            <w:tcW w:type="dxa" w:w="2448"/>
-            <w:shd w:val="clear" w:fill="D7EDEC"/>
-          </w:tcPr>
-          <w:p>
-            <w:pPr>
-              <w:spacing w:after="60"/>
-            </w:pPr>
-            <w:r>
-              <w:rPr>
-                <w:rFonts w:ascii="Calibri" w:hAnsi="Calibri"/>
-                <w:b/>
-                <w:color w:val="005F65"/>
-                <w:sz w:val="19"/>
-              </w:rPr>
-              <w:t>Word part</w:t>
-            </w:r>
-          </w:p>
-        </w:tc>
-        <w:tc>
-          <w:tcPr>
-            <w:tcW w:type="dxa" w:w="2448"/>
-            <w:shd w:val="clear" w:fill="D7EDEC"/>
-          </w:tcPr>
-          <w:p>
-            <w:pPr>
-              <w:spacing w:after="60"/>
-            </w:pPr>
-            <w:r>
-              <w:rPr>
-                <w:rFonts w:ascii="Calibri" w:hAnsi="Calibri"/>
-                <w:b/>
-                <w:color w:val="005F65"/>
-                <w:sz w:val="19"/>
-              </w:rPr>
-              <w:t>What it means</w:t>
-            </w:r>
-          </w:p>
-        </w:tc>
-        <w:tc>
-          <w:tcPr>
-            <w:tcW w:type="dxa" w:w="2448"/>
-            <w:shd w:val="clear" w:fill="D7EDEC"/>
-          </w:tcPr>
-          <w:p>
-            <w:pPr>
-              <w:spacing w:after="60"/>
-            </w:pPr>
-            <w:r>
-              <w:rPr>
-                <w:rFonts w:ascii="Calibri" w:hAnsi="Calibri"/>
-                <w:b/>
-                <w:color w:val="005F65"/>
-                <w:sz w:val="19"/>
-              </w:rPr>
-              <w:t>Example word 1</w:t>
-            </w:r>
-          </w:p>
-        </w:tc>
-        <w:tc>
-          <w:tcPr>
-            <w:tcW w:type="dxa" w:w="2448"/>
-            <w:shd w:val="clear" w:fill="D7EDEC"/>
-          </w:tcPr>
-          <w:p>
-            <w:pPr>
-              <w:spacing w:after="60"/>
-            </w:pPr>
-            <w:r>
-              <w:rPr>
-                <w:rFonts w:ascii="Calibri" w:hAnsi="Calibri"/>
-                <w:b/>
-                <w:color w:val="005F65"/>
-                <w:sz w:val="19"/>
-              </w:rPr>
-              <w:t>Example word 2</w:t>
-            </w:r>
-          </w:p>
-        </w:tc>
-      </w:tr>
-      <w:tr>
-        <w:tc>
-          <w:tcPr>
-            <w:tcW w:type="dxa" w:w="2448"/>
-          </w:tcPr>
-          <w:p>
-            <w:pPr>
-              <w:spacing w:after="100" w:before="60"/>
-            </w:pPr>
-            <w:r>
-              <w:rPr>
-                <w:rFonts w:ascii="Calibri" w:hAnsi="Calibri"/>
-                <w:b/>
-                <w:color w:val="46280A"/>
-                <w:sz w:val="22"/>
-              </w:rPr>
-              <w:t>pro</w:t>
-            </w:r>
-          </w:p>
-        </w:tc>
-        <w:tc>
-          <w:tcPr>
-            <w:tcW w:type="dxa" w:w="2448"/>
-          </w:tcPr>
-          <w:p>
-            <w:pPr>
-              <w:spacing w:after="100" w:before="60"/>
-            </w:pPr>
-            <w:r>
-              <w:rPr>
-                <w:rFonts w:ascii="Calibri" w:hAnsi="Calibri"/>
-                <w:b w:val="0"/>
-                <w:color w:val="2B2B2B"/>
-                <w:sz w:val="22"/>
-              </w:rPr>
-              <w:t>before  (and also: in favour of)</w:t>
-            </w:r>
-          </w:p>
-        </w:tc>
-        <w:tc>
-          <w:tcPr>
-            <w:tcW w:type="dxa" w:w="2448"/>
-          </w:tcPr>
-          <w:p>
-            <w:pPr>
-              <w:spacing w:after="100" w:before="60"/>
-            </w:pPr>
-            <w:r>
-              <w:rPr>
-                <w:rFonts w:ascii="Calibri" w:hAnsi="Calibri"/>
-                <w:b w:val="0"/>
-                <w:color w:val="2B2B2B"/>
-                <w:sz w:val="22"/>
-              </w:rPr>
-              <w:t>prologue</w:t>
-            </w:r>
-          </w:p>
-        </w:tc>
-        <w:tc>
-          <w:tcPr>
-            <w:tcW w:type="dxa" w:w="2448"/>
-          </w:tcPr>
-          <w:p>
-            <w:pPr>
-              <w:spacing w:after="100" w:before="60"/>
-            </w:pPr>
-            <w:r>
-              <w:rPr>
-                <w:rFonts w:ascii="Calibri" w:hAnsi="Calibri"/>
-                <w:b w:val="0"/>
-                <w:color w:val="2B2B2B"/>
-                <w:sz w:val="22"/>
-              </w:rPr>
-            </w:r>
-          </w:p>
-        </w:tc>
-      </w:tr>
-      <w:tr>
-        <w:tc>
-          <w:tcPr>
-            <w:tcW w:type="dxa" w:w="2448"/>
-          </w:tcPr>
-          <w:p>
-            <w:pPr>
-              <w:spacing w:after="100" w:before="60"/>
-            </w:pPr>
-            <w:r>
-              <w:rPr>
-                <w:rFonts w:ascii="Calibri" w:hAnsi="Calibri"/>
-                <w:b/>
-                <w:color w:val="46280A"/>
-                <w:sz w:val="22"/>
-              </w:rPr>
-              <w:t>epi</w:t>
-            </w:r>
-          </w:p>
-        </w:tc>
-        <w:tc>
-          <w:tcPr>
-            <w:tcW w:type="dxa" w:w="2448"/>
-          </w:tcPr>
-          <w:p>
-            <w:pPr>
-              <w:spacing w:after="100" w:before="60"/>
-            </w:pPr>
-            <w:r>
-              <w:rPr>
-                <w:rFonts w:ascii="Calibri" w:hAnsi="Calibri"/>
-                <w:b w:val="0"/>
-                <w:color w:val="2B2B2B"/>
-                <w:sz w:val="22"/>
-              </w:rPr>
-            </w:r>
-          </w:p>
-        </w:tc>
-        <w:tc>
-          <w:tcPr>
-            <w:tcW w:type="dxa" w:w="2448"/>
-          </w:tcPr>
-          <w:p>
-            <w:pPr>
-              <w:spacing w:after="100" w:before="60"/>
-            </w:pPr>
-            <w:r>
-              <w:rPr>
-                <w:rFonts w:ascii="Calibri" w:hAnsi="Calibri"/>
-                <w:b w:val="0"/>
-                <w:color w:val="2B2B2B"/>
-                <w:sz w:val="22"/>
-              </w:rPr>
-              <w:t>epilogue</w:t>
-            </w:r>
-          </w:p>
-        </w:tc>
-        <w:tc>
-          <w:tcPr>
-            <w:tcW w:type="dxa" w:w="2448"/>
-          </w:tcPr>
-          <w:p>
-            <w:pPr>
-              <w:spacing w:after="100" w:before="60"/>
-            </w:pPr>
-            <w:r>
-              <w:rPr>
-                <w:rFonts w:ascii="Calibri" w:hAnsi="Calibri"/>
-                <w:b w:val="0"/>
-                <w:color w:val="2B2B2B"/>
-                <w:sz w:val="22"/>
-              </w:rPr>
-            </w:r>
-          </w:p>
-        </w:tc>
-      </w:tr>
-      <w:tr>
-        <w:tc>
-          <w:tcPr>
-            <w:tcW w:type="dxa" w:w="2448"/>
-          </w:tcPr>
-          <w:p>
-            <w:pPr>
-              <w:spacing w:after="100" w:before="60"/>
-            </w:pPr>
-            <w:r>
-              <w:rPr>
-                <w:rFonts w:ascii="Calibri" w:hAnsi="Calibri"/>
-                <w:b/>
-                <w:color w:val="46280A"/>
-                <w:sz w:val="22"/>
-              </w:rPr>
-              <w:t>mono</w:t>
-            </w:r>
-          </w:p>
-        </w:tc>
-        <w:tc>
-          <w:tcPr>
-            <w:tcW w:type="dxa" w:w="2448"/>
-          </w:tcPr>
-          <w:p>
-            <w:pPr>
-              <w:spacing w:after="100" w:before="60"/>
-            </w:pPr>
-            <w:r>
-              <w:rPr>
-                <w:rFonts w:ascii="Calibri" w:hAnsi="Calibri"/>
-                <w:b w:val="0"/>
-                <w:color w:val="2B2B2B"/>
-                <w:sz w:val="22"/>
-              </w:rPr>
-            </w:r>
-          </w:p>
-        </w:tc>
-        <w:tc>
-          <w:tcPr>
-            <w:tcW w:type="dxa" w:w="2448"/>
-          </w:tcPr>
-          <w:p>
-            <w:pPr>
-              <w:spacing w:after="100" w:before="60"/>
-            </w:pPr>
-            <w:r>
-              <w:rPr>
-                <w:rFonts w:ascii="Calibri" w:hAnsi="Calibri"/>
-                <w:b w:val="0"/>
-                <w:color w:val="2B2B2B"/>
-                <w:sz w:val="22"/>
-              </w:rPr>
-            </w:r>
-          </w:p>
-        </w:tc>
-        <w:tc>
-          <w:tcPr>
-            <w:tcW w:type="dxa" w:w="2448"/>
-          </w:tcPr>
-          <w:p>
-            <w:pPr>
-              <w:spacing w:after="100" w:before="60"/>
-            </w:pPr>
-            <w:r>
-              <w:rPr>
-                <w:rFonts w:ascii="Calibri" w:hAnsi="Calibri"/>
-                <w:b w:val="0"/>
-                <w:color w:val="2B2B2B"/>
-                <w:sz w:val="22"/>
-              </w:rPr>
-            </w:r>
-          </w:p>
-        </w:tc>
-      </w:tr>
-      <w:tr>
-        <w:tc>
-          <w:tcPr>
-            <w:tcW w:type="dxa" w:w="2448"/>
-          </w:tcPr>
-          <w:p>
-            <w:pPr>
-              <w:spacing w:after="100" w:before="60"/>
-            </w:pPr>
-            <w:r>
-              <w:rPr>
-                <w:rFonts w:ascii="Calibri" w:hAnsi="Calibri"/>
-                <w:b/>
-                <w:color w:val="46280A"/>
-                <w:sz w:val="22"/>
-              </w:rPr>
-              <w:t>auto</w:t>
-            </w:r>
-          </w:p>
-        </w:tc>
-        <w:tc>
-          <w:tcPr>
-            <w:tcW w:type="dxa" w:w="2448"/>
-          </w:tcPr>
-          <w:p>
-            <w:pPr>
-              <w:spacing w:after="100" w:before="60"/>
-            </w:pPr>
-            <w:r>
-              <w:rPr>
-                <w:rFonts w:ascii="Calibri" w:hAnsi="Calibri"/>
-                <w:b w:val="0"/>
-                <w:color w:val="2B2B2B"/>
-                <w:sz w:val="22"/>
-              </w:rPr>
-            </w:r>
-          </w:p>
-        </w:tc>
-        <w:tc>
-          <w:tcPr>
-            <w:tcW w:type="dxa" w:w="2448"/>
-          </w:tcPr>
-          <w:p>
-            <w:pPr>
-              <w:spacing w:after="100" w:before="60"/>
-            </w:pPr>
-            <w:r>
-              <w:rPr>
-                <w:rFonts w:ascii="Calibri" w:hAnsi="Calibri"/>
-                <w:b w:val="0"/>
-                <w:color w:val="2B2B2B"/>
-                <w:sz w:val="22"/>
-              </w:rPr>
-            </w:r>
-          </w:p>
-        </w:tc>
-        <w:tc>
-          <w:tcPr>
-            <w:tcW w:type="dxa" w:w="2448"/>
-          </w:tcPr>
-          <w:p>
-            <w:pPr>
-              <w:spacing w:after="100" w:before="60"/>
-            </w:pPr>
-            <w:r>
-              <w:rPr>
-                <w:rFonts w:ascii="Calibri" w:hAnsi="Calibri"/>
-                <w:b w:val="0"/>
-                <w:color w:val="2B2B2B"/>
-                <w:sz w:val="22"/>
-              </w:rPr>
-            </w:r>
-          </w:p>
-        </w:tc>
-      </w:tr>
-      <w:tr>
-        <w:tc>
-          <w:tcPr>
-            <w:tcW w:type="dxa" w:w="2448"/>
-          </w:tcPr>
-          <w:p>
-            <w:pPr>
-              <w:spacing w:after="100" w:before="60"/>
-            </w:pPr>
-            <w:r>
-              <w:rPr>
-                <w:rFonts w:ascii="Calibri" w:hAnsi="Calibri"/>
-                <w:b/>
-                <w:color w:val="46280A"/>
-                <w:sz w:val="22"/>
-              </w:rPr>
-              <w:t>micro</w:t>
-            </w:r>
-          </w:p>
-        </w:tc>
-        <w:tc>
-          <w:tcPr>
-            <w:tcW w:type="dxa" w:w="2448"/>
-          </w:tcPr>
-          <w:p>
-            <w:pPr>
-              <w:spacing w:after="100" w:before="60"/>
-            </w:pPr>
-            <w:r>
-              <w:rPr>
-                <w:rFonts w:ascii="Calibri" w:hAnsi="Calibri"/>
-                <w:b w:val="0"/>
-                <w:color w:val="2B2B2B"/>
-                <w:sz w:val="22"/>
-              </w:rPr>
-            </w:r>
-          </w:p>
-        </w:tc>
-        <w:tc>
-          <w:tcPr>
-            <w:tcW w:type="dxa" w:w="2448"/>
-          </w:tcPr>
-          <w:p>
-            <w:pPr>
-              <w:spacing w:after="100" w:before="60"/>
-            </w:pPr>
-            <w:r>
-              <w:rPr>
-                <w:rFonts w:ascii="Calibri" w:hAnsi="Calibri"/>
-                <w:b w:val="0"/>
-                <w:color w:val="2B2B2B"/>
-                <w:sz w:val="22"/>
-              </w:rPr>
-            </w:r>
-          </w:p>
-        </w:tc>
-        <w:tc>
-          <w:tcPr>
-            <w:tcW w:type="dxa" w:w="2448"/>
-          </w:tcPr>
-          <w:p>
-            <w:pPr>
-              <w:spacing w:after="100" w:before="60"/>
-            </w:pPr>
-            <w:r>
-              <w:rPr>
-                <w:rFonts w:ascii="Calibri" w:hAnsi="Calibri"/>
-                <w:b w:val="0"/>
-                <w:color w:val="2B2B2B"/>
-                <w:sz w:val="22"/>
-              </w:rPr>
-            </w:r>
-          </w:p>
-        </w:tc>
-      </w:tr>
-      <w:tr>
-        <w:tc>
-          <w:tcPr>
-            <w:tcW w:type="dxa" w:w="2448"/>
-          </w:tcPr>
-          <w:p>
-            <w:pPr>
-              <w:spacing w:after="100" w:before="60"/>
-            </w:pPr>
-            <w:r>
-              <w:rPr>
-                <w:rFonts w:ascii="Calibri" w:hAnsi="Calibri"/>
-                <w:b/>
-                <w:color w:val="46280A"/>
-                <w:sz w:val="22"/>
-              </w:rPr>
-              <w:t>trans</w:t>
-            </w:r>
-          </w:p>
-        </w:tc>
-        <w:tc>
-          <w:tcPr>
-            <w:tcW w:type="dxa" w:w="2448"/>
-          </w:tcPr>
-          <w:p>
-            <w:pPr>
-              <w:spacing w:after="100" w:before="60"/>
-            </w:pPr>
-            <w:r>
-              <w:rPr>
-                <w:rFonts w:ascii="Calibri" w:hAnsi="Calibri"/>
-                <w:b w:val="0"/>
-                <w:color w:val="2B2B2B"/>
-                <w:sz w:val="22"/>
-              </w:rPr>
-            </w:r>
-          </w:p>
-        </w:tc>
-        <w:tc>
-          <w:tcPr>
-            <w:tcW w:type="dxa" w:w="2448"/>
-          </w:tcPr>
-          <w:p>
-            <w:pPr>
-              <w:spacing w:after="100" w:before="60"/>
-            </w:pPr>
-            <w:r>
-              <w:rPr>
-                <w:rFonts w:ascii="Calibri" w:hAnsi="Calibri"/>
-                <w:b w:val="0"/>
-                <w:color w:val="2B2B2B"/>
-                <w:sz w:val="22"/>
-              </w:rPr>
-            </w:r>
-          </w:p>
-        </w:tc>
-        <w:tc>
-          <w:tcPr>
-            <w:tcW w:type="dxa" w:w="2448"/>
-          </w:tcPr>
-          <w:p>
-            <w:pPr>
-              <w:spacing w:after="100" w:before="60"/>
-            </w:pPr>
-            <w:r>
-              <w:rPr>
-                <w:rFonts w:ascii="Calibri" w:hAnsi="Calibri"/>
-                <w:b w:val="0"/>
-                <w:color w:val="2B2B2B"/>
-                <w:sz w:val="22"/>
-              </w:rPr>
-            </w:r>
-          </w:p>
-        </w:tc>
-      </w:tr>
-      <w:tr>
-        <w:tc>
-          <w:tcPr>
-            <w:tcW w:type="dxa" w:w="2448"/>
-          </w:tcPr>
-          <w:p>
-            <w:pPr>
-              <w:spacing w:after="100" w:before="60"/>
-            </w:pPr>
-            <w:r>
-              <w:rPr>
-                <w:rFonts w:ascii="Calibri" w:hAnsi="Calibri"/>
-                <w:b/>
-                <w:color w:val="46280A"/>
-                <w:sz w:val="22"/>
-              </w:rPr>
-              <w:t>sub</w:t>
-            </w:r>
-          </w:p>
-        </w:tc>
-        <w:tc>
-          <w:tcPr>
-            <w:tcW w:type="dxa" w:w="2448"/>
-          </w:tcPr>
-          <w:p>
-            <w:pPr>
-              <w:spacing w:after="100" w:before="60"/>
-            </w:pPr>
-            <w:r>
-              <w:rPr>
-                <w:rFonts w:ascii="Calibri" w:hAnsi="Calibri"/>
-                <w:b w:val="0"/>
-                <w:color w:val="2B2B2B"/>
-                <w:sz w:val="22"/>
-              </w:rPr>
-            </w:r>
-          </w:p>
-        </w:tc>
-        <w:tc>
-          <w:tcPr>
-            <w:tcW w:type="dxa" w:w="2448"/>
-          </w:tcPr>
-          <w:p>
-            <w:pPr>
-              <w:spacing w:after="100" w:before="60"/>
-            </w:pPr>
-            <w:r>
-              <w:rPr>
-                <w:rFonts w:ascii="Calibri" w:hAnsi="Calibri"/>
-                <w:b w:val="0"/>
-                <w:color w:val="2B2B2B"/>
-                <w:sz w:val="22"/>
-              </w:rPr>
-            </w:r>
-          </w:p>
-        </w:tc>
-        <w:tc>
-          <w:tcPr>
-            <w:tcW w:type="dxa" w:w="2448"/>
-          </w:tcPr>
-          <w:p>
-            <w:pPr>
-              <w:spacing w:after="100" w:before="60"/>
-            </w:pPr>
-            <w:r>
-              <w:rPr>
-                <w:rFonts w:ascii="Calibri" w:hAnsi="Calibri"/>
-                <w:b w:val="0"/>
-                <w:color w:val="2B2B2B"/>
-                <w:sz w:val="22"/>
-              </w:rPr>
-            </w:r>
-          </w:p>
-        </w:tc>
-      </w:tr>
-    </w:tbl>
-    <w:p>
-      <w:pPr>
-        <w:spacing w:after="200" w:before="0" w:line="300" w:lineRule="auto"/>
-      </w:pPr>
-    </w:p>
-    <w:p>
-      <w:pPr>
-        <w:spacing w:after="140" w:before="120" w:line="300" w:lineRule="auto"/>
-      </w:pPr>
-      <w:r>
-        <w:rPr>
-          <w:rFonts w:ascii="Calibri" w:hAnsi="Calibri"/>
-          <w:b/>
-          <w:i w:val="0"/>
-          <w:color w:val="46280A"/>
-          <w:sz w:val="22"/>
-        </w:rPr>
-        <w:t xml:space="preserve">The </w:t>
-      </w:r>
-      <w:r>
-        <w:rPr>
-          <w:rFonts w:ascii="Calibri" w:hAnsi="Calibri"/>
-          <w:b/>
-          <w:i/>
-          <w:color w:val="46280A"/>
-          <w:sz w:val="22"/>
-        </w:rPr>
-        <w:t>logos</w:t>
-      </w:r>
-      <w:r>
-        <w:rPr>
-          <w:rFonts w:ascii="Calibri" w:hAnsi="Calibri"/>
-          <w:b/>
-          <w:i w:val="0"/>
-          <w:color w:val="46280A"/>
-          <w:sz w:val="22"/>
-        </w:rPr>
-        <w:t xml:space="preserve"> family. </w:t>
-      </w:r>
-      <w:r>
-        <w:rPr>
-          <w:rFonts w:ascii="Calibri" w:hAnsi="Calibri"/>
-          <w:b w:val="0"/>
-          <w:i/>
-          <w:color w:val="2B2B2B"/>
-          <w:sz w:val="22"/>
-        </w:rPr>
-        <w:t>logos</w:t>
-      </w:r>
-      <w:r>
-        <w:rPr>
-          <w:rFonts w:ascii="Calibri" w:hAnsi="Calibri"/>
-          <w:b w:val="0"/>
-          <w:i w:val="0"/>
-          <w:color w:val="2B2B2B"/>
-          <w:sz w:val="22"/>
-        </w:rPr>
-        <w:t xml:space="preserve"> is Greek for </w:t>
-      </w:r>
-      <w:r>
-        <w:rPr>
-          <w:rFonts w:ascii="Calibri" w:hAnsi="Calibri"/>
-          <w:b/>
-          <w:i w:val="0"/>
-          <w:color w:val="2B2B2B"/>
-          <w:sz w:val="22"/>
-        </w:rPr>
-        <w:t>word</w:t>
-      </w:r>
-      <w:r>
-        <w:rPr>
-          <w:rFonts w:ascii="Calibri" w:hAnsi="Calibri"/>
-          <w:b w:val="0"/>
-          <w:i w:val="0"/>
-          <w:color w:val="2B2B2B"/>
-          <w:sz w:val="22"/>
-        </w:rPr>
-        <w:t xml:space="preserve"> or </w:t>
-      </w:r>
-      <w:r>
-        <w:rPr>
-          <w:rFonts w:ascii="Calibri" w:hAnsi="Calibri"/>
-          <w:b/>
-          <w:i w:val="0"/>
-          <w:color w:val="2B2B2B"/>
-          <w:sz w:val="22"/>
-        </w:rPr>
-        <w:t>speech</w:t>
-      </w:r>
-      <w:r>
-        <w:rPr>
-          <w:rFonts w:ascii="Calibri" w:hAnsi="Calibri"/>
-          <w:b w:val="0"/>
-          <w:i w:val="0"/>
-          <w:color w:val="2B2B2B"/>
-          <w:sz w:val="22"/>
-        </w:rPr>
-        <w:t>. Explain what each of these means, using the parts:</w:t>
-      </w:r>
-    </w:p>
-    <w:p>
-      <w:pPr>
-        <w:spacing w:after="120" w:before="0" w:line="300" w:lineRule="auto"/>
-      </w:pPr>
-      <w:r>
-        <w:rPr>
-          <w:rFonts w:ascii="Calibri" w:hAnsi="Calibri"/>
-          <w:b/>
-          <w:i w:val="0"/>
-          <w:color w:val="005F65"/>
-          <w:sz w:val="22"/>
-        </w:rPr>
-        <w:t>prologue</w:t>
-      </w:r>
-      <w:r>
-        <w:rPr>
-          <w:rFonts w:ascii="Calibri" w:hAnsi="Calibri"/>
-          <w:b w:val="0"/>
-          <w:i w:val="0"/>
-          <w:color w:val="7A6450"/>
-          <w:sz w:val="22"/>
-        </w:rPr>
-        <w:t xml:space="preserve">  =  </w:t>
-      </w:r>
-      <w:r>
-        <w:rPr>
-          <w:rFonts w:ascii="Calibri" w:hAnsi="Calibri"/>
-          <w:b w:val="0"/>
-          <w:i/>
-          <w:color w:val="7A6450"/>
-          <w:sz w:val="20"/>
-        </w:rPr>
-        <w:t>pro + logos</w:t>
-      </w:r>
-      <w:r>
-        <w:rPr>
-          <w:rFonts w:ascii="Calibri" w:hAnsi="Calibri"/>
-          <w:b w:val="0"/>
-          <w:i w:val="0"/>
-          <w:color w:val="7A6450"/>
-          <w:sz w:val="22"/>
-        </w:rPr>
-        <w:t xml:space="preserve">  →  </w:t>
-      </w:r>
-      <w:r>
-        <w:rPr>
-          <w:rFonts w:ascii="Calibri" w:hAnsi="Calibri"/>
-          <w:b w:val="0"/>
-          <w:i w:val="0"/>
-          <w:color w:val="7A6450"/>
-          <w:sz w:val="22"/>
-        </w:rPr>
-        <w:t>_______________________________________________</w:t>
-      </w:r>
-    </w:p>
-    <w:p>
-      <w:pPr>
-        <w:spacing w:after="120" w:before="0" w:line="300" w:lineRule="auto"/>
-      </w:pPr>
-      <w:r>
-        <w:rPr>
-          <w:rFonts w:ascii="Calibri" w:hAnsi="Calibri"/>
-          <w:b/>
-          <w:i w:val="0"/>
-          <w:color w:val="005F65"/>
-          <w:sz w:val="22"/>
-        </w:rPr>
-        <w:t>epilogue</w:t>
-      </w:r>
-      <w:r>
-        <w:rPr>
-          <w:rFonts w:ascii="Calibri" w:hAnsi="Calibri"/>
-          <w:b w:val="0"/>
-          <w:i w:val="0"/>
-          <w:color w:val="7A6450"/>
-          <w:sz w:val="22"/>
-        </w:rPr>
-        <w:t xml:space="preserve">  =  </w:t>
-      </w:r>
-      <w:r>
-        <w:rPr>
-          <w:rFonts w:ascii="Calibri" w:hAnsi="Calibri"/>
-          <w:b w:val="0"/>
-          <w:i/>
-          <w:color w:val="7A6450"/>
-          <w:sz w:val="20"/>
-        </w:rPr>
-        <w:t>epi + logos</w:t>
-      </w:r>
-      <w:r>
-        <w:rPr>
-          <w:rFonts w:ascii="Calibri" w:hAnsi="Calibri"/>
-          <w:b w:val="0"/>
-          <w:i w:val="0"/>
-          <w:color w:val="7A6450"/>
-          <w:sz w:val="22"/>
-        </w:rPr>
-        <w:t xml:space="preserve">  →  </w:t>
-      </w:r>
-      <w:r>
-        <w:rPr>
-          <w:rFonts w:ascii="Calibri" w:hAnsi="Calibri"/>
-          <w:b w:val="0"/>
-          <w:i w:val="0"/>
-          <w:color w:val="7A6450"/>
-          <w:sz w:val="22"/>
-        </w:rPr>
-        <w:t>_______________________________________________</w:t>
-      </w:r>
-    </w:p>
-    <w:p>
-      <w:pPr>
-        <w:spacing w:after="120" w:before="0" w:line="300" w:lineRule="auto"/>
-      </w:pPr>
-      <w:r>
-        <w:rPr>
-          <w:rFonts w:ascii="Calibri" w:hAnsi="Calibri"/>
-          <w:b/>
-          <w:i w:val="0"/>
-          <w:color w:val="005F65"/>
-          <w:sz w:val="22"/>
-        </w:rPr>
-        <w:t>monologue</w:t>
-      </w:r>
-      <w:r>
-        <w:rPr>
-          <w:rFonts w:ascii="Calibri" w:hAnsi="Calibri"/>
-          <w:b w:val="0"/>
-          <w:i w:val="0"/>
-          <w:color w:val="7A6450"/>
-          <w:sz w:val="22"/>
-        </w:rPr>
-        <w:t xml:space="preserve">  =  </w:t>
-      </w:r>
-      <w:r>
-        <w:rPr>
-          <w:rFonts w:ascii="Calibri" w:hAnsi="Calibri"/>
-          <w:b w:val="0"/>
-          <w:i/>
-          <w:color w:val="7A6450"/>
-          <w:sz w:val="20"/>
-        </w:rPr>
-        <w:t>mono + logos</w:t>
-      </w:r>
-      <w:r>
-        <w:rPr>
-          <w:rFonts w:ascii="Calibri" w:hAnsi="Calibri"/>
-          <w:b w:val="0"/>
-          <w:i w:val="0"/>
-          <w:color w:val="7A6450"/>
-          <w:sz w:val="22"/>
-        </w:rPr>
-        <w:t xml:space="preserve">  →  </w:t>
-      </w:r>
-      <w:r>
-        <w:rPr>
-          <w:rFonts w:ascii="Calibri" w:hAnsi="Calibri"/>
-          <w:b w:val="0"/>
-          <w:i w:val="0"/>
-          <w:color w:val="7A6450"/>
-          <w:sz w:val="22"/>
-        </w:rPr>
-        <w:t>_______________________________________________</w:t>
-      </w:r>
-    </w:p>
-    <w:p>
-      <w:pPr>
-        <w:spacing w:after="120" w:before="0" w:line="300" w:lineRule="auto"/>
-      </w:pPr>
-      <w:r>
-        <w:rPr>
-          <w:rFonts w:ascii="Calibri" w:hAnsi="Calibri"/>
-          <w:b/>
-          <w:i w:val="0"/>
-          <w:color w:val="005F65"/>
-          <w:sz w:val="22"/>
-        </w:rPr>
-        <w:t>dialogue</w:t>
-      </w:r>
-      <w:r>
-        <w:rPr>
-          <w:rFonts w:ascii="Calibri" w:hAnsi="Calibri"/>
-          <w:b w:val="0"/>
-          <w:i w:val="0"/>
-          <w:color w:val="7A6450"/>
-          <w:sz w:val="22"/>
-        </w:rPr>
-        <w:t xml:space="preserve">  =  </w:t>
-      </w:r>
-      <w:r>
-        <w:rPr>
-          <w:rFonts w:ascii="Calibri" w:hAnsi="Calibri"/>
-          <w:b w:val="0"/>
-          <w:i/>
-          <w:color w:val="7A6450"/>
-          <w:sz w:val="20"/>
-        </w:rPr>
-        <w:t>dia (between) + logos</w:t>
-      </w:r>
-      <w:r>
-        <w:rPr>
-          <w:rFonts w:ascii="Calibri" w:hAnsi="Calibri"/>
-          <w:b w:val="0"/>
-          <w:i w:val="0"/>
-          <w:color w:val="7A6450"/>
-          <w:sz w:val="22"/>
-        </w:rPr>
-        <w:t xml:space="preserve">  →  </w:t>
-      </w:r>
-      <w:r>
-        <w:rPr>
-          <w:rFonts w:ascii="Calibri" w:hAnsi="Calibri"/>
-          <w:b w:val="0"/>
-          <w:i w:val="0"/>
-          <w:color w:val="7A6450"/>
-          <w:sz w:val="22"/>
-        </w:rPr>
-        <w:t>_______________________________________________</w:t>
-      </w:r>
-    </w:p>
-    <w:p>
-      <w:pPr>
-        <w:spacing w:after="120" w:before="0" w:line="300" w:lineRule="auto"/>
-      </w:pPr>
-      <w:r>
-        <w:rPr>
-          <w:rFonts w:ascii="Calibri" w:hAnsi="Calibri"/>
-          <w:b/>
-          <w:i w:val="0"/>
-          <w:color w:val="005F65"/>
-          <w:sz w:val="22"/>
-        </w:rPr>
-        <w:t>biology</w:t>
-      </w:r>
-      <w:r>
-        <w:rPr>
-          <w:rFonts w:ascii="Calibri" w:hAnsi="Calibri"/>
-          <w:b w:val="0"/>
-          <w:i w:val="0"/>
-          <w:color w:val="7A6450"/>
-          <w:sz w:val="22"/>
-        </w:rPr>
-        <w:t xml:space="preserve">  =  </w:t>
-      </w:r>
-      <w:r>
-        <w:rPr>
-          <w:rFonts w:ascii="Calibri" w:hAnsi="Calibri"/>
-          <w:b w:val="0"/>
-          <w:i/>
-          <w:color w:val="7A6450"/>
-          <w:sz w:val="20"/>
-        </w:rPr>
-        <w:t>bio (life) + logos</w:t>
-      </w:r>
-      <w:r>
-        <w:rPr>
-          <w:rFonts w:ascii="Calibri" w:hAnsi="Calibri"/>
-          <w:b w:val="0"/>
-          <w:i w:val="0"/>
-          <w:color w:val="7A6450"/>
-          <w:sz w:val="22"/>
-        </w:rPr>
-        <w:t xml:space="preserve">  →  </w:t>
-      </w:r>
-      <w:r>
-        <w:rPr>
-          <w:rFonts w:ascii="Calibri" w:hAnsi="Calibri"/>
-          <w:b w:val="0"/>
-          <w:i w:val="0"/>
-          <w:color w:val="7A6450"/>
-          <w:sz w:val="22"/>
-        </w:rPr>
-        <w:t>_______________________________________________</w:t>
-      </w:r>
-    </w:p>
-    <w:tbl>
-      <w:tblPr>
-        <w:tblW w:type="auto" w:w="0"/>
-        <w:jc w:val="left"/>
-        <w:tblLook w:firstColumn="1" w:firstRow="1" w:lastColumn="0" w:lastRow="0" w:noHBand="0" w:noVBand="1" w:val="04A0"/>
-        <w:tblBorders>
-          <w:top w:val="single" w:sz="6" w:color="FEA74A"/>
-          <w:left w:val="single" w:sz="6" w:color="FEA74A"/>
-          <w:bottom w:val="single" w:sz="6" w:color="FEA74A"/>
-          <w:right w:val="single" w:sz="6" w:color="FEA74A"/>
-          <w:insideH w:val="single" w:sz="6" w:color="FEA74A"/>
-          <w:insideV w:val="single" w:sz="6" w:color="FEA74A"/>
-        </w:tblBorders>
-      </w:tblPr>
-      <w:tblGrid>
-        <w:gridCol w:w="9792"/>
-      </w:tblGrid>
-      <w:tr>
-        <w:tc>
-          <w:tcPr>
-            <w:tcW w:type="dxa" w:w="9792"/>
-            <w:shd w:val="clear" w:fill="FFF0DC"/>
-          </w:tcPr>
-          <w:p>
-            <w:pPr>
-              <w:spacing w:after="60" w:line="312" w:lineRule="auto"/>
-            </w:pPr>
-            <w:r>
-              <w:rPr>
-                <w:rFonts w:ascii="Calibri" w:hAnsi="Calibri"/>
-                <w:b/>
-                <w:i w:val="0"/>
-                <w:color w:val="A65F06"/>
-                <w:sz w:val="21"/>
-              </w:rPr>
-              <w:t>Bonus, for a dancer.</w:t>
-            </w:r>
-          </w:p>
-          <w:p>
-            <w:pPr>
-              <w:spacing w:after="0" w:line="312" w:lineRule="auto"/>
-            </w:pPr>
-            <w:r>
-              <w:rPr>
-                <w:rFonts w:ascii="Calibri" w:hAnsi="Calibri"/>
-                <w:b w:val="0"/>
-                <w:i w:val="0"/>
-                <w:color w:val="A65F06"/>
-                <w:sz w:val="21"/>
-              </w:rPr>
-              <w:t>choreography = khoreia (dancing) + graphein (to write). A choreographer literally writes a dance down. Can you find two more English words built on graphein?</w:t>
-            </w:r>
-          </w:p>
-        </w:tc>
-      </w:tr>
-    </w:tbl>
-    <w:p>
-      <w:pPr>
-        <w:spacing w:after="80" w:before="0" w:line="300" w:lineRule="auto"/>
-      </w:pPr>
-    </w:p>
-    <w:tbl>
-      <w:tblPr>
-        <w:tblW w:type="auto" w:w="0"/>
-        <w:tblLook w:firstColumn="1" w:firstRow="1" w:lastColumn="0" w:lastRow="0" w:noHBand="0" w:noVBand="1" w:val="04A0"/>
-        <w:tblBorders>
-          <w:top w:val="single" w:sz="4" w:color="D9D2C6"/>
-          <w:left w:val="single" w:sz="4" w:color="D9D2C6"/>
-          <w:bottom w:val="single" w:sz="4" w:color="D9D2C6"/>
-          <w:right w:val="single" w:sz="4" w:color="D9D2C6"/>
-          <w:insideH w:val="single" w:sz="4" w:color="D9D2C6"/>
-          <w:insideV w:val="single" w:sz="4" w:color="D9D2C6"/>
-        </w:tblBorders>
-      </w:tblPr>
-      <w:tblGrid>
-        <w:gridCol w:w="9792"/>
-      </w:tblGrid>
-      <w:tr>
-        <w:tc>
-          <w:tcPr>
-            <w:tcW w:type="dxa" w:w="9792"/>
-          </w:tcPr>
-          <w:p>
-            <w:pPr>
-              <w:spacing w:after="40"/>
-            </w:pPr>
-            <w:r>
-              <w:rPr>
-                <w:rFonts w:ascii="Calibri" w:hAnsi="Calibri"/>
-                <w:sz w:val="23"/>
-              </w:rPr>
-              <w:t xml:space="preserve"> </w:t>
-            </w:r>
-          </w:p>
-        </w:tc>
-      </w:tr>
-    </w:tbl>
-    <w:p>
-      <w:pPr>
-        <w:spacing w:after="120" w:before="0" w:line="300" w:lineRule="auto"/>
-      </w:pPr>
-    </w:p>
-    <w:p>
-      <w:pPr>
-        <w:spacing w:after="80" w:before="280" w:line="300" w:lineRule="auto"/>
-      </w:pPr>
-      <w:r>
-        <w:rPr>
-          <w:rFonts w:ascii="Calibri" w:hAnsi="Calibri"/>
-          <w:b/>
-          <w:i w:val="0"/>
-          <w:color w:val="46280A"/>
-          <w:sz w:val="26"/>
-        </w:rPr>
-        <w:t xml:space="preserve">4.  </w:t>
-      </w:r>
-      <w:r>
-        <w:rPr>
-          <w:rFonts w:ascii="Calibri" w:hAnsi="Calibri"/>
-          <w:b/>
-          <w:i w:val="0"/>
-          <w:color w:val="46280A"/>
-          <w:sz w:val="26"/>
-        </w:rPr>
-        <w:t>Write your own prologue</w:t>
-      </w:r>
-    </w:p>
-    <w:p>
-      <w:pPr>
-        <w:spacing w:after="120" w:before="0" w:line="300" w:lineRule="auto"/>
-      </w:pPr>
-      <w:r>
-        <w:rPr>
-          <w:rFonts w:ascii="Calibri" w:hAnsi="Calibri"/>
-          <w:b w:val="0"/>
-          <w:i w:val="0"/>
-          <w:color w:val="7A6450"/>
-          <w:sz w:val="21"/>
-        </w:rPr>
-        <w:t>This is the big one. Write a prologue in TWO parts, like the ones we have read:</w:t>
-      </w:r>
-    </w:p>
-    <w:tbl>
-      <w:tblPr>
-        <w:tblW w:type="auto" w:w="0"/>
-        <w:jc w:val="left"/>
-        <w:tblLook w:firstColumn="1" w:firstRow="1" w:lastColumn="0" w:lastRow="0" w:noHBand="0" w:noVBand="1" w:val="04A0"/>
-        <w:tblBorders>
-          <w:top w:val="single" w:sz="6" w:color="D1481F"/>
-          <w:left w:val="single" w:sz="6" w:color="D1481F"/>
-          <w:bottom w:val="single" w:sz="6" w:color="D1481F"/>
-          <w:right w:val="single" w:sz="6" w:color="D1481F"/>
-          <w:insideH w:val="single" w:sz="6" w:color="D1481F"/>
-          <w:insideV w:val="single" w:sz="6" w:color="D1481F"/>
-        </w:tblBorders>
-      </w:tblPr>
-      <w:tblGrid>
-        <w:gridCol w:w="9792"/>
-      </w:tblGrid>
-      <w:tr>
-        <w:tc>
-          <w:tcPr>
-            <w:tcW w:type="dxa" w:w="9792"/>
-            <w:shd w:val="clear" w:fill="FBE3D8"/>
-          </w:tcPr>
-          <w:p>
-            <w:pPr>
-              <w:spacing w:after="100" w:line="312" w:lineRule="auto"/>
-            </w:pPr>
-            <w:r>
-              <w:rPr>
-                <w:rFonts w:ascii="Calibri" w:hAnsi="Calibri"/>
-                <w:b w:val="0"/>
-                <w:i w:val="0"/>
-                <w:color w:val="2B2B2B"/>
-                <w:sz w:val="21"/>
-              </w:rPr>
-              <w:t>Part 1: a scene, written about someone else (use “she” or “he”). Set the character, the place and the time. Two or three short paragraphs.</w:t>
-            </w:r>
-          </w:p>
-          <w:p>
-            <w:pPr>
-              <w:spacing w:after="80" w:line="312" w:lineRule="auto"/>
-            </w:pPr>
-            <w:r>
-              <w:rPr>
-                <w:rFonts w:ascii="Calibri" w:hAnsi="Calibri"/>
-                <w:b w:val="0"/>
-                <w:i w:val="0"/>
-                <w:color w:val="2B2B2B"/>
-                <w:sz w:val="21"/>
-              </w:rPr>
-              <w:t>Part 2: a short note, written by someone else, speaking straight to the reader (use “I” and “you”). Three or four sentences, signed with a single letter.</w:t>
-            </w:r>
-          </w:p>
-          <w:p>
-            <w:pPr>
-              <w:spacing w:after="0" w:line="312" w:lineRule="auto"/>
-            </w:pPr>
-            <w:r>
-              <w:rPr>
-                <w:rFonts w:ascii="Calibri" w:hAnsi="Calibri"/>
-                <w:b/>
-                <w:i w:val="0"/>
-                <w:color w:val="A6330F"/>
-                <w:sz w:val="21"/>
-              </w:rPr>
-              <w:t>You must plant THREE clues on purpose. Do not explain them. Make your reader work them out.</w:t>
-            </w:r>
-          </w:p>
-        </w:tc>
-      </w:tr>
-    </w:tbl>
-    <w:p>
-      <w:pPr>
-        <w:spacing w:after="80" w:before="0" w:line="300" w:lineRule="auto"/>
-      </w:pPr>
-    </w:p>
-    <w:p>
-      <w:pPr>
-        <w:spacing w:after="100" w:before="0" w:line="300" w:lineRule="auto"/>
-      </w:pPr>
-      <w:r>
-        <w:rPr>
-          <w:rFonts w:ascii="Calibri" w:hAnsi="Calibri"/>
-          <w:b w:val="0"/>
-          <w:i w:val="0"/>
-          <w:color w:val="7A6450"/>
-          <w:sz w:val="20"/>
-        </w:rPr>
-        <w:t>Write your prologue here (continue on the back or in your book if you need more room):</w:t>
-      </w:r>
-    </w:p>
-    <w:tbl>
-      <w:tblPr>
-        <w:tblW w:type="auto" w:w="0"/>
-        <w:tblLook w:firstColumn="1" w:firstRow="1" w:lastColumn="0" w:lastRow="0" w:noHBand="0" w:noVBand="1" w:val="04A0"/>
-        <w:tblBorders>
-          <w:top w:val="single" w:sz="4" w:color="D9D2C6"/>
-          <w:left w:val="single" w:sz="4" w:color="D9D2C6"/>
-          <w:bottom w:val="single" w:sz="4" w:color="D9D2C6"/>
-          <w:right w:val="single" w:sz="4" w:color="D9D2C6"/>
-          <w:insideH w:val="single" w:sz="4" w:color="D9D2C6"/>
-          <w:insideV w:val="single" w:sz="4" w:color="D9D2C6"/>
-        </w:tblBorders>
-      </w:tblPr>
-      <w:tblGrid>
-        <w:gridCol w:w="9792"/>
-      </w:tblGrid>
-      <w:tr>
-        <w:tc>
-          <w:tcPr>
-            <w:tcW w:type="dxa" w:w="9792"/>
-          </w:tcPr>
-          <w:p>
-            <w:pPr>
-              <w:spacing w:after="40"/>
-            </w:pPr>
-            <w:r>
-              <w:rPr>
-                <w:rFonts w:ascii="Calibri" w:hAnsi="Calibri"/>
-                <w:sz w:val="23"/>
-              </w:rPr>
-              <w:t xml:space="preserve"> </w:t>
-            </w:r>
-          </w:p>
-        </w:tc>
-      </w:tr>
-      <w:tr>
-        <w:tc>
-          <w:tcPr>
-            <w:tcW w:type="dxa" w:w="9792"/>
-          </w:tcPr>
-          <w:p>
-            <w:pPr>
-              <w:spacing w:after="40"/>
-            </w:pPr>
-            <w:r>
-              <w:rPr>
-                <w:rFonts w:ascii="Calibri" w:hAnsi="Calibri"/>
-                <w:sz w:val="23"/>
-              </w:rPr>
-              <w:t xml:space="preserve"> </w:t>
-            </w:r>
-          </w:p>
-        </w:tc>
-      </w:tr>
-      <w:tr>
-        <w:tc>
-          <w:tcPr>
-            <w:tcW w:type="dxa" w:w="9792"/>
-          </w:tcPr>
-          <w:p>
-            <w:pPr>
-              <w:spacing w:after="40"/>
-            </w:pPr>
-            <w:r>
-              <w:rPr>
-                <w:rFonts w:ascii="Calibri" w:hAnsi="Calibri"/>
-                <w:sz w:val="23"/>
-              </w:rPr>
-              <w:t xml:space="preserve"> </w:t>
-            </w:r>
-          </w:p>
-        </w:tc>
-      </w:tr>
-      <w:tr>
-        <w:tc>
-          <w:tcPr>
-            <w:tcW w:type="dxa" w:w="9792"/>
-          </w:tcPr>
-          <w:p>
-            <w:pPr>
-              <w:spacing w:after="40"/>
-            </w:pPr>
-            <w:r>
-              <w:rPr>
-                <w:rFonts w:ascii="Calibri" w:hAnsi="Calibri"/>
-                <w:sz w:val="23"/>
-              </w:rPr>
-              <w:t xml:space="preserve"> </w:t>
-            </w:r>
-          </w:p>
-        </w:tc>
-      </w:tr>
-      <w:tr>
-        <w:tc>
-          <w:tcPr>
-            <w:tcW w:type="dxa" w:w="9792"/>
-          </w:tcPr>
-          <w:p>
-            <w:pPr>
-              <w:spacing w:after="40"/>
-            </w:pPr>
-            <w:r>
-              <w:rPr>
-                <w:rFonts w:ascii="Calibri" w:hAnsi="Calibri"/>
-                <w:sz w:val="23"/>
-              </w:rPr>
-              <w:t xml:space="preserve"> </w:t>
-            </w:r>
-          </w:p>
-        </w:tc>
-      </w:tr>
-      <w:tr>
-        <w:tc>
-          <w:tcPr>
-            <w:tcW w:type="dxa" w:w="9792"/>
-          </w:tcPr>
-          <w:p>
-            <w:pPr>
-              <w:spacing w:after="40"/>
-            </w:pPr>
-            <w:r>
-              <w:rPr>
-                <w:rFonts w:ascii="Calibri" w:hAnsi="Calibri"/>
-                <w:sz w:val="23"/>
-              </w:rPr>
-              <w:t xml:space="preserve"> </w:t>
-            </w:r>
-          </w:p>
-        </w:tc>
-      </w:tr>
-      <w:tr>
-        <w:tc>
-          <w:tcPr>
-            <w:tcW w:type="dxa" w:w="9792"/>
-          </w:tcPr>
-          <w:p>
-            <w:pPr>
-              <w:spacing w:after="40"/>
-            </w:pPr>
-            <w:r>
-              <w:rPr>
-                <w:rFonts w:ascii="Calibri" w:hAnsi="Calibri"/>
-                <w:sz w:val="23"/>
-              </w:rPr>
-              <w:t xml:space="preserve"> </w:t>
-            </w:r>
-          </w:p>
-        </w:tc>
-      </w:tr>
-      <w:tr>
-        <w:tc>
-          <w:tcPr>
-            <w:tcW w:type="dxa" w:w="9792"/>
-          </w:tcPr>
-          <w:p>
-            <w:pPr>
-              <w:spacing w:after="40"/>
-            </w:pPr>
-            <w:r>
-              <w:rPr>
-                <w:rFonts w:ascii="Calibri" w:hAnsi="Calibri"/>
-                <w:sz w:val="23"/>
-              </w:rPr>
-              <w:t xml:space="preserve"> </w:t>
-            </w:r>
-          </w:p>
-        </w:tc>
-      </w:tr>
-      <w:tr>
-        <w:tc>
-          <w:tcPr>
-            <w:tcW w:type="dxa" w:w="9792"/>
-          </w:tcPr>
-          <w:p>
-            <w:pPr>
-              <w:spacing w:after="40"/>
-            </w:pPr>
-            <w:r>
-              <w:rPr>
-                <w:rFonts w:ascii="Calibri" w:hAnsi="Calibri"/>
-                <w:sz w:val="23"/>
-              </w:rPr>
-              <w:t xml:space="preserve"> </w:t>
-            </w:r>
-          </w:p>
-        </w:tc>
-      </w:tr>
-      <w:tr>
-        <w:tc>
-          <w:tcPr>
-            <w:tcW w:type="dxa" w:w="9792"/>
-          </w:tcPr>
-          <w:p>
-            <w:pPr>
-              <w:spacing w:after="40"/>
-            </w:pPr>
-            <w:r>
-              <w:rPr>
-                <w:rFonts w:ascii="Calibri" w:hAnsi="Calibri"/>
-                <w:sz w:val="23"/>
-              </w:rPr>
-              <w:t xml:space="preserve"> </w:t>
-            </w:r>
-          </w:p>
-        </w:tc>
-      </w:tr>
-      <w:tr>
-        <w:tc>
-          <w:tcPr>
-            <w:tcW w:type="dxa" w:w="9792"/>
-          </w:tcPr>
-          <w:p>
-            <w:pPr>
-              <w:spacing w:after="40"/>
-            </w:pPr>
-            <w:r>
-              <w:rPr>
-                <w:rFonts w:ascii="Calibri" w:hAnsi="Calibri"/>
-                <w:sz w:val="23"/>
-              </w:rPr>
-              <w:t xml:space="preserve"> </w:t>
-            </w:r>
-          </w:p>
-        </w:tc>
-      </w:tr>
-      <w:tr>
-        <w:tc>
-          <w:tcPr>
-            <w:tcW w:type="dxa" w:w="9792"/>
-          </w:tcPr>
-          <w:p>
-            <w:pPr>
-              <w:spacing w:after="40"/>
-            </w:pPr>
-            <w:r>
-              <w:rPr>
-                <w:rFonts w:ascii="Calibri" w:hAnsi="Calibri"/>
-                <w:sz w:val="23"/>
-              </w:rPr>
-              <w:t xml:space="preserve"> </w:t>
-            </w:r>
-          </w:p>
-        </w:tc>
-      </w:tr>
-    </w:tbl>
-    <w:p>
-      <w:pPr>
-        <w:spacing w:after="120" w:before="0" w:line="300" w:lineRule="auto"/>
-      </w:pPr>
-    </w:p>
-    <w:p>
-      <w:pPr>
-        <w:spacing w:after="120" w:before="120" w:line="300" w:lineRule="auto"/>
-      </w:pPr>
-      <w:r>
-        <w:rPr>
-          <w:rFonts w:ascii="Calibri" w:hAnsi="Calibri"/>
-          <w:b/>
-          <w:i w:val="0"/>
-          <w:color w:val="46280A"/>
-          <w:sz w:val="22"/>
-        </w:rPr>
-        <w:t xml:space="preserve">Now give your clues away. </w:t>
-      </w:r>
-      <w:r>
-        <w:rPr>
-          <w:rFonts w:ascii="Calibri" w:hAnsi="Calibri"/>
-          <w:b w:val="0"/>
-          <w:i w:val="0"/>
-          <w:color w:val="2B2B2B"/>
-          <w:sz w:val="22"/>
-        </w:rPr>
-        <w:t>For each one, write what you planted and what you wanted the reader to work out.</w:t>
-      </w:r>
-    </w:p>
-    <w:p>
-      <w:pPr>
-        <w:spacing w:after="40" w:before="0" w:line="300" w:lineRule="auto"/>
-      </w:pPr>
-      <w:r>
-        <w:rPr>
-          <w:rFonts w:ascii="Calibri" w:hAnsi="Calibri"/>
-          <w:b/>
-          <w:i w:val="0"/>
-          <w:color w:val="7A6450"/>
-          <w:sz w:val="20"/>
-        </w:rPr>
-        <w:t xml:space="preserve">Clue 1 · I wrote: </w:t>
-      </w:r>
-    </w:p>
-    <w:tbl>
-      <w:tblPr>
-        <w:tblW w:type="auto" w:w="0"/>
-        <w:tblLook w:firstColumn="1" w:firstRow="1" w:lastColumn="0" w:lastRow="0" w:noHBand="0" w:noVBand="1" w:val="04A0"/>
-        <w:tblBorders>
-          <w:top w:val="single" w:sz="4" w:color="D9D2C6"/>
-          <w:left w:val="single" w:sz="4" w:color="D9D2C6"/>
-          <w:bottom w:val="single" w:sz="4" w:color="D9D2C6"/>
-          <w:right w:val="single" w:sz="4" w:color="D9D2C6"/>
-          <w:insideH w:val="single" w:sz="4" w:color="D9D2C6"/>
-          <w:insideV w:val="single" w:sz="4" w:color="D9D2C6"/>
-        </w:tblBorders>
-      </w:tblPr>
-      <w:tblGrid>
-        <w:gridCol w:w="9792"/>
-      </w:tblGrid>
-      <w:tr>
-        <w:tc>
-          <w:tcPr>
-            <w:tcW w:type="dxa" w:w="9792"/>
-          </w:tcPr>
-          <w:p>
-            <w:pPr>
-              <w:spacing w:after="40"/>
-            </w:pPr>
-            <w:r>
-              <w:rPr>
-                <w:rFonts w:ascii="Calibri" w:hAnsi="Calibri"/>
-                <w:sz w:val="23"/>
-              </w:rPr>
-              <w:t xml:space="preserve"> </w:t>
-            </w:r>
-          </w:p>
-        </w:tc>
-      </w:tr>
-    </w:tbl>
-    <w:p>
-      <w:pPr>
-        <w:spacing w:after="120" w:before="0" w:line="300" w:lineRule="auto"/>
-      </w:pPr>
-    </w:p>
-    <w:p>
-      <w:pPr>
-        <w:spacing w:after="40" w:before="0" w:line="300" w:lineRule="auto"/>
-      </w:pPr>
-      <w:r>
-        <w:rPr>
-          <w:rFonts w:ascii="Calibri" w:hAnsi="Calibri"/>
-          <w:b/>
-          <w:i w:val="0"/>
-          <w:color w:val="7A6450"/>
-          <w:sz w:val="20"/>
-        </w:rPr>
-        <w:t xml:space="preserve">          I wanted the reader to think: </w:t>
-      </w:r>
-    </w:p>
-    <w:tbl>
-      <w:tblPr>
-        <w:tblW w:type="auto" w:w="0"/>
-        <w:tblLook w:firstColumn="1" w:firstRow="1" w:lastColumn="0" w:lastRow="0" w:noHBand="0" w:noVBand="1" w:val="04A0"/>
-        <w:tblBorders>
-          <w:top w:val="single" w:sz="4" w:color="D9D2C6"/>
-          <w:left w:val="single" w:sz="4" w:color="D9D2C6"/>
-          <w:bottom w:val="single" w:sz="4" w:color="D9D2C6"/>
-          <w:right w:val="single" w:sz="4" w:color="D9D2C6"/>
-          <w:insideH w:val="single" w:sz="4" w:color="D9D2C6"/>
-          <w:insideV w:val="single" w:sz="4" w:color="D9D2C6"/>
-        </w:tblBorders>
-      </w:tblPr>
-      <w:tblGrid>
-        <w:gridCol w:w="9792"/>
-      </w:tblGrid>
-      <w:tr>
-        <w:tc>
-          <w:tcPr>
-            <w:tcW w:type="dxa" w:w="9792"/>
-          </w:tcPr>
-          <w:p>
-            <w:pPr>
-              <w:spacing w:after="40"/>
-            </w:pPr>
-            <w:r>
-              <w:rPr>
-                <w:rFonts w:ascii="Calibri" w:hAnsi="Calibri"/>
-                <w:sz w:val="23"/>
-              </w:rPr>
-              <w:t xml:space="preserve"> </w:t>
-            </w:r>
-          </w:p>
-        </w:tc>
-      </w:tr>
-    </w:tbl>
-    <w:p>
-      <w:pPr>
-        <w:spacing w:after="120" w:before="0" w:line="300" w:lineRule="auto"/>
-      </w:pPr>
-    </w:p>
-    <w:p>
-      <w:pPr>
-        <w:spacing w:after="40" w:before="0" w:line="300" w:lineRule="auto"/>
-      </w:pPr>
-      <w:r>
-        <w:rPr>
-          <w:rFonts w:ascii="Calibri" w:hAnsi="Calibri"/>
-          <w:b/>
-          <w:i w:val="0"/>
-          <w:color w:val="7A6450"/>
-          <w:sz w:val="20"/>
-        </w:rPr>
-        <w:t xml:space="preserve">Clue 2 · I wrote: </w:t>
-      </w:r>
-    </w:p>
-    <w:tbl>
-      <w:tblPr>
-        <w:tblW w:type="auto" w:w="0"/>
-        <w:tblLook w:firstColumn="1" w:firstRow="1" w:lastColumn="0" w:lastRow="0" w:noHBand="0" w:noVBand="1" w:val="04A0"/>
-        <w:tblBorders>
-          <w:top w:val="single" w:sz="4" w:color="D9D2C6"/>
-          <w:left w:val="single" w:sz="4" w:color="D9D2C6"/>
-          <w:bottom w:val="single" w:sz="4" w:color="D9D2C6"/>
-          <w:right w:val="single" w:sz="4" w:color="D9D2C6"/>
-          <w:insideH w:val="single" w:sz="4" w:color="D9D2C6"/>
-          <w:insideV w:val="single" w:sz="4" w:color="D9D2C6"/>
-        </w:tblBorders>
-      </w:tblPr>
-      <w:tblGrid>
-        <w:gridCol w:w="9792"/>
-      </w:tblGrid>
-      <w:tr>
-        <w:tc>
-          <w:tcPr>
-            <w:tcW w:type="dxa" w:w="9792"/>
-          </w:tcPr>
-          <w:p>
-            <w:pPr>
-              <w:spacing w:after="40"/>
-            </w:pPr>
-            <w:r>
-              <w:rPr>
-                <w:rFonts w:ascii="Calibri" w:hAnsi="Calibri"/>
-                <w:sz w:val="23"/>
-              </w:rPr>
-              <w:t xml:space="preserve"> </w:t>
-            </w:r>
-          </w:p>
-        </w:tc>
-      </w:tr>
-    </w:tbl>
-    <w:p>
-      <w:pPr>
-        <w:spacing w:after="120" w:before="0" w:line="300" w:lineRule="auto"/>
-      </w:pPr>
-    </w:p>
-    <w:p>
-      <w:pPr>
-        <w:spacing w:after="40" w:before="0" w:line="300" w:lineRule="auto"/>
-      </w:pPr>
-      <w:r>
-        <w:rPr>
-          <w:rFonts w:ascii="Calibri" w:hAnsi="Calibri"/>
-          <w:b/>
-          <w:i w:val="0"/>
-          <w:color w:val="7A6450"/>
-          <w:sz w:val="20"/>
-        </w:rPr>
-        <w:t xml:space="preserve">          I wanted the reader to think: </w:t>
-      </w:r>
-    </w:p>
-    <w:tbl>
-      <w:tblPr>
-        <w:tblW w:type="auto" w:w="0"/>
-        <w:tblLook w:firstColumn="1" w:firstRow="1" w:lastColumn="0" w:lastRow="0" w:noHBand="0" w:noVBand="1" w:val="04A0"/>
-        <w:tblBorders>
-          <w:top w:val="single" w:sz="4" w:color="D9D2C6"/>
-          <w:left w:val="single" w:sz="4" w:color="D9D2C6"/>
-          <w:bottom w:val="single" w:sz="4" w:color="D9D2C6"/>
-          <w:right w:val="single" w:sz="4" w:color="D9D2C6"/>
-          <w:insideH w:val="single" w:sz="4" w:color="D9D2C6"/>
-          <w:insideV w:val="single" w:sz="4" w:color="D9D2C6"/>
-        </w:tblBorders>
-      </w:tblPr>
-      <w:tblGrid>
-        <w:gridCol w:w="9792"/>
-      </w:tblGrid>
-      <w:tr>
-        <w:tc>
-          <w:tcPr>
-            <w:tcW w:type="dxa" w:w="9792"/>
-          </w:tcPr>
-          <w:p>
-            <w:pPr>
-              <w:spacing w:after="40"/>
-            </w:pPr>
-            <w:r>
-              <w:rPr>
-                <w:rFonts w:ascii="Calibri" w:hAnsi="Calibri"/>
-                <w:sz w:val="23"/>
-              </w:rPr>
-              <w:t xml:space="preserve"> </w:t>
-            </w:r>
-          </w:p>
-        </w:tc>
-      </w:tr>
-    </w:tbl>
-    <w:p>
-      <w:pPr>
-        <w:spacing w:after="120" w:before="0" w:line="300" w:lineRule="auto"/>
-      </w:pPr>
-    </w:p>
-    <w:p>
-      <w:pPr>
-        <w:spacing w:after="40" w:before="0" w:line="300" w:lineRule="auto"/>
-      </w:pPr>
-      <w:r>
-        <w:rPr>
-          <w:rFonts w:ascii="Calibri" w:hAnsi="Calibri"/>
-          <w:b/>
-          <w:i w:val="0"/>
-          <w:color w:val="7A6450"/>
-          <w:sz w:val="20"/>
-        </w:rPr>
-        <w:t xml:space="preserve">Clue 3 · I wrote: </w:t>
-      </w:r>
-    </w:p>
-    <w:tbl>
-      <w:tblPr>
-        <w:tblW w:type="auto" w:w="0"/>
-        <w:tblLook w:firstColumn="1" w:firstRow="1" w:lastColumn="0" w:lastRow="0" w:noHBand="0" w:noVBand="1" w:val="04A0"/>
-        <w:tblBorders>
-          <w:top w:val="single" w:sz="4" w:color="D9D2C6"/>
-          <w:left w:val="single" w:sz="4" w:color="D9D2C6"/>
-          <w:bottom w:val="single" w:sz="4" w:color="D9D2C6"/>
-          <w:right w:val="single" w:sz="4" w:color="D9D2C6"/>
-          <w:insideH w:val="single" w:sz="4" w:color="D9D2C6"/>
-          <w:insideV w:val="single" w:sz="4" w:color="D9D2C6"/>
-        </w:tblBorders>
-      </w:tblPr>
-      <w:tblGrid>
-        <w:gridCol w:w="9792"/>
-      </w:tblGrid>
-      <w:tr>
-        <w:tc>
-          <w:tcPr>
-            <w:tcW w:type="dxa" w:w="9792"/>
-          </w:tcPr>
-          <w:p>
-            <w:pPr>
-              <w:spacing w:after="40"/>
-            </w:pPr>
-            <w:r>
-              <w:rPr>
-                <w:rFonts w:ascii="Calibri" w:hAnsi="Calibri"/>
-                <w:sz w:val="23"/>
-              </w:rPr>
-              <w:t xml:space="preserve"> </w:t>
-            </w:r>
-          </w:p>
-        </w:tc>
-      </w:tr>
-    </w:tbl>
-    <w:p>
-      <w:pPr>
-        <w:spacing w:after="120" w:before="0" w:line="300" w:lineRule="auto"/>
-      </w:pPr>
-    </w:p>
-    <w:p>
-      <w:pPr>
-        <w:spacing w:after="40" w:before="0" w:line="300" w:lineRule="auto"/>
-      </w:pPr>
-      <w:r>
-        <w:rPr>
-          <w:rFonts w:ascii="Calibri" w:hAnsi="Calibri"/>
-          <w:b/>
-          <w:i w:val="0"/>
-          <w:color w:val="7A6450"/>
-          <w:sz w:val="20"/>
-        </w:rPr>
-        <w:t xml:space="preserve">          I wanted the reader to think: </w:t>
-      </w:r>
-    </w:p>
-    <w:tbl>
-      <w:tblPr>
-        <w:tblW w:type="auto" w:w="0"/>
-        <w:tblLook w:firstColumn="1" w:firstRow="1" w:lastColumn="0" w:lastRow="0" w:noHBand="0" w:noVBand="1" w:val="04A0"/>
-        <w:tblBorders>
-          <w:top w:val="single" w:sz="4" w:color="D9D2C6"/>
-          <w:left w:val="single" w:sz="4" w:color="D9D2C6"/>
-          <w:bottom w:val="single" w:sz="4" w:color="D9D2C6"/>
-          <w:right w:val="single" w:sz="4" w:color="D9D2C6"/>
-          <w:insideH w:val="single" w:sz="4" w:color="D9D2C6"/>
-          <w:insideV w:val="single" w:sz="4" w:color="D9D2C6"/>
-        </w:tblBorders>
-      </w:tblPr>
-      <w:tblGrid>
-        <w:gridCol w:w="9792"/>
-      </w:tblGrid>
-      <w:tr>
-        <w:tc>
-          <w:tcPr>
-            <w:tcW w:type="dxa" w:w="9792"/>
-          </w:tcPr>
-          <w:p>
-            <w:pPr>
-              <w:spacing w:after="40"/>
-            </w:pPr>
-            <w:r>
-              <w:rPr>
-                <w:rFonts w:ascii="Calibri" w:hAnsi="Calibri"/>
-                <w:sz w:val="23"/>
-              </w:rPr>
-              <w:t xml:space="preserve"> </w:t>
-            </w:r>
-          </w:p>
-        </w:tc>
-      </w:tr>
-    </w:tbl>
-    <w:p>
-      <w:pPr>
-        <w:spacing w:after="120" w:before="0" w:line="300" w:lineRule="auto"/>
-      </w:pPr>
-    </w:p>
-    <w:p>
-      <w:pPr>
-        <w:spacing w:after="80" w:before="280" w:line="300" w:lineRule="auto"/>
-      </w:pPr>
-      <w:r>
-        <w:rPr>
-          <w:rFonts w:ascii="Calibri" w:hAnsi="Calibri"/>
-          <w:b/>
-          <w:i w:val="0"/>
-          <w:color w:val="46280A"/>
-          <w:sz w:val="26"/>
-        </w:rPr>
-        <w:t xml:space="preserve">5.  </w:t>
-      </w:r>
-      <w:r>
-        <w:rPr>
-          <w:rFonts w:ascii="Calibri" w:hAnsi="Calibri"/>
-          <w:b/>
-          <w:i w:val="0"/>
-          <w:color w:val="46280A"/>
-          <w:sz w:val="26"/>
-        </w:rPr>
-        <w:t>One honest question</w:t>
-      </w:r>
-    </w:p>
-    <w:p>
-      <w:pPr>
-        <w:spacing w:after="120" w:before="0" w:line="300" w:lineRule="auto"/>
-      </w:pPr>
-      <w:r>
-        <w:rPr>
-          <w:rFonts w:ascii="Calibri" w:hAnsi="Calibri"/>
-          <w:b w:val="0"/>
-          <w:i w:val="0"/>
-          <w:color w:val="7A6450"/>
-          <w:sz w:val="21"/>
-        </w:rPr>
-        <w:t>Which of your three clues are you proudest of, and why? Give this a proper answer rather than one line. Explaining your own choices is how you get better at making them.</w:t>
-      </w:r>
-    </w:p>
-    <w:tbl>
-      <w:tblPr>
-        <w:tblW w:type="auto" w:w="0"/>
-        <w:tblLook w:firstColumn="1" w:firstRow="1" w:lastColumn="0" w:lastRow="0" w:noHBand="0" w:noVBand="1" w:val="04A0"/>
-        <w:tblBorders>
-          <w:top w:val="single" w:sz="4" w:color="D9D2C6"/>
-          <w:left w:val="single" w:sz="4" w:color="D9D2C6"/>
-          <w:bottom w:val="single" w:sz="4" w:color="D9D2C6"/>
-          <w:right w:val="single" w:sz="4" w:color="D9D2C6"/>
-          <w:insideH w:val="single" w:sz="4" w:color="D9D2C6"/>
-          <w:insideV w:val="single" w:sz="4" w:color="D9D2C6"/>
-        </w:tblBorders>
-      </w:tblPr>
-      <w:tblGrid>
-        <w:gridCol w:w="9792"/>
-      </w:tblGrid>
-      <w:tr>
-        <w:tc>
-          <w:tcPr>
-            <w:tcW w:type="dxa" w:w="9792"/>
-          </w:tcPr>
-          <w:p>
-            <w:pPr>
-              <w:spacing w:after="40"/>
-            </w:pPr>
-            <w:r>
-              <w:rPr>
-                <w:rFonts w:ascii="Calibri" w:hAnsi="Calibri"/>
-                <w:sz w:val="23"/>
-              </w:rPr>
-              <w:t xml:space="preserve"> </w:t>
-            </w:r>
-          </w:p>
-        </w:tc>
-      </w:tr>
-      <w:tr>
-        <w:tc>
-          <w:tcPr>
-            <w:tcW w:type="dxa" w:w="9792"/>
-          </w:tcPr>
-          <w:p>
-            <w:pPr>
-              <w:spacing w:after="40"/>
-            </w:pPr>
-            <w:r>
-              <w:rPr>
-                <w:rFonts w:ascii="Calibri" w:hAnsi="Calibri"/>
-                <w:sz w:val="23"/>
-              </w:rPr>
-              <w:t xml:space="preserve"> </w:t>
-            </w:r>
-          </w:p>
-        </w:tc>
-      </w:tr>
-      <w:tr>
-        <w:tc>
-          <w:tcPr>
-            <w:tcW w:type="dxa" w:w="9792"/>
-          </w:tcPr>
-          <w:p>
-            <w:pPr>
-              <w:spacing w:after="40"/>
-            </w:pPr>
-            <w:r>
-              <w:rPr>
-                <w:rFonts w:ascii="Calibri" w:hAnsi="Calibri"/>
-                <w:sz w:val="23"/>
-              </w:rPr>
-              <w:t xml:space="preserve"> </w:t>
-            </w:r>
-          </w:p>
-        </w:tc>
-      </w:tr>
-      <w:tr>
-        <w:tc>
-          <w:tcPr>
-            <w:tcW w:type="dxa" w:w="9792"/>
-          </w:tcPr>
-          <w:p>
-            <w:pPr>
-              <w:spacing w:after="40"/>
-            </w:pPr>
-            <w:r>
-              <w:rPr>
-                <w:rFonts w:ascii="Calibri" w:hAnsi="Calibri"/>
-                <w:sz w:val="23"/>
-              </w:rPr>
-              <w:t xml:space="preserve"> </w:t>
-            </w:r>
-          </w:p>
-        </w:tc>
-      </w:tr>
-    </w:tbl>
-    <w:p>
-      <w:pPr>
-        <w:spacing w:after="120" w:before="0" w:line="300" w:lineRule="auto"/>
-      </w:pPr>
-    </w:p>
-    <w:p>
-      <w:pPr>
-        <w:spacing w:after="120" w:before="0" w:line="300" w:lineRule="auto"/>
-      </w:pPr>
-    </w:p>
-    <w:tbl>
-      <w:tblPr>
-        <w:tblW w:type="auto" w:w="0"/>
-        <w:jc w:val="left"/>
-        <w:tblLook w:firstColumn="1" w:firstRow="1" w:lastColumn="0" w:lastRow="0" w:noHBand="0" w:noVBand="1" w:val="04A0"/>
-        <w:tblBorders>
-          <w:top w:val="single" w:sz="6" w:color="007C83"/>
-          <w:left w:val="single" w:sz="6" w:color="007C83"/>
-          <w:bottom w:val="single" w:sz="6" w:color="007C83"/>
-          <w:right w:val="single" w:sz="6" w:color="007C83"/>
-          <w:insideH w:val="single" w:sz="6" w:color="007C83"/>
-          <w:insideV w:val="single" w:sz="6" w:color="007C83"/>
-        </w:tblBorders>
-      </w:tblPr>
-      <w:tblGrid>
-        <w:gridCol w:w="9792"/>
-      </w:tblGrid>
-      <w:tr>
-        <w:tc>
-          <w:tcPr>
-            <w:tcW w:type="dxa" w:w="9792"/>
-            <w:shd w:val="clear" w:fill="D7EDEC"/>
-          </w:tcPr>
-          <w:p>
-            <w:pPr>
-              <w:spacing w:after="0" w:line="312" w:lineRule="auto"/>
-            </w:pPr>
-            <w:r>
-              <w:rPr>
-                <w:rFonts w:ascii="Calibri" w:hAnsi="Calibri"/>
-                <w:b/>
-                <w:i w:val="0"/>
-                <w:color w:val="005F65"/>
-                <w:sz w:val="21"/>
-              </w:rPr>
-              <w:t>Before you hand in:  check that every answer in Task 1 has a quotation with it. An answer without evidence is only an opinion, and in Cambridge reading papers it is worth far fewer marks.</w:t>
-            </w:r>
-          </w:p>
-        </w:tc>
-      </w:tr>
-    </w:tbl>
-    <w:p>
-      <w:pPr>
-        <w:spacing w:after="80" w:before="0" w:line="300" w:lineRule="auto"/>
-      </w:pPr>
-    </w:p>
     <w:sectPr>
       <w:pgSz w:w="12240" w:h="15840"/>
-      <w:pgMar w:top="1008" w:right="1224" w:bottom="1008" w:left="1224" w:header="720" w:footer="720" w:gutter="0"/>
+      <w:pgMar w:top="864" w:right="1152" w:bottom="864" w:left="1152" w:header="720" w:footer="720" w:gutter="0"/>
       <w:cols w:space="720"/>
       <w:docGrid w:linePitch="360"/>
     </w:sectPr>
